--- a/00_ไฟล์ส่งงาน_Smart_Queue_Food/01_เล่มรายงาน_Smart_Queue_Food_ฉบับสมบูรณ์.docx
+++ b/00_ไฟล์ส่งงาน_Smart_Queue_Food/01_เล่มรายงาน_Smart_Queue_Food_ฉบับสมบูรณ์.docx
@@ -1006,7 +1006,7 @@
           <w:lang w:val="th-TH" w:eastAsia="th-TH" w:bidi="th-TH"/>
           <w:noProof/>
         </w:rPr>
-        <w:t>รายงาน​โครงงาน​ฉบับ​นี้​จัดทำ​ขึ้น​เพื่อ​เป็น​ส่วนหนึ่ง​ของ​รายวิชา 080203914 ผู้ประกอบการ​นวัตกรรม (Innovative Technopreneurs) ภาคการศึกษา​ที่ 1 ปีการศึกษา 2569 โดย​มี​วัตถุประสงค์​เพื่อ​นำ​องค์ความรู้​ด้าน​การพัฒนา​นวัตกรรม การ​วิเคราะห์​โมเดล​ธุรกิจ และ​กระบวนการ​คิด​เชิง​ออกแบบ (Design Thinking) มา​ประยุกต์ใช้​ใน​การ​แก้ไขปัญหา​จริง​ใน​ชีวิตประจำวัน​ของ​ประชาคม​ชาว​มหาวิทยาลัย​เทคโนโลยี​พระ​จอมเกล้า​พระนครเหนือ วิทยาเขต​ปราจีนบุรี</w:t>
+        <w:t>รายงาน​โครง​งาน​ฉบับ​นี้​จัด​ทำ​ขึ้น​เพื่อ​เป็น​ส่วน​หนึ่ง​ของ​รายวิชา 080203914 ผู้​ประกอบ​การ​นวัตกรรม (Innovative Technopreneurs) ภาค​การ​ศึกษา​ที่ 1 ปี​การ​ศึกษา 2569 โดย​มี​วัตถุประสงค์​เพื่อ​นำ​องค์​ความ​รู้​ด้าน​การ​พัฒนา​นวัตกรรม การ​วิเคราะห์​โมเดล​ธุรกิจ และ​กระบวนการ​คิด​เชิง​ออกแบบ (Design Thinking) มา​ประยุกต์​ใช้​ใน​การ​แก้ไข​ปัญหา​จริง​ใน​ชีวิต​ประจำ​วัน​ของ​ประชาคม​ชาว​มหาวิทยาลัย​เทคโนโลยี​พระจอมเกล้า​พระนครเหนือ วิทยาเขต​ปราจีนบุรี</w:t>
       </w:r>
     </w:p>
     <w:p>
@@ -1028,7 +1028,7 @@
           <w:lang w:val="th-TH" w:eastAsia="th-TH" w:bidi="th-TH"/>
           <w:noProof/>
         </w:rPr>
-        <w:t>คณะ​ผู้จัดทำ​ได้​เลือก​ศึกษา​และ​พัฒนา​โครงงาน​เรื่อง “Smart Queue Food: ระบบ​สั่งอาหาร​และ​จัดการ​คิว​อัจฉริยะ​ใน​โรงอาหาร​มหาวิทยาลัย​ผ่าน LINE Official Account” เพื่อ​ช่วย​ลด​การ​ต่อ​คิว​รอ​อาหาร​หน้า​ร้าน​ของ​นักศึกษา​และ​บุคลากร โดยเฉพาะ​ข้อจำกัด​ของ​โรงอาหาร​คณะ​เทคโนโลยี​และ​การ​จัดการ​อุตสาหกรรม (FITM หรือ​โรงอาหาร​เล็ก) และ​โรงอาหาร​กลาง วิทยาเขต​ปราจีนบุรี (โรงอาหาร​ใหญ่) ซึ่ง​แม้ว่า​พื้นที่​และ​ที่นั่ง​จะ​เพียงพอ​และ​ผู้คน​ไม่​หนาแน่น แต่​มี​ร้านอาหาร​เปิด​ให้บริการ​น้อย​ราย เมื่อ​นักศึกษา​เลิกเรียน​พร้อมกัน​ใน​ช่วง​พักกลางวัน จึง​มัก​เกิด​การ​ต่อ​คิว​รอ​อาหาร​หน้า​ร้าน​อยู่​บ้าง การพัฒนา​นวัตกรรม​นี้​จึง​นำ​เทคโนโลยี​ที่​เข้าถึง​ง่าย ได้แก่ LINE Front-end Framework (LIFF), ระบบ​ชำระเงิน Dynamic PromptPay QR Code, และ​ระบบ Kitchen Display System (KDS) มา​ช่วย​ให้​สามารถ​สั่งอาหาร​ล่วงหน้า​และ​ช่วย​ร้านค้า​จัดลำดับ​คิว​ได้​อย่าง​เป็นระเบียบ</w:t>
+        <w:t>คณะ​ผู้​จัด​ทำได้​เลือก​ศึกษา​และ​พัฒนา​โครง​งาน​เรื่อง “Smart Queue Food: ระบบ​สั่ง​อาหาร​และ​จัดการ​คิว​อัจฉริยะ​ใน​โรง​อาหาร​มหาวิทยาลัย​ผ่าน LINE Official Account” เพื่อ​ช่วย​ลด​การ​ต่อ​คิว​รอ​อาหาร​หน้า​ร้าน​ของ​นักศึกษา​และ​บุคลากร โดย​เฉพาะ​ข้อ​จำกัด​ของ​โรง​อาหาร​คณะ​เทคโนโลยี​และ​การ​จัดการ​อุตสาหกรรม (FITM หรือ​โรง​อาหาร​เล็ก) และ​โรง​อาหาร​กลาง วิทยาเขต​ปราจีนบุรี (โรง​อาหาร​ใหญ่) ซึ่ง​แม้ว่า​พื้นที่​และ​ที่​นั่ง​จะ​เพียง​พอ​และ​ผู้คน​ไม่​หนา​แน่น แต่​มี​ร้าน​อาหาร​เปิด​ให้​บริการ​น้อย​ราย เมื่อ​นักศึกษา​เลิก​เรียน​พร้อม​กัน​ใน​ช่วง​พัก​กลาง​วัน จึง​มัก​เกิด​การ​ต่อ​คิว​รอ​อาหาร​หน้า​ร้าน​อยู่​บ้าง การ​พัฒนา​นวัตกรรม​นี้​จึง​นำ​เทคโนโลยี​ที่​เข้า​ถึง​ง่าย ได้แก่ LINE Front​-​end Framework (LIFF), ระบบ​ชำระ​เงิน Dynamic PromptPay QR Code, และ​ระบบ Kitchen Display System (KDS) มา​ช่วย​ให้​สามารถ​สั่ง​อาหาร​ล่วง​หน้า​และ​ช่วย​ร้าน​ค้า​จัด​ลำดับ​คิว​ได้​อย่าง​เป็น​ระเบียบ</w:t>
       </w:r>
     </w:p>
     <w:p>
@@ -1050,7 +1050,7 @@
           <w:lang w:val="th-TH" w:eastAsia="th-TH" w:bidi="th-TH"/>
           <w:noProof/>
         </w:rPr>
-        <w:t>คณะ​ผู้จัดทำ​ขอ​ขอบพระคุณ​อาจารย์ผู้สอน​ประจำ​วิชา​ผู้ประกอบการ​นวัตกรรม ที่​ได้​กรุณา​ให้​คำแนะนำ ถ่ายทอด​องค์ความรู้ และ​ชี้แนะ​แนวทาง​อัน​เป็นประโยชน์​ยิ่ง​ตลอด​การ​จัดทำ​โครงงาน รวมถึง​ขอ​ขอบคุณ​ผู้ประกอบการ​ร้านอาหาร เพื่อน​นักศึกษา คณะ​เทคโนโลยี​และ​การ​จัดการ​อุตสาหกรรม และ​บุคลากร มจพ. วิทยาเขต​ปราจีนบุรี ทุกท่าน​ที่​ร่วม​แลกเปลี่ยนความคิดเห็น​และ​ให้​ข้อเสนอแนะ​ที่​เป็นประโยชน์ คณะ​ผู้จัดทำ​หวัง​เป็น​อย่างยิ่ง​ว่า​รายงาน​โครงงาน​ฉบับ​นี้​จะ​เป็นประโยชน์​และ​สร้าง​แรงบันดาลใจ​ใน​การพัฒนา​นวัตกรรม​เทคโนโลยี​เพื่อ​สังคม​ต่อไป</w:t>
+        <w:t>คณะ​ผู้​จัด​ทำ​ขอ​ขอบพระคุณ​อาจารย์​ผู้​สอน​ประจำ​วิชา​ผู้​ประกอบ​การ​นวัตกรรม ที่​ได้​กรุณา​ให้​คำ​แนะนำ ถ่ายทอด​องค์​ความ​รู้ และ​ชี้แนะ​แนวทาง​อัน​เป็น​ประโยชน์​ยิ่ง​ตลอด​การ​จัด​ทำ​โครง​งาน รวม​ถึง​ขอ​ขอบคุณ​ผู้​ประกอบ​การ​ร้าน​อาหาร เพื่อน​นักศึกษา คณะ​เทคโนโลยี​และ​การ​จัดการ​อุตสาหกรรม และ​บุคลากร มจพ. วิทยาเขต​ปราจีนบุรี ทุก​ท่าน​ที่​ร่วม​แลก​เปลี่ยน​ความ​คิด​เห็น​และ​ให้​ข้อ​เสนอ​แนะ​ที่​เป็น​ประโยชน์ คณะ​ผู้​จัด​ทำ​หวัง​เป็น​อย่าง​ยิ่ง​ว่า​รายงาน​โครง​งาน​ฉบับ​นี้​จะ​เป็น​ประโยชน์​และ​สร้าง​แรง​บันดาล​ใจ​ใน​การ​พัฒนา​นวัตกรรม​เทคโนโลยี​เพื่อ​สังคม​ต่อ​ไป</w:t>
       </w:r>
     </w:p>
     <w:p>
@@ -1140,7 +1140,7 @@
           <w:lang w:val="th-TH" w:eastAsia="th-TH" w:bidi="th-TH"/>
           <w:noProof/>
         </w:rPr>
-        <w:t>โครงงาน​เรื่อง “Smart Queue Food: ระบบ​สั่งอาหาร​และ​จัดการ​คิว​อัจฉริยะ​ใน​โรงอาหาร​มหาวิทยาลัย​ผ่าน LINE Official Account” ได้รับ​การพัฒนา​ขึ้น​ภายใต้​กระบวน​วิชา​ผู้ประกอบการ​นวัตกรรม มี​วัตถุประสงค์​เพื่อ​นำเสนอ​แนวคิด​ธุรกิจ​นวัตกรรม​บริการ​และ​การศึกษา​ความเป็นไปได้​ใน​การ​ช่วย​ลด​การ​ต่อ​คิว​รอ​อาหาร​หน้า​ร้าน​ของ​นักศึกษา​และ​บุคลากร ใน​โรงอาหาร​มหาวิทยาลัย​เทคโนโลยี​พระ​จอมเกล้า​พระนครเหนือ วิทยาเขต​ปราจีนบุรี ทั้งที่​โรงอาหาร​คณะ​เทคโนโลยี​และ​การ​จัดการ​อุตสาหกรรม (โรงอาหาร​เล็ก) และ​โรงอาหาร​กลาง (โรงอาหาร​ใหญ่) ซึ่ง​แม้ว่า​จำนวน​ผู้ใช้บริการ​โดยรวม​จะ​ไม่​หนาแน่น​และ​มี​ที่นั่ง​เพียงพอ แต่​เนื่องจาก​มี​ร้านอาหาร​เปิด​ให้บริการ​น้อย​ราย เมื่อ​นักศึกษา​เลิกเรียน​พร้อมกัน​ใน​ช่วง​พักกลางวัน จึง​มัก​เกิด​การ​รอ​คิว​หน้า​ร้าน​อยู่​บ้าง (ประมาณ 5​–10 นาที) คณะ​ผู้จัดทำ​จึง​เสนอ​แนวคิด​ระบบ​เพื่อ​ช่วย​อำนวยความสะดวก​ใน​การ​สั่งอาหาร​ล่วงหน้า​และ​จัด​คิว​อย่าง​เป็นระเบียบ</w:t>
+        <w:t>โครง​งาน​เรื่อง “Smart Queue Food: ระบบ​สั่ง​อาหาร​และ​จัดการ​คิว​อัจฉริยะ​ใน​โรง​อาหาร​มหาวิทยาลัย​ผ่าน LINE Official Account” ได้​รับ​การ​พัฒนา​ขึ้น​ภาย​ใต้​กระบวน​วิชา​ผู้​ประกอบ​การ​นวัตกรรม มี​วัตถุประสงค์​เพื่อ​นำ​เสนอ​แนวคิด​ธุรกิจ​นวัตกรรม​บริการ​และ​การ​ศึกษา​ความ​เป็น​ไป​ได้​ใน​การ​ช่วย​ลด​การ​ต่อ​คิว​รอ​อาหาร​หน้า​ร้าน​ของ​นักศึกษา​และ​บุคลากร ใน​โรง​อาหาร​มหาวิทยาลัย​เทคโนโลยี​พระจอมเกล้า​พระนครเหนือ วิทยาเขต​ปราจีนบุรี ทั้ง​ที่​โรง​อาหาร​คณะ​เทคโนโลยี​และ​การ​จัดการ​อุตสาหกรรม (โรง​อาหาร​เล็ก) และ​โรง​อาหาร​กลาง (โรง​อาหาร​ใหญ่) ซึ่ง​แม้ว่า​จำนวน​ผู้​ใช้​บริการ​โดย​รวม​จะ​ไม่​หนา​แน่น​และ​มี​ที่​นั่ง​เพียง​พอ แต่​เนื่องจาก​มี​ร้าน​อาหาร​เปิด​ให้​บริการ​น้อย​ราย เมื่อ​นักศึกษา​เลิก​เรียน​พร้อม​กัน​ใน​ช่วง​พัก​กลาง​วัน จึง​มัก​เกิด​การ​รอ​คิว​หน้า​ร้าน​อยู่​บ้าง (ประมาณ 5​–​10 นาที) คณะ​ผู้​จัด​ทำ​จึง​เสนอ​แนวคิด​ระบบ​เพื่อ​ช่วย​อำนวย​ความ​สะดวก​ใน​การ​สั่ง​อาหาร​ล่วง​หน้า​และ​จัด​คิว​อย่าง​เป็น​ระเบียบ</w:t>
       </w:r>
     </w:p>
     <w:p>
@@ -1162,7 +1162,7 @@
           <w:lang w:val="th-TH" w:eastAsia="th-TH" w:bidi="th-TH"/>
           <w:noProof/>
         </w:rPr>
-        <w:t>คณะ​ผู้จัดทำ​ได้​นำ​ระเบียบวิธี Lean Startup, Business Model Canvas และ​กลยุทธ์​นวัตกรรม '3 หมวด 10 ยุทธวิธี' มา​ใช้​ออกแบบ​โครงสร้าง​ธุรกิจ โดย​วาง​แนวคิด​ส่วนต่อ​ประสาน​บน LINE Official Account (LIFF) ประกอบด้วย 5 ฟังก์ชัน​หลัก ได้แก่ ระบบ​แสดง​เมนู​และ​สั่งอาหาร​ล่วงหน้า​เพื่อ​กระจาย​ภาระ​งาน (Pre-ordering Load Balancing), ระบบ​จัดสรร​คิว​เสมือน​ไดนามิก (Virtual Queue), ระบบ PromptPay QR Code ไร้​เงินสด, ระบบ​แจ้ง​เตือน 3 ขั้นตอน​ผ่าน LINE Messaging API และ​ระบบ Kitchen Display System (KDS) ช่วย​ร้านค้า​จัดกลุ่ม​การปรุงอาหาร​เป็น​ชุด (Batch Cooking)</w:t>
+        <w:t>คณะ​ผู้​จัด​ทำได้​นำ​ระเบียบ​วิธี Lean Startup, Business Model Canvas และ​กลยุทธ์​นวัตกรรม '​3 หมวด 10 ยุทธวิธี​' มา​ใช้​ออกแบบ​โครงสร้าง​ธุรกิจ โดย​วาง​แนวคิด​ส่วน​ต่อ​ประสาน​บน LINE Official Account (LIFF) ประกอบ​ด้วย 5 ฟังก์ชัน​หลัก ได้แก่ ระบบ​แสดง​เมนู​และ​สั่ง​อาหาร​ล่วง​หน้า​เพื่อ​กระจาย​ภาระ​งาน (Pre​-​ordering Load Balancing), ระบบ​จัดสรร​คิว​เสมือน​ไดนามิก (Virtual Queue), ระบบ PromptPay QR Code ไร้​เงินสด, ระบบ​แจ้ง​เตือน 3 ขั้น​ตอน​ผ่าน LINE Messaging API และ​ระบบ Kitchen Display System (KDS) ช่วย​ร้าน​ค้า​จัด​กลุ่ม​การ​ปรุง​อาหาร​เป็น​ชุด (Batch Cooking)</w:t>
       </w:r>
     </w:p>
     <w:p>
@@ -1184,7 +1184,7 @@
           <w:lang w:val="th-TH" w:eastAsia="th-TH" w:bidi="th-TH"/>
           <w:noProof/>
         </w:rPr>
-        <w:t>จาก​การศึกษา​และ​วิเคราะห์​ความเป็นไปได้​ของ​แนวคิด​ธุรกิจ​นวัตกรรม พบ​ว่า​ระบบ Smart Queue Food มี​ศักยภาพ​และ​ความเป็นไปได้​ใน​การ​ช่วย​ลด​เวลา​การ​ยืน​รอ​คิว​หน้า​ร้าน​ของ​ผู้บริโภค​ได้​อย่าง​มีประสิทธิภาพ โดย​สามารถ​สั่งอาหาร​ล่วงหน้า​และ​เดิน​มา​รับได้​เมื่อ​อาหาร​ปรุง​เสร็จ พร้อมทั้ง​ช่วย​ให้​ร้านค้า​สามารถ​บริหาร​จัดการ​ลำดับ​คิว​และ​ปรุงอาหาร​เป็น​ชุด​ได้​อย่าง​ราบรื่น โดย​มี​โครงสร้าง​รายได้​หลัก​จาก​ค่าธรรมเนียม​ธุรกรรม​ร้อยละ 3 ถึง 5 และ​ค่าบริการ​แด​ช​บอร์ด​ข้อมูล 199 บาท​ต่อ​เดือน จาก​การประเมิน​ความเป็นไปได้​ทางการเงิน​คาด​ว่า​จะ​มี​ระยะเวลา​คืนทุน​ประมาณ 4 ถึง 5 เดือน โครงงาน​นี้​นับ​เป็น​ข้อเสนอ​แนวคิด​ธุรกิจ​นวัตกรรม​ที่​บูรณาการ​เทคโนโลยี กลยุทธ์​การตลาด และ​การบริหาร​ความเสี่ยง​อย่าง​เป็น​รูปธรรม เพื่อ​ยกระดับ​โรงอาหาร​มหาวิทยาลัย​สู่​การ​เป็น Smart Canteen ในอนาคต</w:t>
+        <w:t>จาก​การ​ศึกษา​และ​วิเคราะห์​ความ​เป็น​ไป​ได้​ของ​แนวคิด​ธุรกิจ​นวัตกรรม พบ​ว่า​ระบบ Smart Queue Food มี​ศักยภาพ​และ​ความ​เป็น​ไป​ได้​ใน​การ​ช่วย​ลด​เวลา​การ​ยืน​รอ​คิว​หน้า​ร้าน​ของ​ผู้​บริโภค​ได้​อย่าง​มี​ประสิทธิภาพ โดย​สามารถ​สั่ง​อาหาร​ล่วง​หน้า​และ​เดิน​มา​รับ​ได้​เมื่อ​อาหาร​ปรุง​เสร็จ พร้อม​ทั้ง​ช่วย​ให้​ร้าน​ค้า​สามารถ​บริหาร​จัดการ​ลำดับ​คิว​และ​ปรุง​อาหาร​เป็น​ชุด​ได้​อย่าง​ราบ​รื่น โดย​มี​โครงสร้าง​ราย​ได้​หลัก​จาก​ค่า​ธรรมเนียม​ธุรกรรม​ร้อย​ละ 3 ถึง 5 และ​ค่า​บริการ​แด​ช​บอร์ด​ข้อมูล 199 บาท​ต่อ​เดือน จาก​การ​ประเมิน​ความ​เป็น​ไป​ได้​ทางการ​เงิน​คาด​ว่า​จะ​มี​ระยะ​เวลา​คืน​ทุน​ประมาณ 4 ถึง 5 เดือน โครง​งาน​นี้​นับ​เป็น​ข้อ​เสนอ​แนวคิด​ธุรกิจ​นวัตกรรม​ที่​บูรณ​า​การ​เทคโนโลยี กลยุทธ์​การ​ตลาด และ​การ​บริหาร​ความ​เสี่ยง​อย่าง​เป็น​รูป​ธรรม เพื่อ​ยก​ระดับ​โรง​อาหาร​มหาวิทยาลัย​สู่​การ​เป็น Smart Canteen ใน​อนาคต</w:t>
       </w:r>
     </w:p>
     <w:p>
@@ -1503,19 +1503,6 @@
           <w:noProof/>
         </w:rPr>
         <w:t>บท​ที่ 1  บทนำ​และ​แนวคิด​ธุรกิจ</w:t>
-      </w:r>
-      <w:r>
-        <w:rPr>
-          <w:rFonts w:ascii="TH SarabunPSK" w:hAnsi="TH SarabunPSK" w:cs="TH SarabunPSK" w:eastAsia="TH SarabunPSK"/>
-          <w:color w:val="000000"/>
-          <w:u w:val="none"/>
-          <w:sz w:val="27"/>
-          <w:szCs w:val="27"/>
-          <w:b/>
-          <w:bCs/>
-          <w:lang w:val="th-TH" w:eastAsia="th-TH" w:bidi="th-TH"/>
-          <w:noProof/>
-        </w:rPr>
         <w:tab/>
         <w:t>1</w:t>
       </w:r>
@@ -1542,19 +1529,6 @@
           <w:noProof/>
         </w:rPr>
         <w:t>1.1  ความเป็นมา​และ​ความสำคัญ​ของ​ปัญหา</w:t>
-      </w:r>
-      <w:r>
-        <w:rPr>
-          <w:rFonts w:ascii="TH SarabunPSK" w:hAnsi="TH SarabunPSK" w:cs="TH SarabunPSK" w:eastAsia="TH SarabunPSK"/>
-          <w:color w:val="000000"/>
-          <w:u w:val="none"/>
-          <w:sz w:val="27"/>
-          <w:szCs w:val="27"/>
-          <w:b w:val="0"/>
-          <w:bCs w:val="0"/>
-          <w:lang w:val="th-TH" w:eastAsia="th-TH" w:bidi="th-TH"/>
-          <w:noProof/>
-        </w:rPr>
         <w:tab/>
         <w:t>1</w:t>
       </w:r>
@@ -1581,19 +1555,6 @@
           <w:noProof/>
         </w:rPr>
         <w:t>1.2  โอกาส​ทาง​การตลาด​และ​พฤติกรรมผู้บริโภค</w:t>
-      </w:r>
-      <w:r>
-        <w:rPr>
-          <w:rFonts w:ascii="TH SarabunPSK" w:hAnsi="TH SarabunPSK" w:cs="TH SarabunPSK" w:eastAsia="TH SarabunPSK"/>
-          <w:color w:val="000000"/>
-          <w:u w:val="none"/>
-          <w:sz w:val="27"/>
-          <w:szCs w:val="27"/>
-          <w:b w:val="0"/>
-          <w:bCs w:val="0"/>
-          <w:lang w:val="th-TH" w:eastAsia="th-TH" w:bidi="th-TH"/>
-          <w:noProof/>
-        </w:rPr>
         <w:tab/>
         <w:t>2</w:t>
       </w:r>
@@ -1620,19 +1581,6 @@
           <w:noProof/>
         </w:rPr>
         <w:t>1.3  แนวคิด​และ​คำตอบ​ของ​นวัตกรรม</w:t>
-      </w:r>
-      <w:r>
-        <w:rPr>
-          <w:rFonts w:ascii="TH SarabunPSK" w:hAnsi="TH SarabunPSK" w:cs="TH SarabunPSK" w:eastAsia="TH SarabunPSK"/>
-          <w:color w:val="000000"/>
-          <w:u w:val="none"/>
-          <w:sz w:val="27"/>
-          <w:szCs w:val="27"/>
-          <w:b w:val="0"/>
-          <w:bCs w:val="0"/>
-          <w:lang w:val="th-TH" w:eastAsia="th-TH" w:bidi="th-TH"/>
-          <w:noProof/>
-        </w:rPr>
         <w:tab/>
         <w:t>2</w:t>
       </w:r>
@@ -1659,19 +1607,6 @@
           <w:noProof/>
         </w:rPr>
         <w:t>1.4  วัตถุประสงค์​ของ​โครงงาน</w:t>
-      </w:r>
-      <w:r>
-        <w:rPr>
-          <w:rFonts w:ascii="TH SarabunPSK" w:hAnsi="TH SarabunPSK" w:cs="TH SarabunPSK" w:eastAsia="TH SarabunPSK"/>
-          <w:color w:val="000000"/>
-          <w:u w:val="none"/>
-          <w:sz w:val="27"/>
-          <w:szCs w:val="27"/>
-          <w:b w:val="0"/>
-          <w:bCs w:val="0"/>
-          <w:lang w:val="th-TH" w:eastAsia="th-TH" w:bidi="th-TH"/>
-          <w:noProof/>
-        </w:rPr>
         <w:tab/>
         <w:t>3</w:t>
       </w:r>
@@ -1698,19 +1633,6 @@
           <w:noProof/>
         </w:rPr>
         <w:t>1.5  ขอบเขต​ของ​โครงงาน</w:t>
-      </w:r>
-      <w:r>
-        <w:rPr>
-          <w:rFonts w:ascii="TH SarabunPSK" w:hAnsi="TH SarabunPSK" w:cs="TH SarabunPSK" w:eastAsia="TH SarabunPSK"/>
-          <w:color w:val="000000"/>
-          <w:u w:val="none"/>
-          <w:sz w:val="27"/>
-          <w:szCs w:val="27"/>
-          <w:b w:val="0"/>
-          <w:bCs w:val="0"/>
-          <w:lang w:val="th-TH" w:eastAsia="th-TH" w:bidi="th-TH"/>
-          <w:noProof/>
-        </w:rPr>
         <w:tab/>
         <w:t>3</w:t>
       </w:r>
@@ -1737,21 +1659,8 @@
           <w:noProof/>
         </w:rPr>
         <w:t>1.6  ประโยชน์​ที่​คาด​ว่า​จะ​ได้รับ</w:t>
-      </w:r>
-      <w:r>
-        <w:rPr>
-          <w:rFonts w:ascii="TH SarabunPSK" w:hAnsi="TH SarabunPSK" w:cs="TH SarabunPSK" w:eastAsia="TH SarabunPSK"/>
-          <w:color w:val="000000"/>
-          <w:u w:val="none"/>
-          <w:sz w:val="27"/>
-          <w:szCs w:val="27"/>
-          <w:b w:val="0"/>
-          <w:bCs w:val="0"/>
-          <w:lang w:val="th-TH" w:eastAsia="th-TH" w:bidi="th-TH"/>
-          <w:noProof/>
-        </w:rPr>
         <w:tab/>
-        <w:t>4</w:t>
+        <w:t>5</w:t>
       </w:r>
     </w:p>
     <w:p>
@@ -1776,21 +1685,8 @@
           <w:noProof/>
         </w:rPr>
         <w:t>1.7  นิยาม​ศัพท์เฉพาะ</w:t>
-      </w:r>
-      <w:r>
-        <w:rPr>
-          <w:rFonts w:ascii="TH SarabunPSK" w:hAnsi="TH SarabunPSK" w:cs="TH SarabunPSK" w:eastAsia="TH SarabunPSK"/>
-          <w:color w:val="000000"/>
-          <w:u w:val="none"/>
-          <w:sz w:val="27"/>
-          <w:szCs w:val="27"/>
-          <w:b w:val="0"/>
-          <w:bCs w:val="0"/>
-          <w:lang w:val="th-TH" w:eastAsia="th-TH" w:bidi="th-TH"/>
-          <w:noProof/>
-        </w:rPr>
         <w:tab/>
-        <w:t>4</w:t>
+        <w:t>5</w:t>
       </w:r>
     </w:p>
     <w:p>
@@ -1815,21 +1711,8 @@
           <w:noProof/>
         </w:rPr>
         <w:t>บท​ที่ 2  วิสัยทัศน์ พันธกิจ และ​เป้าหมาย​ของ​องค์กร</w:t>
-      </w:r>
-      <w:r>
-        <w:rPr>
-          <w:rFonts w:ascii="TH SarabunPSK" w:hAnsi="TH SarabunPSK" w:cs="TH SarabunPSK" w:eastAsia="TH SarabunPSK"/>
-          <w:color w:val="000000"/>
-          <w:u w:val="none"/>
-          <w:sz w:val="27"/>
-          <w:szCs w:val="27"/>
-          <w:b/>
-          <w:bCs/>
-          <w:lang w:val="th-TH" w:eastAsia="th-TH" w:bidi="th-TH"/>
-          <w:noProof/>
-        </w:rPr>
         <w:tab/>
-        <w:t>5</w:t>
+        <w:t>6</w:t>
       </w:r>
     </w:p>
     <w:p>
@@ -1854,21 +1737,8 @@
           <w:noProof/>
         </w:rPr>
         <w:t>2.1  วิสัยทัศน์ (Vision)</w:t>
-      </w:r>
-      <w:r>
-        <w:rPr>
-          <w:rFonts w:ascii="TH SarabunPSK" w:hAnsi="TH SarabunPSK" w:cs="TH SarabunPSK" w:eastAsia="TH SarabunPSK"/>
-          <w:color w:val="000000"/>
-          <w:u w:val="none"/>
-          <w:sz w:val="27"/>
-          <w:szCs w:val="27"/>
-          <w:b w:val="0"/>
-          <w:bCs w:val="0"/>
-          <w:lang w:val="th-TH" w:eastAsia="th-TH" w:bidi="th-TH"/>
-          <w:noProof/>
-        </w:rPr>
         <w:tab/>
-        <w:t>5</w:t>
+        <w:t>6</w:t>
       </w:r>
     </w:p>
     <w:p>
@@ -1893,21 +1763,8 @@
           <w:noProof/>
         </w:rPr>
         <w:t>2.2  พันธกิจ (Mission)</w:t>
-      </w:r>
-      <w:r>
-        <w:rPr>
-          <w:rFonts w:ascii="TH SarabunPSK" w:hAnsi="TH SarabunPSK" w:cs="TH SarabunPSK" w:eastAsia="TH SarabunPSK"/>
-          <w:color w:val="000000"/>
-          <w:u w:val="none"/>
-          <w:sz w:val="27"/>
-          <w:szCs w:val="27"/>
-          <w:b w:val="0"/>
-          <w:bCs w:val="0"/>
-          <w:lang w:val="th-TH" w:eastAsia="th-TH" w:bidi="th-TH"/>
-          <w:noProof/>
-        </w:rPr>
         <w:tab/>
-        <w:t>5</w:t>
+        <w:t>6</w:t>
       </w:r>
     </w:p>
     <w:p>
@@ -1932,21 +1789,8 @@
           <w:noProof/>
         </w:rPr>
         <w:t>2.3  ค่านิยม​หลัก​ของ​องค์กร (Core Values)</w:t>
-      </w:r>
-      <w:r>
-        <w:rPr>
-          <w:rFonts w:ascii="TH SarabunPSK" w:hAnsi="TH SarabunPSK" w:cs="TH SarabunPSK" w:eastAsia="TH SarabunPSK"/>
-          <w:color w:val="000000"/>
-          <w:u w:val="none"/>
-          <w:sz w:val="27"/>
-          <w:szCs w:val="27"/>
-          <w:b w:val="0"/>
-          <w:bCs w:val="0"/>
-          <w:lang w:val="th-TH" w:eastAsia="th-TH" w:bidi="th-TH"/>
-          <w:noProof/>
-        </w:rPr>
         <w:tab/>
-        <w:t>5</w:t>
+        <w:t>6</w:t>
       </w:r>
     </w:p>
     <w:p>
@@ -1971,21 +1815,8 @@
           <w:noProof/>
         </w:rPr>
         <w:t>2.4  เป้าหมาย​เชิง​กลยุทธ์​ระยะสั้น ระยะ​กลาง และ​ระยะยาว</w:t>
-      </w:r>
-      <w:r>
-        <w:rPr>
-          <w:rFonts w:ascii="TH SarabunPSK" w:hAnsi="TH SarabunPSK" w:cs="TH SarabunPSK" w:eastAsia="TH SarabunPSK"/>
-          <w:color w:val="000000"/>
-          <w:u w:val="none"/>
-          <w:sz w:val="27"/>
-          <w:szCs w:val="27"/>
-          <w:b w:val="0"/>
-          <w:bCs w:val="0"/>
-          <w:lang w:val="th-TH" w:eastAsia="th-TH" w:bidi="th-TH"/>
-          <w:noProof/>
-        </w:rPr>
         <w:tab/>
-        <w:t>6</w:t>
+        <w:t>7</w:t>
       </w:r>
     </w:p>
     <w:p>
@@ -2010,21 +1841,8 @@
           <w:noProof/>
         </w:rPr>
         <w:t>บท​ที่ 3  คุณ​ค่าที่​ส่งมอบ​และ​ความได้เปรียบ​ทาง​การแข่งขัน</w:t>
-      </w:r>
-      <w:r>
-        <w:rPr>
-          <w:rFonts w:ascii="TH SarabunPSK" w:hAnsi="TH SarabunPSK" w:cs="TH SarabunPSK" w:eastAsia="TH SarabunPSK"/>
-          <w:color w:val="000000"/>
-          <w:u w:val="none"/>
-          <w:sz w:val="27"/>
-          <w:szCs w:val="27"/>
-          <w:b/>
-          <w:bCs/>
-          <w:lang w:val="th-TH" w:eastAsia="th-TH" w:bidi="th-TH"/>
-          <w:noProof/>
-        </w:rPr>
         <w:tab/>
-        <w:t>7</w:t>
+        <w:t>8</w:t>
       </w:r>
     </w:p>
     <w:p>
@@ -2049,21 +1867,8 @@
           <w:noProof/>
         </w:rPr>
         <w:t>3.1  คุณค่า​หลัก​ที่​ส่งมอบ​แก่​ผู้​มี​ส่วนได้ส่วนเสีย</w:t>
-      </w:r>
-      <w:r>
-        <w:rPr>
-          <w:rFonts w:ascii="TH SarabunPSK" w:hAnsi="TH SarabunPSK" w:cs="TH SarabunPSK" w:eastAsia="TH SarabunPSK"/>
-          <w:color w:val="000000"/>
-          <w:u w:val="none"/>
-          <w:sz w:val="27"/>
-          <w:szCs w:val="27"/>
-          <w:b w:val="0"/>
-          <w:bCs w:val="0"/>
-          <w:lang w:val="th-TH" w:eastAsia="th-TH" w:bidi="th-TH"/>
-          <w:noProof/>
-        </w:rPr>
         <w:tab/>
-        <w:t>7</w:t>
+        <w:t>8</w:t>
       </w:r>
     </w:p>
     <w:p>
@@ -2088,21 +1893,8 @@
           <w:noProof/>
         </w:rPr>
         <w:t>3.2  การ​วิเคราะห์​ผืน​ผ้าใบ​คุณค่า (Value Proposition Canvas)</w:t>
-      </w:r>
-      <w:r>
-        <w:rPr>
-          <w:rFonts w:ascii="TH SarabunPSK" w:hAnsi="TH SarabunPSK" w:cs="TH SarabunPSK" w:eastAsia="TH SarabunPSK"/>
-          <w:color w:val="000000"/>
-          <w:u w:val="none"/>
-          <w:sz w:val="27"/>
-          <w:szCs w:val="27"/>
-          <w:b w:val="0"/>
-          <w:bCs w:val="0"/>
-          <w:lang w:val="th-TH" w:eastAsia="th-TH" w:bidi="th-TH"/>
-          <w:noProof/>
-        </w:rPr>
         <w:tab/>
-        <w:t>7</w:t>
+        <w:t>8</w:t>
       </w:r>
     </w:p>
     <w:p>
@@ -2127,21 +1919,8 @@
           <w:noProof/>
         </w:rPr>
         <w:t>3.3  การ​เปรียบเทียบ​คุณค่า​เชิง​ลึก​กับ​ทางเลือก​อื่น​ใน​ตลาด</w:t>
-      </w:r>
-      <w:r>
-        <w:rPr>
-          <w:rFonts w:ascii="TH SarabunPSK" w:hAnsi="TH SarabunPSK" w:cs="TH SarabunPSK" w:eastAsia="TH SarabunPSK"/>
-          <w:color w:val="000000"/>
-          <w:u w:val="none"/>
-          <w:sz w:val="27"/>
-          <w:szCs w:val="27"/>
-          <w:b w:val="0"/>
-          <w:bCs w:val="0"/>
-          <w:lang w:val="th-TH" w:eastAsia="th-TH" w:bidi="th-TH"/>
-          <w:noProof/>
-        </w:rPr>
         <w:tab/>
-        <w:t>8</w:t>
+        <w:t>9</w:t>
       </w:r>
     </w:p>
     <w:p>
@@ -2166,21 +1945,8 @@
           <w:noProof/>
         </w:rPr>
         <w:t>บท​ที่ 4  คุณลักษณะ​ของ​ผลิตภัณฑ์ บริการ และ​สถาปัตยกรรม​ระบบ</w:t>
-      </w:r>
-      <w:r>
-        <w:rPr>
-          <w:rFonts w:ascii="TH SarabunPSK" w:hAnsi="TH SarabunPSK" w:cs="TH SarabunPSK" w:eastAsia="TH SarabunPSK"/>
-          <w:color w:val="000000"/>
-          <w:u w:val="none"/>
-          <w:sz w:val="27"/>
-          <w:szCs w:val="27"/>
-          <w:b/>
-          <w:bCs/>
-          <w:lang w:val="th-TH" w:eastAsia="th-TH" w:bidi="th-TH"/>
-          <w:noProof/>
-        </w:rPr>
         <w:tab/>
-        <w:t>9</w:t>
+        <w:t>10</w:t>
       </w:r>
     </w:p>
     <w:p>
@@ -2205,21 +1971,8 @@
           <w:noProof/>
         </w:rPr>
         <w:t>4.1  ฟังก์ชัน​การทำงาน​หลัก 5 ระบบ​ของ Smart Queue Food</w:t>
-      </w:r>
-      <w:r>
-        <w:rPr>
-          <w:rFonts w:ascii="TH SarabunPSK" w:hAnsi="TH SarabunPSK" w:cs="TH SarabunPSK" w:eastAsia="TH SarabunPSK"/>
-          <w:color w:val="000000"/>
-          <w:u w:val="none"/>
-          <w:sz w:val="27"/>
-          <w:szCs w:val="27"/>
-          <w:b w:val="0"/>
-          <w:bCs w:val="0"/>
-          <w:lang w:val="th-TH" w:eastAsia="th-TH" w:bidi="th-TH"/>
-          <w:noProof/>
-        </w:rPr>
         <w:tab/>
-        <w:t>9</w:t>
+        <w:t>10</w:t>
       </w:r>
     </w:p>
     <w:p>
@@ -2244,21 +1997,8 @@
           <w:noProof/>
         </w:rPr>
         <w:t>4.2  สถาปัตยกรรม​ระบบ​และ​โครงสร้าง​เทคโนโลยี</w:t>
-      </w:r>
-      <w:r>
-        <w:rPr>
-          <w:rFonts w:ascii="TH SarabunPSK" w:hAnsi="TH SarabunPSK" w:cs="TH SarabunPSK" w:eastAsia="TH SarabunPSK"/>
-          <w:color w:val="000000"/>
-          <w:u w:val="none"/>
-          <w:sz w:val="27"/>
-          <w:szCs w:val="27"/>
-          <w:b w:val="0"/>
-          <w:bCs w:val="0"/>
-          <w:lang w:val="th-TH" w:eastAsia="th-TH" w:bidi="th-TH"/>
-          <w:noProof/>
-        </w:rPr>
         <w:tab/>
-        <w:t>10</w:t>
+        <w:t>11</w:t>
       </w:r>
     </w:p>
     <w:p>
@@ -2283,21 +2023,8 @@
           <w:noProof/>
         </w:rPr>
         <w:t>4.3  ภาพจำลอง​ส่วนต่อ​ประสาน​ผู้ใช้งาน​จริง (UI Prototype)</w:t>
-      </w:r>
-      <w:r>
-        <w:rPr>
-          <w:rFonts w:ascii="TH SarabunPSK" w:hAnsi="TH SarabunPSK" w:cs="TH SarabunPSK" w:eastAsia="TH SarabunPSK"/>
-          <w:color w:val="000000"/>
-          <w:u w:val="none"/>
-          <w:sz w:val="27"/>
-          <w:szCs w:val="27"/>
-          <w:b w:val="0"/>
-          <w:bCs w:val="0"/>
-          <w:lang w:val="th-TH" w:eastAsia="th-TH" w:bidi="th-TH"/>
-          <w:noProof/>
-        </w:rPr>
         <w:tab/>
-        <w:t>11</w:t>
+        <w:t>12</w:t>
       </w:r>
     </w:p>
     <w:p>
@@ -2322,21 +2049,8 @@
           <w:noProof/>
         </w:rPr>
         <w:t>บท​ที่ 5  กลุ่ม​ลูกค้า​เป้าหมาย​และ​การ​วิเคราะห์​ตลาด</w:t>
-      </w:r>
-      <w:r>
-        <w:rPr>
-          <w:rFonts w:ascii="TH SarabunPSK" w:hAnsi="TH SarabunPSK" w:cs="TH SarabunPSK" w:eastAsia="TH SarabunPSK"/>
-          <w:color w:val="000000"/>
-          <w:u w:val="none"/>
-          <w:sz w:val="27"/>
-          <w:szCs w:val="27"/>
-          <w:b/>
-          <w:bCs/>
-          <w:lang w:val="th-TH" w:eastAsia="th-TH" w:bidi="th-TH"/>
-          <w:noProof/>
-        </w:rPr>
         <w:tab/>
-        <w:t>12</w:t>
+        <w:t>13</w:t>
       </w:r>
     </w:p>
     <w:p>
@@ -2361,21 +2075,8 @@
           <w:noProof/>
         </w:rPr>
         <w:t>5.1  การแบ่งส่วน​ตลาด (Market Segmentation)</w:t>
-      </w:r>
-      <w:r>
-        <w:rPr>
-          <w:rFonts w:ascii="TH SarabunPSK" w:hAnsi="TH SarabunPSK" w:cs="TH SarabunPSK" w:eastAsia="TH SarabunPSK"/>
-          <w:color w:val="000000"/>
-          <w:u w:val="none"/>
-          <w:sz w:val="27"/>
-          <w:szCs w:val="27"/>
-          <w:b w:val="0"/>
-          <w:bCs w:val="0"/>
-          <w:lang w:val="th-TH" w:eastAsia="th-TH" w:bidi="th-TH"/>
-          <w:noProof/>
-        </w:rPr>
         <w:tab/>
-        <w:t>12</w:t>
+        <w:t>13</w:t>
       </w:r>
     </w:p>
     <w:p>
@@ -2400,21 +2101,8 @@
           <w:noProof/>
         </w:rPr>
         <w:t>5.2  ข้อมูล​จำลอง​ตัวแทน​กลุ่มเป้าหมาย (Customer Personas)</w:t>
-      </w:r>
-      <w:r>
-        <w:rPr>
-          <w:rFonts w:ascii="TH SarabunPSK" w:hAnsi="TH SarabunPSK" w:cs="TH SarabunPSK" w:eastAsia="TH SarabunPSK"/>
-          <w:color w:val="000000"/>
-          <w:u w:val="none"/>
-          <w:sz w:val="27"/>
-          <w:szCs w:val="27"/>
-          <w:b w:val="0"/>
-          <w:bCs w:val="0"/>
-          <w:lang w:val="th-TH" w:eastAsia="th-TH" w:bidi="th-TH"/>
-          <w:noProof/>
-        </w:rPr>
         <w:tab/>
-        <w:t>12</w:t>
+        <w:t>13</w:t>
       </w:r>
     </w:p>
     <w:p>
@@ -2439,21 +2127,8 @@
           <w:noProof/>
         </w:rPr>
         <w:t>5.3  การ​ประมาณการ​ขนาด​ตลาด (TAM, SAM, SOM)</w:t>
-      </w:r>
-      <w:r>
-        <w:rPr>
-          <w:rFonts w:ascii="TH SarabunPSK" w:hAnsi="TH SarabunPSK" w:cs="TH SarabunPSK" w:eastAsia="TH SarabunPSK"/>
-          <w:color w:val="000000"/>
-          <w:u w:val="none"/>
-          <w:sz w:val="27"/>
-          <w:szCs w:val="27"/>
-          <w:b w:val="0"/>
-          <w:bCs w:val="0"/>
-          <w:lang w:val="th-TH" w:eastAsia="th-TH" w:bidi="th-TH"/>
-          <w:noProof/>
-        </w:rPr>
         <w:tab/>
-        <w:t>13</w:t>
+        <w:t>14</w:t>
       </w:r>
     </w:p>
     <w:p>
@@ -2541,21 +2216,8 @@
           <w:noProof/>
         </w:rPr>
         <w:t>บท​ที่ 6  แบบจำลอง​ผืน​ผ้าใบ​ธุรกิจ (Business Model Canvas - BMC)</w:t>
-      </w:r>
-      <w:r>
-        <w:rPr>
-          <w:rFonts w:ascii="TH SarabunPSK" w:hAnsi="TH SarabunPSK" w:cs="TH SarabunPSK" w:eastAsia="TH SarabunPSK"/>
-          <w:color w:val="000000"/>
-          <w:u w:val="none"/>
-          <w:sz w:val="27"/>
-          <w:szCs w:val="27"/>
-          <w:b/>
-          <w:bCs/>
-          <w:lang w:val="th-TH" w:eastAsia="th-TH" w:bidi="th-TH"/>
-          <w:noProof/>
-        </w:rPr>
         <w:tab/>
-        <w:t>14</w:t>
+        <w:t>15</w:t>
       </w:r>
     </w:p>
     <w:p>
@@ -2580,21 +2242,8 @@
           <w:noProof/>
         </w:rPr>
         <w:t>6.1  พันธมิตร​หลัก (Key Partners)</w:t>
-      </w:r>
-      <w:r>
-        <w:rPr>
-          <w:rFonts w:ascii="TH SarabunPSK" w:hAnsi="TH SarabunPSK" w:cs="TH SarabunPSK" w:eastAsia="TH SarabunPSK"/>
-          <w:color w:val="000000"/>
-          <w:u w:val="none"/>
-          <w:sz w:val="27"/>
-          <w:szCs w:val="27"/>
-          <w:b w:val="0"/>
-          <w:bCs w:val="0"/>
-          <w:lang w:val="th-TH" w:eastAsia="th-TH" w:bidi="th-TH"/>
-          <w:noProof/>
-        </w:rPr>
         <w:tab/>
-        <w:t>14</w:t>
+        <w:t>15</w:t>
       </w:r>
     </w:p>
     <w:p>
@@ -2619,21 +2268,8 @@
           <w:noProof/>
         </w:rPr>
         <w:t>6.2  กิจกรรม​หลัก (Key Activities)</w:t>
-      </w:r>
-      <w:r>
-        <w:rPr>
-          <w:rFonts w:ascii="TH SarabunPSK" w:hAnsi="TH SarabunPSK" w:cs="TH SarabunPSK" w:eastAsia="TH SarabunPSK"/>
-          <w:color w:val="000000"/>
-          <w:u w:val="none"/>
-          <w:sz w:val="27"/>
-          <w:szCs w:val="27"/>
-          <w:b w:val="0"/>
-          <w:bCs w:val="0"/>
-          <w:lang w:val="th-TH" w:eastAsia="th-TH" w:bidi="th-TH"/>
-          <w:noProof/>
-        </w:rPr>
         <w:tab/>
-        <w:t>14</w:t>
+        <w:t>15</w:t>
       </w:r>
     </w:p>
     <w:p>
@@ -2658,21 +2294,8 @@
           <w:noProof/>
         </w:rPr>
         <w:t>6.3  ทรัพยากร​หลัก (Key Resources)</w:t>
-      </w:r>
-      <w:r>
-        <w:rPr>
-          <w:rFonts w:ascii="TH SarabunPSK" w:hAnsi="TH SarabunPSK" w:cs="TH SarabunPSK" w:eastAsia="TH SarabunPSK"/>
-          <w:color w:val="000000"/>
-          <w:u w:val="none"/>
-          <w:sz w:val="27"/>
-          <w:szCs w:val="27"/>
-          <w:b w:val="0"/>
-          <w:bCs w:val="0"/>
-          <w:lang w:val="th-TH" w:eastAsia="th-TH" w:bidi="th-TH"/>
-          <w:noProof/>
-        </w:rPr>
         <w:tab/>
-        <w:t>15</w:t>
+        <w:t>17</w:t>
       </w:r>
     </w:p>
     <w:p>
@@ -2697,21 +2320,8 @@
           <w:noProof/>
         </w:rPr>
         <w:t>6.4  คุณ​ค่าที่​ส่งมอบ (Value Propositions)</w:t>
-      </w:r>
-      <w:r>
-        <w:rPr>
-          <w:rFonts w:ascii="TH SarabunPSK" w:hAnsi="TH SarabunPSK" w:cs="TH SarabunPSK" w:eastAsia="TH SarabunPSK"/>
-          <w:color w:val="000000"/>
-          <w:u w:val="none"/>
-          <w:sz w:val="27"/>
-          <w:szCs w:val="27"/>
-          <w:b w:val="0"/>
-          <w:bCs w:val="0"/>
-          <w:lang w:val="th-TH" w:eastAsia="th-TH" w:bidi="th-TH"/>
-          <w:noProof/>
-        </w:rPr>
         <w:tab/>
-        <w:t>15</w:t>
+        <w:t>17</w:t>
       </w:r>
     </w:p>
     <w:p>
@@ -2736,21 +2346,8 @@
           <w:noProof/>
         </w:rPr>
         <w:t>6.5  ความสัมพันธ์​กับ​ลูกค้า (Customer Relationships)</w:t>
-      </w:r>
-      <w:r>
-        <w:rPr>
-          <w:rFonts w:ascii="TH SarabunPSK" w:hAnsi="TH SarabunPSK" w:cs="TH SarabunPSK" w:eastAsia="TH SarabunPSK"/>
-          <w:color w:val="000000"/>
-          <w:u w:val="none"/>
-          <w:sz w:val="27"/>
-          <w:szCs w:val="27"/>
-          <w:b w:val="0"/>
-          <w:bCs w:val="0"/>
-          <w:lang w:val="th-TH" w:eastAsia="th-TH" w:bidi="th-TH"/>
-          <w:noProof/>
-        </w:rPr>
         <w:tab/>
-        <w:t>15</w:t>
+        <w:t>17</w:t>
       </w:r>
     </w:p>
     <w:p>
@@ -2775,21 +2372,8 @@
           <w:noProof/>
         </w:rPr>
         <w:t>6.6  ช่อง​ทางการ​เข้าถึง (Channels)</w:t>
-      </w:r>
-      <w:r>
-        <w:rPr>
-          <w:rFonts w:ascii="TH SarabunPSK" w:hAnsi="TH SarabunPSK" w:cs="TH SarabunPSK" w:eastAsia="TH SarabunPSK"/>
-          <w:color w:val="000000"/>
-          <w:u w:val="none"/>
-          <w:sz w:val="27"/>
-          <w:szCs w:val="27"/>
-          <w:b w:val="0"/>
-          <w:bCs w:val="0"/>
-          <w:lang w:val="th-TH" w:eastAsia="th-TH" w:bidi="th-TH"/>
-          <w:noProof/>
-        </w:rPr>
         <w:tab/>
-        <w:t>15</w:t>
+        <w:t>17</w:t>
       </w:r>
     </w:p>
     <w:p>
@@ -2814,21 +2398,8 @@
           <w:noProof/>
         </w:rPr>
         <w:t>6.7  กลุ่ม​ลูกค้า​เป้าหมาย (Customer Segments)</w:t>
-      </w:r>
-      <w:r>
-        <w:rPr>
-          <w:rFonts w:ascii="TH SarabunPSK" w:hAnsi="TH SarabunPSK" w:cs="TH SarabunPSK" w:eastAsia="TH SarabunPSK"/>
-          <w:color w:val="000000"/>
-          <w:u w:val="none"/>
-          <w:sz w:val="27"/>
-          <w:szCs w:val="27"/>
-          <w:b w:val="0"/>
-          <w:bCs w:val="0"/>
-          <w:lang w:val="th-TH" w:eastAsia="th-TH" w:bidi="th-TH"/>
-          <w:noProof/>
-        </w:rPr>
         <w:tab/>
-        <w:t>15</w:t>
+        <w:t>18</w:t>
       </w:r>
     </w:p>
     <w:p>
@@ -2853,21 +2424,8 @@
           <w:noProof/>
         </w:rPr>
         <w:t>6.8  โครงสร้าง​ต้นทุน (Cost Structure)</w:t>
-      </w:r>
-      <w:r>
-        <w:rPr>
-          <w:rFonts w:ascii="TH SarabunPSK" w:hAnsi="TH SarabunPSK" w:cs="TH SarabunPSK" w:eastAsia="TH SarabunPSK"/>
-          <w:color w:val="000000"/>
-          <w:u w:val="none"/>
-          <w:sz w:val="27"/>
-          <w:szCs w:val="27"/>
-          <w:b w:val="0"/>
-          <w:bCs w:val="0"/>
-          <w:lang w:val="th-TH" w:eastAsia="th-TH" w:bidi="th-TH"/>
-          <w:noProof/>
-        </w:rPr>
         <w:tab/>
-        <w:t>16</w:t>
+        <w:t>18</w:t>
       </w:r>
     </w:p>
     <w:p>
@@ -2892,21 +2450,8 @@
           <w:noProof/>
         </w:rPr>
         <w:t>6.9  แหล่งที่มา​รายได้ (Revenue Streams)</w:t>
-      </w:r>
-      <w:r>
-        <w:rPr>
-          <w:rFonts w:ascii="TH SarabunPSK" w:hAnsi="TH SarabunPSK" w:cs="TH SarabunPSK" w:eastAsia="TH SarabunPSK"/>
-          <w:color w:val="000000"/>
-          <w:u w:val="none"/>
-          <w:sz w:val="27"/>
-          <w:szCs w:val="27"/>
-          <w:b w:val="0"/>
-          <w:bCs w:val="0"/>
-          <w:lang w:val="th-TH" w:eastAsia="th-TH" w:bidi="th-TH"/>
-          <w:noProof/>
-        </w:rPr>
         <w:tab/>
-        <w:t>16</w:t>
+        <w:t>18</w:t>
       </w:r>
     </w:p>
     <w:p>
@@ -2931,21 +2476,8 @@
           <w:noProof/>
         </w:rPr>
         <w:t>บท​ที่ 7  กลยุทธ์​การตลาด​และ​การ​ขาย (Marketing &amp; Sales Strategy)</w:t>
-      </w:r>
-      <w:r>
-        <w:rPr>
-          <w:rFonts w:ascii="TH SarabunPSK" w:hAnsi="TH SarabunPSK" w:cs="TH SarabunPSK" w:eastAsia="TH SarabunPSK"/>
-          <w:color w:val="000000"/>
-          <w:u w:val="none"/>
-          <w:sz w:val="27"/>
-          <w:szCs w:val="27"/>
-          <w:b/>
-          <w:bCs/>
-          <w:lang w:val="th-TH" w:eastAsia="th-TH" w:bidi="th-TH"/>
-          <w:noProof/>
-        </w:rPr>
         <w:tab/>
-        <w:t>17</w:t>
+        <w:t>19</w:t>
       </w:r>
     </w:p>
     <w:p>
@@ -2970,21 +2502,8 @@
           <w:noProof/>
         </w:rPr>
         <w:t>7.1  การวางตำแหน่ง​ทาง​การตลาด (Market Positioning Map)</w:t>
-      </w:r>
-      <w:r>
-        <w:rPr>
-          <w:rFonts w:ascii="TH SarabunPSK" w:hAnsi="TH SarabunPSK" w:cs="TH SarabunPSK" w:eastAsia="TH SarabunPSK"/>
-          <w:color w:val="000000"/>
-          <w:u w:val="none"/>
-          <w:sz w:val="27"/>
-          <w:szCs w:val="27"/>
-          <w:b w:val="0"/>
-          <w:bCs w:val="0"/>
-          <w:lang w:val="th-TH" w:eastAsia="th-TH" w:bidi="th-TH"/>
-          <w:noProof/>
-        </w:rPr>
         <w:tab/>
-        <w:t>17</w:t>
+        <w:t>19</w:t>
       </w:r>
     </w:p>
     <w:p>
@@ -3009,21 +2528,8 @@
           <w:noProof/>
         </w:rPr>
         <w:t>7.2  กลยุทธ์​ส่วน​ประสม​ทาง​การตลาด 4​Ps สำหรับ​นวัตกรรม​บริการ</w:t>
-      </w:r>
-      <w:r>
-        <w:rPr>
-          <w:rFonts w:ascii="TH SarabunPSK" w:hAnsi="TH SarabunPSK" w:cs="TH SarabunPSK" w:eastAsia="TH SarabunPSK"/>
-          <w:color w:val="000000"/>
-          <w:u w:val="none"/>
-          <w:sz w:val="27"/>
-          <w:szCs w:val="27"/>
-          <w:b w:val="0"/>
-          <w:bCs w:val="0"/>
-          <w:lang w:val="th-TH" w:eastAsia="th-TH" w:bidi="th-TH"/>
-          <w:noProof/>
-        </w:rPr>
         <w:tab/>
-        <w:t>18</w:t>
+        <w:t>20</w:t>
       </w:r>
     </w:p>
     <w:p>
@@ -3048,21 +2554,8 @@
           <w:noProof/>
         </w:rPr>
         <w:t>7.3  กลยุทธ์​การ​เจาะตลาด​และ​การ​ส่งเสริม​การ​ขาย (Go-to-Market)</w:t>
-      </w:r>
-      <w:r>
-        <w:rPr>
-          <w:rFonts w:ascii="TH SarabunPSK" w:hAnsi="TH SarabunPSK" w:cs="TH SarabunPSK" w:eastAsia="TH SarabunPSK"/>
-          <w:color w:val="000000"/>
-          <w:u w:val="none"/>
-          <w:sz w:val="27"/>
-          <w:szCs w:val="27"/>
-          <w:b w:val="0"/>
-          <w:bCs w:val="0"/>
-          <w:lang w:val="th-TH" w:eastAsia="th-TH" w:bidi="th-TH"/>
-          <w:noProof/>
-        </w:rPr>
         <w:tab/>
-        <w:t>18</w:t>
+        <w:t>20</w:t>
       </w:r>
     </w:p>
     <w:p>
@@ -3087,21 +2580,8 @@
           <w:noProof/>
         </w:rPr>
         <w:t>บท​ที่ 8  กลยุทธ์​ด้าน​เทคโนโลยี​และ​นวัตกรรม (3 หมวด 10 ยุทธวิธี)</w:t>
-      </w:r>
-      <w:r>
-        <w:rPr>
-          <w:rFonts w:ascii="TH SarabunPSK" w:hAnsi="TH SarabunPSK" w:cs="TH SarabunPSK" w:eastAsia="TH SarabunPSK"/>
-          <w:color w:val="000000"/>
-          <w:u w:val="none"/>
-          <w:sz w:val="27"/>
-          <w:szCs w:val="27"/>
-          <w:b/>
-          <w:bCs/>
-          <w:lang w:val="th-TH" w:eastAsia="th-TH" w:bidi="th-TH"/>
-          <w:noProof/>
-        </w:rPr>
         <w:tab/>
-        <w:t>19</w:t>
+        <w:t>21</w:t>
       </w:r>
     </w:p>
     <w:p>
@@ -3126,21 +2606,8 @@
           <w:noProof/>
         </w:rPr>
         <w:t>8.1  การ​วิเคราะห์​ตาม​โมเดล Ten Types of Innovation</w:t>
-      </w:r>
-      <w:r>
-        <w:rPr>
-          <w:rFonts w:ascii="TH SarabunPSK" w:hAnsi="TH SarabunPSK" w:cs="TH SarabunPSK" w:eastAsia="TH SarabunPSK"/>
-          <w:color w:val="000000"/>
-          <w:u w:val="none"/>
-          <w:sz w:val="27"/>
-          <w:szCs w:val="27"/>
-          <w:b w:val="0"/>
-          <w:bCs w:val="0"/>
-          <w:lang w:val="th-TH" w:eastAsia="th-TH" w:bidi="th-TH"/>
-          <w:noProof/>
-        </w:rPr>
         <w:tab/>
-        <w:t>19</w:t>
+        <w:t>21</w:t>
       </w:r>
     </w:p>
     <w:p>
@@ -3165,21 +2632,8 @@
           <w:noProof/>
         </w:rPr>
         <w:t>8.2  การ​คุ้มครอง​ทรัพย์สินทางปัญญา​และ​ความได้เปรียบ​ทางเทคโนโลยี</w:t>
-      </w:r>
-      <w:r>
-        <w:rPr>
-          <w:rFonts w:ascii="TH SarabunPSK" w:hAnsi="TH SarabunPSK" w:cs="TH SarabunPSK" w:eastAsia="TH SarabunPSK"/>
-          <w:color w:val="000000"/>
-          <w:u w:val="none"/>
-          <w:sz w:val="27"/>
-          <w:szCs w:val="27"/>
-          <w:b w:val="0"/>
-          <w:bCs w:val="0"/>
-          <w:lang w:val="th-TH" w:eastAsia="th-TH" w:bidi="th-TH"/>
-          <w:noProof/>
-        </w:rPr>
         <w:tab/>
-        <w:t>20</w:t>
+        <w:t>22</w:t>
       </w:r>
     </w:p>
     <w:p>
@@ -3204,21 +2658,8 @@
           <w:noProof/>
         </w:rPr>
         <w:t>บท​ที่ 9  การประเมิน​และ​การบริหาร​จัดการ​ความเสี่ยง (Risk Management)</w:t>
-      </w:r>
-      <w:r>
-        <w:rPr>
-          <w:rFonts w:ascii="TH SarabunPSK" w:hAnsi="TH SarabunPSK" w:cs="TH SarabunPSK" w:eastAsia="TH SarabunPSK"/>
-          <w:color w:val="000000"/>
-          <w:u w:val="none"/>
-          <w:sz w:val="27"/>
-          <w:szCs w:val="27"/>
-          <w:b/>
-          <w:bCs/>
-          <w:lang w:val="th-TH" w:eastAsia="th-TH" w:bidi="th-TH"/>
-          <w:noProof/>
-        </w:rPr>
         <w:tab/>
-        <w:t>21</w:t>
+        <w:t>23</w:t>
       </w:r>
     </w:p>
     <w:p>
@@ -3243,21 +2684,8 @@
           <w:noProof/>
         </w:rPr>
         <w:t>9.1  การ​บ่งชี้​ความเสี่ยง 6 ด้าน​ตาม​บทเรียน​ที่ 11</w:t>
-      </w:r>
-      <w:r>
-        <w:rPr>
-          <w:rFonts w:ascii="TH SarabunPSK" w:hAnsi="TH SarabunPSK" w:cs="TH SarabunPSK" w:eastAsia="TH SarabunPSK"/>
-          <w:color w:val="000000"/>
-          <w:u w:val="none"/>
-          <w:sz w:val="27"/>
-          <w:szCs w:val="27"/>
-          <w:b w:val="0"/>
-          <w:bCs w:val="0"/>
-          <w:lang w:val="th-TH" w:eastAsia="th-TH" w:bidi="th-TH"/>
-          <w:noProof/>
-        </w:rPr>
         <w:tab/>
-        <w:t>21</w:t>
+        <w:t>23</w:t>
       </w:r>
     </w:p>
     <w:p>
@@ -3282,21 +2710,8 @@
           <w:noProof/>
         </w:rPr>
         <w:t>9.2  เมทริกซ์​การประเมิน​ระดับ​ความเสี่ยง (Risk Assessment Matrix)</w:t>
-      </w:r>
-      <w:r>
-        <w:rPr>
-          <w:rFonts w:ascii="TH SarabunPSK" w:hAnsi="TH SarabunPSK" w:cs="TH SarabunPSK" w:eastAsia="TH SarabunPSK"/>
-          <w:color w:val="000000"/>
-          <w:u w:val="none"/>
-          <w:sz w:val="27"/>
-          <w:szCs w:val="27"/>
-          <w:b w:val="0"/>
-          <w:bCs w:val="0"/>
-          <w:lang w:val="th-TH" w:eastAsia="th-TH" w:bidi="th-TH"/>
-          <w:noProof/>
-        </w:rPr>
         <w:tab/>
-        <w:t>21</w:t>
+        <w:t>23</w:t>
       </w:r>
     </w:p>
     <w:p>
@@ -3321,21 +2736,8 @@
           <w:noProof/>
         </w:rPr>
         <w:t>9.3  ตาราง​ประเมิน​ความเสี่ยง​และ​แผน​บริหาร​ความต่อเนื่อง​ทาง​ธุรกิจ</w:t>
-      </w:r>
-      <w:r>
-        <w:rPr>
-          <w:rFonts w:ascii="TH SarabunPSK" w:hAnsi="TH SarabunPSK" w:cs="TH SarabunPSK" w:eastAsia="TH SarabunPSK"/>
-          <w:color w:val="000000"/>
-          <w:u w:val="none"/>
-          <w:sz w:val="27"/>
-          <w:szCs w:val="27"/>
-          <w:b w:val="0"/>
-          <w:bCs w:val="0"/>
-          <w:lang w:val="th-TH" w:eastAsia="th-TH" w:bidi="th-TH"/>
-          <w:noProof/>
-        </w:rPr>
         <w:tab/>
-        <w:t>22</w:t>
+        <w:t>24</w:t>
       </w:r>
     </w:p>
     <w:p>
@@ -3360,21 +2762,8 @@
           <w:noProof/>
         </w:rPr>
         <w:t>บท​ที่ 10  บทสรุป แผนการ​ดำเนินงาน และ​ความเป็นไปได้​ทางการเงิน</w:t>
-      </w:r>
-      <w:r>
-        <w:rPr>
-          <w:rFonts w:ascii="TH SarabunPSK" w:hAnsi="TH SarabunPSK" w:cs="TH SarabunPSK" w:eastAsia="TH SarabunPSK"/>
-          <w:color w:val="000000"/>
-          <w:u w:val="none"/>
-          <w:sz w:val="27"/>
-          <w:szCs w:val="27"/>
-          <w:b/>
-          <w:bCs/>
-          <w:lang w:val="th-TH" w:eastAsia="th-TH" w:bidi="th-TH"/>
-          <w:noProof/>
-        </w:rPr>
         <w:tab/>
-        <w:t>23</w:t>
+        <w:t>25</w:t>
       </w:r>
     </w:p>
     <w:p>
@@ -3399,21 +2788,8 @@
           <w:noProof/>
         </w:rPr>
         <w:t>10.1  บทสรุป​โครงการ (Executive Summary)</w:t>
-      </w:r>
-      <w:r>
-        <w:rPr>
-          <w:rFonts w:ascii="TH SarabunPSK" w:hAnsi="TH SarabunPSK" w:cs="TH SarabunPSK" w:eastAsia="TH SarabunPSK"/>
-          <w:color w:val="000000"/>
-          <w:u w:val="none"/>
-          <w:sz w:val="27"/>
-          <w:szCs w:val="27"/>
-          <w:b w:val="0"/>
-          <w:bCs w:val="0"/>
-          <w:lang w:val="th-TH" w:eastAsia="th-TH" w:bidi="th-TH"/>
-          <w:noProof/>
-        </w:rPr>
         <w:tab/>
-        <w:t>23</w:t>
+        <w:t>25</w:t>
       </w:r>
     </w:p>
     <w:p>
@@ -3438,21 +2814,8 @@
           <w:noProof/>
         </w:rPr>
         <w:t>10.2  แผนงาน​และ​เส้น​ทางการ​ดำเนิน​โครงการ (Project Roadmap)</w:t>
-      </w:r>
-      <w:r>
-        <w:rPr>
-          <w:rFonts w:ascii="TH SarabunPSK" w:hAnsi="TH SarabunPSK" w:cs="TH SarabunPSK" w:eastAsia="TH SarabunPSK"/>
-          <w:color w:val="000000"/>
-          <w:u w:val="none"/>
-          <w:sz w:val="27"/>
-          <w:szCs w:val="27"/>
-          <w:b w:val="0"/>
-          <w:bCs w:val="0"/>
-          <w:lang w:val="th-TH" w:eastAsia="th-TH" w:bidi="th-TH"/>
-          <w:noProof/>
-        </w:rPr>
         <w:tab/>
-        <w:t>23</w:t>
+        <w:t>25</w:t>
       </w:r>
     </w:p>
     <w:p>
@@ -3477,21 +2840,8 @@
           <w:noProof/>
         </w:rPr>
         <w:t>10.3  การ​วิเคราะห์​จุดคุ้มทุน​และ​ความเป็นไปได้​ทางการเงิน</w:t>
-      </w:r>
-      <w:r>
-        <w:rPr>
-          <w:rFonts w:ascii="TH SarabunPSK" w:hAnsi="TH SarabunPSK" w:cs="TH SarabunPSK" w:eastAsia="TH SarabunPSK"/>
-          <w:color w:val="000000"/>
-          <w:u w:val="none"/>
-          <w:sz w:val="27"/>
-          <w:szCs w:val="27"/>
-          <w:b w:val="0"/>
-          <w:bCs w:val="0"/>
-          <w:lang w:val="th-TH" w:eastAsia="th-TH" w:bidi="th-TH"/>
-          <w:noProof/>
-        </w:rPr>
         <w:tab/>
-        <w:t>24</w:t>
+        <w:t>26</w:t>
       </w:r>
     </w:p>
     <w:p>
@@ -3516,21 +2866,8 @@
           <w:noProof/>
         </w:rPr>
         <w:t>10.4  โครงสร้าง​องค์กร​และ​ปัจจัย​แห่ง​ความสำเร็จ</w:t>
-      </w:r>
-      <w:r>
-        <w:rPr>
-          <w:rFonts w:ascii="TH SarabunPSK" w:hAnsi="TH SarabunPSK" w:cs="TH SarabunPSK" w:eastAsia="TH SarabunPSK"/>
-          <w:color w:val="000000"/>
-          <w:u w:val="none"/>
-          <w:sz w:val="27"/>
-          <w:szCs w:val="27"/>
-          <w:b w:val="0"/>
-          <w:bCs w:val="0"/>
-          <w:lang w:val="th-TH" w:eastAsia="th-TH" w:bidi="th-TH"/>
-          <w:noProof/>
-        </w:rPr>
         <w:tab/>
-        <w:t>24</w:t>
+        <w:t>26</w:t>
       </w:r>
     </w:p>
     <w:p>
@@ -3555,21 +2892,8 @@
           <w:noProof/>
         </w:rPr>
         <w:t>10.5  ข้อเสนอแนะ​และ​ทิศทาง​การพัฒนา​ในอนาคต</w:t>
-      </w:r>
-      <w:r>
-        <w:rPr>
-          <w:rFonts w:ascii="TH SarabunPSK" w:hAnsi="TH SarabunPSK" w:cs="TH SarabunPSK" w:eastAsia="TH SarabunPSK"/>
-          <w:color w:val="000000"/>
-          <w:u w:val="none"/>
-          <w:sz w:val="27"/>
-          <w:szCs w:val="27"/>
-          <w:b w:val="0"/>
-          <w:bCs w:val="0"/>
-          <w:lang w:val="th-TH" w:eastAsia="th-TH" w:bidi="th-TH"/>
-          <w:noProof/>
-        </w:rPr>
         <w:tab/>
-        <w:t>24</w:t>
+        <w:t>27</w:t>
       </w:r>
     </w:p>
     <w:p>
@@ -3594,21 +2918,8 @@
           <w:noProof/>
         </w:rPr>
         <w:t>บรรณานุกรม (References)</w:t>
-      </w:r>
-      <w:r>
-        <w:rPr>
-          <w:rFonts w:ascii="TH SarabunPSK" w:hAnsi="TH SarabunPSK" w:cs="TH SarabunPSK" w:eastAsia="TH SarabunPSK"/>
-          <w:color w:val="000000"/>
-          <w:u w:val="none"/>
-          <w:sz w:val="27"/>
-          <w:szCs w:val="27"/>
-          <w:b/>
-          <w:bCs/>
-          <w:lang w:val="th-TH" w:eastAsia="th-TH" w:bidi="th-TH"/>
-          <w:noProof/>
-        </w:rPr>
         <w:tab/>
-        <w:t>26</w:t>
+        <w:t>28</w:t>
       </w:r>
     </w:p>
     <w:p>
@@ -3633,21 +2944,8 @@
           <w:noProof/>
         </w:rPr>
         <w:t>ภาคผนวก ก  ภาพถ่าย​โปสเตอร์ Business Model Canvas ต้นฉบับ</w:t>
-      </w:r>
-      <w:r>
-        <w:rPr>
-          <w:rFonts w:ascii="TH SarabunPSK" w:hAnsi="TH SarabunPSK" w:cs="TH SarabunPSK" w:eastAsia="TH SarabunPSK"/>
-          <w:color w:val="000000"/>
-          <w:u w:val="none"/>
-          <w:sz w:val="27"/>
-          <w:szCs w:val="27"/>
-          <w:b/>
-          <w:bCs/>
-          <w:lang w:val="th-TH" w:eastAsia="th-TH" w:bidi="th-TH"/>
-          <w:noProof/>
-        </w:rPr>
         <w:tab/>
-        <w:t>27</w:t>
+        <w:t>29</w:t>
       </w:r>
     </w:p>
     <w:p>
@@ -3672,21 +2970,8 @@
           <w:noProof/>
         </w:rPr>
         <w:t>ภาคผนวก ข  แบบ​ร่าง​แนว​คำถาม​สำหรับ​การ​สัมภาษณ์​ค้นพบ​ลูกค้า</w:t>
-      </w:r>
-      <w:r>
-        <w:rPr>
-          <w:rFonts w:ascii="TH SarabunPSK" w:hAnsi="TH SarabunPSK" w:cs="TH SarabunPSK" w:eastAsia="TH SarabunPSK"/>
-          <w:color w:val="000000"/>
-          <w:u w:val="none"/>
-          <w:sz w:val="27"/>
-          <w:szCs w:val="27"/>
-          <w:b/>
-          <w:bCs/>
-          <w:lang w:val="th-TH" w:eastAsia="th-TH" w:bidi="th-TH"/>
-          <w:noProof/>
-        </w:rPr>
         <w:tab/>
-        <w:t>28</w:t>
+        <w:t>30</w:t>
       </w:r>
     </w:p>
     <w:p>
@@ -3774,21 +3059,8 @@
           <w:noProof/>
         </w:rPr>
         <w:t>ตาราง​ที่ 2.1  แผนงาน​และ​เป้าหมาย​เชิง​กลยุทธ์​ของ​โครงการ Smart Queue Food</w:t>
-      </w:r>
-      <w:r>
-        <w:rPr>
-          <w:rFonts w:ascii="TH SarabunPSK" w:hAnsi="TH SarabunPSK" w:cs="TH SarabunPSK" w:eastAsia="TH SarabunPSK"/>
-          <w:color w:val="000000"/>
-          <w:u w:val="none"/>
-          <w:sz w:val="27"/>
-          <w:szCs w:val="27"/>
-          <w:b w:val="0"/>
-          <w:bCs w:val="0"/>
-          <w:lang w:val="th-TH" w:eastAsia="th-TH" w:bidi="th-TH"/>
-          <w:noProof/>
-        </w:rPr>
         <w:tab/>
-        <w:t>6</w:t>
+        <w:t>7</w:t>
       </w:r>
     </w:p>
     <w:p>
@@ -3813,21 +3085,8 @@
           <w:noProof/>
         </w:rPr>
         <w:t>ตาราง​ที่ 3.1  การ​เปรียบเทียบ​ความสามารถ​ใน​การแข่งขัน​กับ​ทางเลือก​อื่น​ใน​ตลาด</w:t>
-      </w:r>
-      <w:r>
-        <w:rPr>
-          <w:rFonts w:ascii="TH SarabunPSK" w:hAnsi="TH SarabunPSK" w:cs="TH SarabunPSK" w:eastAsia="TH SarabunPSK"/>
-          <w:color w:val="000000"/>
-          <w:u w:val="none"/>
-          <w:sz w:val="27"/>
-          <w:szCs w:val="27"/>
-          <w:b w:val="0"/>
-          <w:bCs w:val="0"/>
-          <w:lang w:val="th-TH" w:eastAsia="th-TH" w:bidi="th-TH"/>
-          <w:noProof/>
-        </w:rPr>
         <w:tab/>
-        <w:t>8</w:t>
+        <w:t>9</w:t>
       </w:r>
     </w:p>
     <w:p>
@@ -3852,21 +3111,8 @@
           <w:noProof/>
         </w:rPr>
         <w:t>ตาราง​ที่ 5.1  ตาราง​สรุป​ข้อมูล​จำลอง​ตัวแทน​กลุ่มเป้าหมาย (Customer Personas)</w:t>
-      </w:r>
-      <w:r>
-        <w:rPr>
-          <w:rFonts w:ascii="TH SarabunPSK" w:hAnsi="TH SarabunPSK" w:cs="TH SarabunPSK" w:eastAsia="TH SarabunPSK"/>
-          <w:color w:val="000000"/>
-          <w:u w:val="none"/>
-          <w:sz w:val="27"/>
-          <w:szCs w:val="27"/>
-          <w:b w:val="0"/>
-          <w:bCs w:val="0"/>
-          <w:lang w:val="th-TH" w:eastAsia="th-TH" w:bidi="th-TH"/>
-          <w:noProof/>
-        </w:rPr>
         <w:tab/>
-        <w:t>12</w:t>
+        <w:t>13</w:t>
       </w:r>
     </w:p>
     <w:p>
@@ -3891,21 +3137,8 @@
           <w:noProof/>
         </w:rPr>
         <w:t>ตาราง​ที่ 9.1  ตาราง​การประเมิน​ความเสี่ยง​และ​มาตร​การบริหาร​จัดการ​ความเสี่ยง</w:t>
-      </w:r>
-      <w:r>
-        <w:rPr>
-          <w:rFonts w:ascii="TH SarabunPSK" w:hAnsi="TH SarabunPSK" w:cs="TH SarabunPSK" w:eastAsia="TH SarabunPSK"/>
-          <w:color w:val="000000"/>
-          <w:u w:val="none"/>
-          <w:sz w:val="27"/>
-          <w:szCs w:val="27"/>
-          <w:b w:val="0"/>
-          <w:bCs w:val="0"/>
-          <w:lang w:val="th-TH" w:eastAsia="th-TH" w:bidi="th-TH"/>
-          <w:noProof/>
-        </w:rPr>
         <w:tab/>
-        <w:t>22</w:t>
+        <w:t>24</w:t>
       </w:r>
     </w:p>
     <w:p>
@@ -3930,21 +3163,8 @@
           <w:noProof/>
         </w:rPr>
         <w:t>ตาราง​ที่ 10.1  แผนงาน​และ​เส้น​ทางการ​ดำเนิน​โครงการ Smart Queue Food</w:t>
-      </w:r>
-      <w:r>
-        <w:rPr>
-          <w:rFonts w:ascii="TH SarabunPSK" w:hAnsi="TH SarabunPSK" w:cs="TH SarabunPSK" w:eastAsia="TH SarabunPSK"/>
-          <w:color w:val="000000"/>
-          <w:u w:val="none"/>
-          <w:sz w:val="27"/>
-          <w:szCs w:val="27"/>
-          <w:b w:val="0"/>
-          <w:bCs w:val="0"/>
-          <w:lang w:val="th-TH" w:eastAsia="th-TH" w:bidi="th-TH"/>
-          <w:noProof/>
-        </w:rPr>
         <w:tab/>
-        <w:t>23</w:t>
+        <w:t>25</w:t>
       </w:r>
     </w:p>
     <w:p>
@@ -3969,21 +3189,8 @@
           <w:noProof/>
         </w:rPr>
         <w:t>ตาราง​ที่ ข.1  แบบ​ร่าง​แนว​ทางการ​ตั้งคำถาม​สัมภาษณ์​เพื่อ​ค้นพบ​ลูกค้า</w:t>
-      </w:r>
-      <w:r>
-        <w:rPr>
-          <w:rFonts w:ascii="TH SarabunPSK" w:hAnsi="TH SarabunPSK" w:cs="TH SarabunPSK" w:eastAsia="TH SarabunPSK"/>
-          <w:color w:val="000000"/>
-          <w:u w:val="none"/>
-          <w:sz w:val="27"/>
-          <w:szCs w:val="27"/>
-          <w:b w:val="0"/>
-          <w:bCs w:val="0"/>
-          <w:lang w:val="th-TH" w:eastAsia="th-TH" w:bidi="th-TH"/>
-          <w:noProof/>
-        </w:rPr>
         <w:tab/>
-        <w:t>28</w:t>
+        <w:t>30</w:t>
       </w:r>
     </w:p>
     <w:p>
@@ -4071,21 +3278,8 @@
           <w:noProof/>
         </w:rPr>
         <w:t>รูป​ที่ 4.1  แผนภาพ​สถาปัตยกรรม​ระบบ Smart Queue Food (System Architecture)</w:t>
-      </w:r>
-      <w:r>
-        <w:rPr>
-          <w:rFonts w:ascii="TH SarabunPSK" w:hAnsi="TH SarabunPSK" w:cs="TH SarabunPSK" w:eastAsia="TH SarabunPSK"/>
-          <w:color w:val="000000"/>
-          <w:u w:val="none"/>
-          <w:sz w:val="27"/>
-          <w:szCs w:val="27"/>
-          <w:b w:val="0"/>
-          <w:bCs w:val="0"/>
-          <w:lang w:val="th-TH" w:eastAsia="th-TH" w:bidi="th-TH"/>
-          <w:noProof/>
-        </w:rPr>
         <w:tab/>
-        <w:t>10</w:t>
+        <w:t>11</w:t>
       </w:r>
     </w:p>
     <w:p>
@@ -4110,21 +3304,8 @@
           <w:noProof/>
         </w:rPr>
         <w:t>รูป​ที่ 4.2  ภาพจำลอง​ส่วนต่อ​ประสาน​ผู้ใช้งาน​จริง (UI Prototype)</w:t>
-      </w:r>
-      <w:r>
-        <w:rPr>
-          <w:rFonts w:ascii="TH SarabunPSK" w:hAnsi="TH SarabunPSK" w:cs="TH SarabunPSK" w:eastAsia="TH SarabunPSK"/>
-          <w:color w:val="000000"/>
-          <w:u w:val="none"/>
-          <w:sz w:val="27"/>
-          <w:szCs w:val="27"/>
-          <w:b w:val="0"/>
-          <w:bCs w:val="0"/>
-          <w:lang w:val="th-TH" w:eastAsia="th-TH" w:bidi="th-TH"/>
-          <w:noProof/>
-        </w:rPr>
         <w:tab/>
-        <w:t>11</w:t>
+        <w:t>12</w:t>
       </w:r>
     </w:p>
     <w:p>
@@ -4149,21 +3330,8 @@
           <w:noProof/>
         </w:rPr>
         <w:t>รูป​ที่ 6.1  แบบจำลอง​ผืน​ผ้าใบ​ธุรกิจ 9 ช่อง (Business Model Canvas)</w:t>
-      </w:r>
-      <w:r>
-        <w:rPr>
-          <w:rFonts w:ascii="TH SarabunPSK" w:hAnsi="TH SarabunPSK" w:cs="TH SarabunPSK" w:eastAsia="TH SarabunPSK"/>
-          <w:color w:val="000000"/>
-          <w:u w:val="none"/>
-          <w:sz w:val="27"/>
-          <w:szCs w:val="27"/>
-          <w:b w:val="0"/>
-          <w:bCs w:val="0"/>
-          <w:lang w:val="th-TH" w:eastAsia="th-TH" w:bidi="th-TH"/>
-          <w:noProof/>
-        </w:rPr>
         <w:tab/>
-        <w:t>14</w:t>
+        <w:t>16</w:t>
       </w:r>
     </w:p>
     <w:p>
@@ -4188,21 +3356,8 @@
           <w:noProof/>
         </w:rPr>
         <w:t>รูป​ที่ 7.1  แผนภาพ​การวางตำแหน่ง​ผลิตภัณฑ์​ใน​ตลาด (Market Positioning Map)</w:t>
-      </w:r>
-      <w:r>
-        <w:rPr>
-          <w:rFonts w:ascii="TH SarabunPSK" w:hAnsi="TH SarabunPSK" w:cs="TH SarabunPSK" w:eastAsia="TH SarabunPSK"/>
-          <w:color w:val="000000"/>
-          <w:u w:val="none"/>
-          <w:sz w:val="27"/>
-          <w:szCs w:val="27"/>
-          <w:b w:val="0"/>
-          <w:bCs w:val="0"/>
-          <w:lang w:val="th-TH" w:eastAsia="th-TH" w:bidi="th-TH"/>
-          <w:noProof/>
-        </w:rPr>
         <w:tab/>
-        <w:t>17</w:t>
+        <w:t>19</w:t>
       </w:r>
     </w:p>
     <w:p>
@@ -4227,21 +3382,8 @@
           <w:noProof/>
         </w:rPr>
         <w:t>รูป​ที่ 9.1  เมทริกซ์​การประเมิน​ระดับ​ความเสี่ยง (Risk Assessment Matrix)</w:t>
-      </w:r>
-      <w:r>
-        <w:rPr>
-          <w:rFonts w:ascii="TH SarabunPSK" w:hAnsi="TH SarabunPSK" w:cs="TH SarabunPSK" w:eastAsia="TH SarabunPSK"/>
-          <w:color w:val="000000"/>
-          <w:u w:val="none"/>
-          <w:sz w:val="27"/>
-          <w:szCs w:val="27"/>
-          <w:b w:val="0"/>
-          <w:bCs w:val="0"/>
-          <w:lang w:val="th-TH" w:eastAsia="th-TH" w:bidi="th-TH"/>
-          <w:noProof/>
-        </w:rPr>
         <w:tab/>
-        <w:t>21</w:t>
+        <w:t>23</w:t>
       </w:r>
     </w:p>
     <w:p>
@@ -4266,21 +3408,8 @@
           <w:noProof/>
         </w:rPr>
         <w:t>รูป​ที่ ก.​1  ภาพถ่าย​โปสเตอร์ Business Model Canvas ต้นฉบับ​โครงงาน Smart Queue Food</w:t>
-      </w:r>
-      <w:r>
-        <w:rPr>
-          <w:rFonts w:ascii="TH SarabunPSK" w:hAnsi="TH SarabunPSK" w:cs="TH SarabunPSK" w:eastAsia="TH SarabunPSK"/>
-          <w:color w:val="000000"/>
-          <w:u w:val="none"/>
-          <w:sz w:val="27"/>
-          <w:szCs w:val="27"/>
-          <w:b w:val="0"/>
-          <w:bCs w:val="0"/>
-          <w:lang w:val="th-TH" w:eastAsia="th-TH" w:bidi="th-TH"/>
-          <w:noProof/>
-        </w:rPr>
         <w:tab/>
-        <w:t>27</w:t>
+        <w:t>29</w:t>
       </w:r>
     </w:p>
     <w:p>
@@ -4363,7 +3492,7 @@
           <w:lang w:val="th-TH" w:eastAsia="th-TH" w:bidi="th-TH"/>
           <w:noProof/>
         </w:rPr>
-        <w:t>1.1  ความเป็นมา​และ​ความสำคัญ​ของ​ปัญหา (Problem Statement)</w:t>
+        <w:t>1.1  ความ​เป็น​มา​และ​ความ​สำคัญ​ของ​ปัญหา (Problem Statement)</w:t>
       </w:r>
     </w:p>
     <w:p>
@@ -4385,7 +3514,7 @@
           <w:lang w:val="th-TH" w:eastAsia="th-TH" w:bidi="th-TH"/>
           <w:noProof/>
         </w:rPr>
-        <w:t>มหาวิทยาลัย​เทคโนโลยี​พระ​จอมเกล้า​พระนครเหนือ วิทยาเขต​ปราจีนบุรี เป็น​พื้นที่​การศึกษา​ที่​มี​บรรยากาศ​สงบ​และ​เป็นธรรมชาติ โดย​มี​จำนวน​นักศึกษา​และ​บุคลากร​ไม่​หนาแน่น​มาก​นัก รวมถึง​พื้นที่​โต๊ะ​ที่นั่ง​รับประทาน​อาหาร​ใน​โรงอาหาร​มี​เพียงพอ​สำหรับ​การ​รองรับ​ผู้ใช้บริการ ศูนย์กลาง​การ​ให้บริการ​อาหาร​หลัก​ของ​วิทยาเขต​มี 2 จุด ได้แก่ โรงอาหาร​คณะ​เทคโนโลยี​และ​การ​จัดการ​อุตสาหกรรม (หรือ 'โรงอาหาร​เล็ก') และ​โรงอาหาร​กลาง​ของ​วิทยาเขต (หรือ 'โรงอาหาร​ใหญ่') อย่างไรก็ตาม ข้อจำกัด​สำคัญ​ของ​โรงอาหาร​ทั้งสอง​แห่ง​คือ​มี​จำนวน​ร้านอาหาร​เปิด​ให้บริการ​ค่อน​ข้างน้อย ส่งผล​ให้​ใน​ช่วงเวลา​พักกลางวัน​ระหว่าง 11:30 น. ถึง 13:00 น. ซึ่ง​นักศึกษา​และ​บุคลากร​มา​ใช้​บริการ​พร้อมกัน เกิด​แถว​คอย​สะสม​หน้า​ร้านค้า​เฉลี่ย 5​–10 นาที​ต่อ​มื้อ</w:t>
+        <w:t>มหาวิทยาลัย​เทคโนโลยี​พระจอมเกล้า​พระนครเหนือ วิทยาเขต​ปราจีนบุรี เป็น​พื้นที่​การ​ศึกษา​ที่​มี​บรรยากาศ​สงบ​และ​เป็น​ธรรมชาติ โดย​มี​จำนวน​นักศึกษา​และ​บุคลากร​ไม่​หนา​แน่น​มาก​นัก รวม​ถึง​พื้นที่​โต๊ะ​ที่​นั่ง​รับ​ประทาน​อาหาร​ใน​โรง​อาหาร​มี​เพียง​พอ​สำหรับ​การ​รองรับ​ผู้​ใช้​บริการ ศูนย์กลาง​การ​ให้​บริการ​อาหาร​หลัก​ของ​วิทยาเขต​มี 2 จุด ได้แก่ โรง​อาหาร​คณะ​เทคโนโลยี​และ​การ​จัดการ​อุตสาหกรรม (หรือ '​โรง​อาหาร​เล็ก​') และ​โรง​อาหาร​กลาง​ของ​วิทยาเขต (หรือ '​โรง​อาหาร​ใหญ่​') อย่างไร​ก็ตาม ข้อ​จำกัด​สำคัญ​ของ​โรง​อาหาร​ทั้ง​สอง​แห่ง​คือ​มี​จำนวน​ร้าน​อาหาร​เปิด​ให้​บริการ​ค่อน​ข้าง​น้อย ส่ง​ผล​ให้​ใน​ช่วง​เวลา​พัก​กลาง​วัน​ระหว่าง 11:​30 น. ถึง 13:​00 น. ซึ่ง​นักศึกษา​และ​บุคลากร​มา​ใช้​บริการ​พร้อม​กัน เกิด​แถว​คอย​สะสม​หน้า​ร้าน​ค้า​เฉลี่ย 5​–​10 นาที​ต่อ​มื้อ</w:t>
       </w:r>
     </w:p>
     <w:p>
@@ -4407,7 +3536,7 @@
           <w:lang w:val="th-TH" w:eastAsia="th-TH" w:bidi="th-TH"/>
           <w:noProof/>
         </w:rPr>
-        <w:t>จาก​การศึกษา​บริบท​ทางกายภาพ​และ​พฤติ​กรรมการ​ใช้​บริการ พบ​ว่า​สาเหตุ​ของ​แถว​คอย​มิได้​เกิด​จาก​ปริมาณ​คน​จำนวนมาก แต่​เกิด​จาก​การ​ที่​ร้านอาหาร​มี​จำนวน​จำกัด โดยเฉพาะ​ร้านอาหาร​ปรุง​สด​ตาม​สั่ง​และ​ก๋วยเตี๋ยว​ที่​มี​เพียง 2​–3 ร้านค้า เมื่อ​มี​ผู้​เข้ามา​สั่งอาหาร​พร้อมกัน​ใน​ช่วงเวลา​เดียวกัน ร้านค้า​แต่ละ​ร้าน​ซึ่ง​มี​แม่ค้า​หรือ​ผู้​ปรุงอาหาร​เพียง 1​–2 คน และ​ใช้​กระบวนการ​สั่ง​แบบ​เดิม (Walk-in Ordering) ที่​ต้อง​รับ​ออเดอร์ จด​ลง​กระดาษ ปรุงอาหาร และ​รับ​เงินสด​หรือ​ตรวจ​สลิป​โอน​เงิน​ทีละ​รายการ จึง​ทำให้เกิด​คอขวด​หน้า​ร้าน​และ​เกิด​การ​ยืน​รอคอย​อาหาร​อยู่​บ้าง</w:t>
+        <w:t>จาก​การ​ศึกษา​บริบท​ทาง​กายภาพ​และ​พฤติกรรม​การ​ใช้​บริการ พบ​ว่า​สาเหตุ​ของ​แถว​คอย​มิได้​เกิด​จาก​ปริมาณ​คน​จำนวน​มาก แต่​เกิด​จาก​การ​ที่​ร้าน​อาหาร​มี​จำนวน​จำกัด โดย​เฉพาะ​ร้าน​อาหาร​ปรุง​สด​ตาม​สั่ง​และ​ก๋วยเตี๋ยว​ที่​มี​เพียง 2​–​3 ร้าน​ค้า เมื่อ​มี​ผู้​เข้า​มา​สั่ง​อาหาร​พร้อม​กัน​ใน​ช่วง​เวลา​เดียวกัน ร้าน​ค้า​แต่ละ​ร้าน​ซึ่ง​มี​แม่ค้า​หรือ​ผู้​ปรุง​อาหาร​เพียง 1​–​2 คน และ​ใช้​กระบวนการ​สั่ง​แบบ​เดิม (Walk​-​in Ordering) ที่​ต้อง​รับ​ออ​เด​อร์ จด​ลง​กระดาษ ปรุง​อาหาร และ​รับ​เงินสด​หรือ​ตรวจ​สลิป​โอน​เงิน​ที​ละ​รายการ จึง​ทำให้​เกิด​คอ​ขวด​หน้า​ร้าน​และ​เกิด​การ​ยืน​รอ​คอย​อาหาร​อยู่​บ้าง</w:t>
       </w:r>
     </w:p>
     <w:p>
@@ -4429,7 +3558,7 @@
           <w:lang w:val="th-TH" w:eastAsia="th-TH" w:bidi="th-TH"/>
           <w:noProof/>
         </w:rPr>
-        <w:t>จาก​การ​สังเกต​และ​ศึกษา​ข้อมูล​เบื้องต้น​ใน​โรงอาหาร​คณะ​เทคโนโลยี​และ​การ​จัดการ​อุตสาหกรรม และ​โรงอาหาร​กลาง มจพ. ปราจีนบุรี สามารถ​สรุป​ประเด็น​ปัญหา​สำคัญ 4 ประการ ดังนี้:</w:t>
+        <w:t>จาก​การ​สังเกต​และ​ศึกษา​ข้อมูล​เบื้อง​ต้น​ใน​โรง​อาหาร​คณะ​เทคโนโลยี​และ​การ​จัดการ​อุตสาหกรรม และ​โรง​อาหาร​กลาง มจพ. ปราจีนบุรี สามารถ​สรุป​ประเด็น​ปัญหา​สำคัญ 4 ประการ ดังนี้:</w:t>
       </w:r>
     </w:p>
     <w:p>
@@ -4465,7 +3594,7 @@
           <w:lang w:val="th-TH" w:eastAsia="th-TH" w:bidi="th-TH"/>
           <w:noProof/>
         </w:rPr>
-        <w:t>การ​ต่อ​คิว​รอ​อาหาร​หน้า​ร้าน: เนื่องจาก​ร้านอาหาร​มี​จำนวน​น้อย เมื่อ​มี​ผู้​สั่งอาหาร​พร้อมกัน จึง​เกิด​แถว​คอย​รอ​ปรุงอาหาร​หน้า​ร้าน​ประมาณ 5​–10 นาที​ต่อ​มื้อ ทำให้​นักศึกษา​ต้อง​เสียเวลา​ยืน​รอ​แทนที่จะ​ได้​นั่ง​พักผ่อน​อย่าง​เต็มที่</w:t>
+        <w:t>การ​ต่อ​คิว​รอ​อาหาร​หน้า​ร้าน: เนื่องจาก​ร้าน​อาหาร​มี​จำนวน​น้อย เมื่อ​มี​ผู้​สั่ง​อาหาร​พร้อม​กัน จึง​เกิด​แถว​คอย​รอ​ปรุง​อาหาร​หน้า​ร้าน​ประมาณ 5​–​10 นาที​ต่อ​มื้อ ทำให้​นักศึกษา​ต้อง​เสีย​เวลา​ยืน​รอ​แทนที่​จะ​ได้​นั่ง​พัก​ผ่อน​อย่าง​เต็ม​ที่</w:t>
       </w:r>
     </w:p>
     <w:p>
@@ -4501,7 +3630,7 @@
           <w:lang w:val="th-TH" w:eastAsia="th-TH" w:bidi="th-TH"/>
           <w:noProof/>
         </w:rPr>
-        <w:t>การบริหาร​เวลา​และ​การ​เดินทาง: แม้ว่า​ที่นั่ง​ใน​โรงอาหาร​จะ​มี​เพียงพอ แต่​เนื่องจาก​อาคารเรียน​คณะ FITM และ​โรงอาหาร​มี​ระยะ​ทางเดิน​พอสมควร หาก​ต้อง​มา​ต่อ​คิว​รอ​ปรุงอาหาร​อีก จะ​ทำให้​เสีย​เวลาพักผ่อน​ช่วง​เที่ยง​โดยไม่จำเป็น</w:t>
+        <w:t>การ​บริหาร​เวลา​และ​การ​เดิน​ทาง: แม้ว่า​ที่​นั่ง​ใน​โรง​อาหาร​จะ​มี​เพียง​พอ แต่​เนื่องจาก​อาคาร​เรียน​คณะ FITM และ​โรง​อาหาร​มี​ระยะ​ทาง​เดิน​พอ​สมควร หาก​ต้อง​มา​ต่อ​คิว​รอ​ปรุง​อาหาร​อีก จะ​ทำให้​เสีย​เวลา​พัก​ผ่อน​ช่วง​เที่ยง​โดย​ไม่​จำเป็น</w:t>
       </w:r>
     </w:p>
     <w:p>
@@ -4537,7 +3666,7 @@
           <w:lang w:val="th-TH" w:eastAsia="th-TH" w:bidi="th-TH"/>
           <w:noProof/>
         </w:rPr>
-        <w:t>ความผิดพลาด​ของ​การจด​ออเดอร์​ด้วย​กระดาษ: การ​ที่​แม่ค้า​ต้อง​รับ​คำสั่ง​ซื้อหน้า​ร้าน​และ​จด​ลง​กระดาษ​ขณะ​กำลัง​ปรุงอาหาร ส่งผล​ให้​มีโอกาส​ที่​คำ​สั่งซื้อ​จะ​ตกหล่น สลับ​ลำดับ​คิว หรือ​ปรุงอาหาร​ผิด​เงื่อนไข​ได้​ง่าย</w:t>
+        <w:t>ความ​ผิด​พลาด​ของ​การ​จด​ออ​เด​อร์​ด้วย​กระดาษ: การ​ที่​แม่ค้า​ต้อง​รับคำ​สั่ง​ซื้อ​หน้า​ร้าน​และ​จด​ลง​กระดาษ​ขณะ​กำลัง​ปรุง​อาหาร ส่ง​ผล​ให้​มี​โอกาส​ที่​คำ​สั่ง​ซื้อ​จะ​ตกหล่น สลับ​ลำดับ​คิว หรือ​ปรุง​อาหาร​ผิด​เงื่อนไข​ได้​ง่าย</w:t>
       </w:r>
     </w:p>
     <w:p>
@@ -4573,7 +3702,7 @@
           <w:lang w:val="th-TH" w:eastAsia="th-TH" w:bidi="th-TH"/>
           <w:noProof/>
         </w:rPr>
-        <w:t>ความล่าช้า​ใน​ขั้นตอน​การ​ชำระเงิน: การสลับ​มือ​มา​รับ​เงินสด ทอนเงิน หรือ​ตรวจ​สลิป​โอน​เงิน​หน้า​ร้าน ทำให้​กระบวน​การปรุงอาหาร​สะดุด​และ​คิว​เคลื่อนตัว​ช้า​ลง</w:t>
+        <w:t>ความ​ล่าช้า​ใน​ขั้น​ตอน​การ​ชำระ​เงิน: การ​สลับ​มือ​มา​รับ​เงินสด ทอน​เงิน หรือ​ตรวจ​สลิป​โอน​เงิน​หน้า​ร้าน ทำให้​กระบวนการ​ปรุง​อาหาร​สะดุด​และ​คิว​เคลื่อน​ตัว​ช้า​ลง</w:t>
       </w:r>
     </w:p>
     <w:p>
@@ -4596,7 +3725,7 @@
           <w:lang w:val="th-TH" w:eastAsia="th-TH" w:bidi="th-TH"/>
           <w:noProof/>
         </w:rPr>
-        <w:t>1.2  โอกาส​ทาง​การตลาด​และ​พฤติกรรมผู้บริโภค (Market Opportunity)</w:t>
+        <w:t>1.2  โอกาส​ทางการ​ตลาด​และ​พฤติกรรม​ผู้​บริโภค (Market Opportunity)</w:t>
       </w:r>
     </w:p>
     <w:p>
@@ -4618,7 +3747,7 @@
           <w:lang w:val="th-TH" w:eastAsia="th-TH" w:bidi="th-TH"/>
           <w:noProof/>
         </w:rPr>
-        <w:t>จาก​การ​วิเคราะห์​สภาพแวดล้อม​ทางเทคโนโลยี​และ​พฤติกรรม​ของ​กลุ่มเป้าหมาย​ใน มจพ. วิทยาเขต​ปราจีนบุรี พบ​โอกาส​ทาง​ธุรกิจ 3 ประการ:</w:t>
+        <w:t>จาก​การ​วิเคราะห์​สภาพ​แวดล้อม​ทาง​เทคโนโลยี​และ​พฤติกรรม​ของ​กลุ่ม​เป้า​หมาย​ใน มจพ. วิทยาเขต​ปราจีนบุรี พบ​โอกาส​ทาง​ธุรกิจ 3 ประการ:</w:t>
       </w:r>
     </w:p>
     <w:p>
@@ -4654,7 +3783,7 @@
           <w:lang w:val="th-TH" w:eastAsia="th-TH" w:bidi="th-TH"/>
           <w:noProof/>
         </w:rPr>
-        <w:t>ความคุ้นเคย​กับ​สมาร์ต​โฟน: นักศึกษา​และ​บุคลากร​ใน​วิทยาเขต​ใช้งาน LINE เป็น​ช่องทาง​หลัก​ใน​ชีวิตประจำวัน การ​สั่ง​ผ่าน LINE LIFF จึง​เปิด​ใช้งาน​ได้​ทันที​โดย​ไม่ต้อง​ติดตั้ง​แอปพลิเคชัน​ใหม่</w:t>
+        <w:t>ความ​คุ้น​เคย​กับ​สมา​ร์ต​โฟน: นักศึกษา​และ​บุคลากร​ใน​วิทยาเขต​ใช้​งาน LINE เป็น​ช่อง​ทาง​หลัก​ใน​ชีวิต​ประจำ​วัน การ​สั่ง​ผ่าน LINE LIFF จึง​เปิด​ใช้​งาน​ได้​ทันที​โดย​ไม่​ต้อง​ติด​ตั้ง​แอปพลิเคชัน​ใหม่</w:t>
       </w:r>
     </w:p>
     <w:p>
@@ -4690,7 +3819,7 @@
           <w:lang w:val="th-TH" w:eastAsia="th-TH" w:bidi="th-TH"/>
           <w:noProof/>
         </w:rPr>
-        <w:t>ช่องว่าง​ของ​แอ​ป​เด​ลิ​เวอ​รี่​ภายนอก: แพลตฟอร์ม​ฟู้ด​เด​ลิ​เวอ​รี่​ทั่วไป​มีค่า​จัดส่ง​สูง​และ​ไม่​ครอบคลุม​พื้นที่​ใน​วิทยาเขต Smart Queue Food จึง​ตอบ​โจทย์​ด้วย​โมเดล​สั่ง​ล่วงหน้า​และ​เดิน​มา​รับ​เอง​โดย​ไม่​มีค่า​ส่ง</w:t>
+        <w:t>ช่อง​ว่าง​ของ​แอป​เดลิ​เว​อรี่​ภายนอก: แพลตฟอร์ม​ฟู้ด​เดลิ​เว​อรี่​ทั่วไป​มี​ค่า​จัด​ส่ง​สูง​และ​ไม่​ครอบคลุม​พื้นที่​ใน​วิทยาเขต Smart Queue Food จึง​ตอบ​โจทย์​ด้วย​โมเดล​สั่ง​ล่วง​หน้า​และ​เดิน​มา​รับ​เอง​โดย​ไม่มี​ค่า​ส่ง</w:t>
       </w:r>
     </w:p>
     <w:p>
@@ -4749,7 +3878,7 @@
           <w:lang w:val="th-TH" w:eastAsia="th-TH" w:bidi="th-TH"/>
           <w:noProof/>
         </w:rPr>
-        <w:t>1.3  แนวคิด​และ​คำตอบ​ของ​นวัตกรรม (Solution Concept)</w:t>
+        <w:t>1.3  แนวคิด​และ​คำ​ตอบ​ของ​นวัตกรรม (Solution Concept)</w:t>
       </w:r>
     </w:p>
     <w:p>
@@ -4771,7 +3900,7 @@
           <w:lang w:val="th-TH" w:eastAsia="th-TH" w:bidi="th-TH"/>
           <w:noProof/>
         </w:rPr>
-        <w:t>ระบบ 'Smart Queue Food' เป็น​แนวคิด​ธุรกิจ​นวัตกรรม​บริการ​ดิจิทัล​บน LINE Official Account ที่​พัฒนา​ขึ้น​เพื่อ​ช่วย​ลด​การ​ต่อ​คิว​หน้า​ร้าน​ลง โดย​ใช้ 'การ​สั่งอาหาร​ล่วงหน้า (Pre-ordering)' และ 'การบริหาร​จัดการ​คิว​เสมือน (Virtual Queueing)' ผู้ใช้​สามารถ​เปิด​ดู​รายการ​เมนู​ของ​ร้านอาหาร​ใน​โรงอาหาร​คณะ FITM (โรง​เล็ก) และ​โรงอาหาร​กลาง (โรง​ใหญ่) สั่งอาหาร​ล่วงหน้า​ตั้งแต่​ช่วง​ใกล้​หมด​คาบ​เรียน และ​ชำระเงิน​ดิจิทัล​ผ่าน Dynamic PromptPay ได้​อย่าง​สะดวก​รวดเร็ว</w:t>
+        <w:t>ระบบ '​Smart Queue Food​' เป็น​แนวคิด​ธุรกิจ​นวัตกรรม​บริการ​ดิจิทัล​บน LINE Official Account ที่​พัฒนา​ขึ้น​เพื่อ​ช่วย​ลด​การ​ต่อ​คิว​หน้า​ร้าน​ลง โดย​ใช้ '​การ​สั่ง​อาหาร​ล่วง​หน้า (Pre​-​ordering)​' และ '​การ​บริหาร​จัดการ​คิว​เสมือน (Virtual Queueing)​' ผู้​ใช้​สามารถ​เปิด​ดู​รายการ​เมนู​ของ​ร้าน​อาหาร​ใน​โรง​อาหาร​คณะ FITM (โรง​เล็ก) และ​โรง​อาหาร​กลาง (โรง​ใหญ่) สั่ง​อาหาร​ล่วง​หน้า​ตั้งแต่​ช่วง​ใกล้​หมด​คาบ​เรียน และ​ชำระ​เงิน​ดิจิทัล​ผ่าน Dynamic PromptPay ได้​อย่าง​สะดวก​รวดเร็ว</w:t>
       </w:r>
     </w:p>
     <w:p>
@@ -4793,7 +3922,7 @@
           <w:lang w:val="th-TH" w:eastAsia="th-TH" w:bidi="th-TH"/>
           <w:noProof/>
         </w:rPr>
-        <w:t>ใน​ส่วน​ของ​ผู้ประกอบการ​ร้านอาหาร ระบบ​เชื่อมต่อ​กับ​หน้าจอ​จัดการ​คำ​สั่งซื้อ​ใน​ครัว (Kitchen Display System: KDS) ช่วย​จัด​คิว​ให้​แม่ค้า​อย่าง​เป็นระเบียบ​บน​หน้าจอ​แท็บเล็ต เห็น​รายการอาหาร​ที่​สั่ง​ล่วงหน้า​ได้​อย่าง​ชัดเจน และ​สามารถ​จัดกลุ่ม​เมนู​อาหาร​ที่​เหมือนกัน​เพื่อ​ปรุง​พร้อมกัน​ได้ (Batch Cooking) ช่วย​ให้​แม่ค้า​ปรุงอาหาร​ได้​อย่าง​ต่อเนื่อง​และ​เป็นระเบียบ เมื่อ​อาหาร​ใกล้​ปรุง​เสร็จ ระบบ​จะ​ส่ง​การ​แจ้ง​เตือน​อัตโนมัติ​ผ่าน LINE ให้​นักศึกษา​เดิน​มา​รับ​อาหาร​ได้​พอดี​เวลา (Just-In-Time Pick-up) ช่วย​ลด​เวลา​การ​ยืน​รอหน้า​ร้าน​ลง​ได้​อย่าง​มีประสิทธิภาพ</w:t>
+        <w:t>ใน​ส่วน​ของ​ผู้​ประกอบ​การ​ร้าน​อาหาร ระบบ​เชื่อม​ต่อ​กับ​หน้า​จอ​จัดการ​คำ​สั่ง​ซื้อ​ใน​ครัว (Kitchen Display System: KDS) ช่วย​จัด​คิว​ให้​แม่ค้า​อย่าง​เป็น​ระเบียบ​บน​หน้า​จอ​แท็บเล็ต เห็น​รายการ​อาหาร​ที่​สั่ง​ล่วง​หน้า​ได้​อย่าง​ชัดเจน และ​สามารถ​จัด​กลุ่ม​เมนู​อาหาร​ที่​เหมือน​กัน​เพื่อ​ปรุง​พร้อม​กัน​ได้ (Batch Cooking) ช่วย​ให้​แม่ค้า​ปรุง​อาหาร​ได้​อย่าง​ต่อ​เนื่อง​และ​เป็น​ระเบียบ เมื่อ​อาหาร​ใกล้​ปรุง​เสร็จ ระบบ​จะ​ส่ง​การ​แจ้ง​เตือน​อัตโนมัติ​ผ่าน LINE ให้​นักศึกษา​เดิน​มา​รับ​อาหาร​ได้​พอดี​เวลา (Just​-​In​-​Time Pick​-​up) ช่วย​ลด​เวลา​การ​ยืน​รอ​หน้า​ร้าน​ลง​ได้​อย่าง​มี​ประสิทธิภาพ</w:t>
       </w:r>
     </w:p>
     <w:p>
@@ -4852,7 +3981,7 @@
           <w:lang w:val="th-TH" w:eastAsia="th-TH" w:bidi="th-TH"/>
           <w:noProof/>
         </w:rPr>
-        <w:t>เพื่อ​ศึกษา​และ​ออกแบบ​แนวคิด​ระบบ​สั่งอาหาร​ล่วงหน้า​และ​จัดการ​คิว​ออนไลน์​ผ่าน LINE Official Account สำหรับ​โรงอาหาร​คณะ​เทคโนโลยี​และ​การ​จัดการ​อุตสาหกรรม และ​โรงอาหาร​กลาง มจพ. วิทยาเขต​ปราจีนบุรี</w:t>
+        <w:t>เพื่อ​ศึกษา​และ​ออกแบบ​แนวคิด​ระบบ​สั่ง​อาหาร​ล่วง​หน้า​และ​จัดการ​คิว​ออนไลน์​ผ่าน LINE Official Account สำหรับ​โรง​อาหาร​คณะ​เทคโนโลยี​และ​การ​จัดการ​อุตสาหกรรม และ​โรง​อาหาร​กลาง มจพ. วิทยาเขต​ปราจีนบุรี</w:t>
       </w:r>
     </w:p>
     <w:p>
@@ -4888,7 +4017,7 @@
           <w:lang w:val="th-TH" w:eastAsia="th-TH" w:bidi="th-TH"/>
           <w:noProof/>
         </w:rPr>
-        <w:t>เพื่อ​ช่วย​ลด​การ​ต่อ​คิว​รอ​อาหาร​หน้า​ร้าน​ของ​นักศึกษา​และ​บุคลากร ให้​สามารถ​สั่งอาหาร​ล่วงหน้า​และ​เดิน​มา​รับได้​พอดี​เวลา​โดย​ไม่ต้อง​ยืน​รอ​นาน</w:t>
+        <w:t>เพื่อ​ช่วย​ลด​การ​ต่อ​คิว​รอ​อาหาร​หน้า​ร้าน​ของ​นักศึกษา​และ​บุคลากร ให้​สามารถ​สั่ง​อาหาร​ล่วง​หน้า​และ​เดิน​มา​รับ​ได้​พอดี​เวลา​โดย​ไม่​ต้อง​ยืน​รอ​นาน</w:t>
       </w:r>
     </w:p>
     <w:p>
@@ -4924,7 +4053,7 @@
           <w:lang w:val="th-TH" w:eastAsia="th-TH" w:bidi="th-TH"/>
           <w:noProof/>
         </w:rPr>
-        <w:t>เพื่อ​ช่วย​จัดระเบียบ​คิว​คำ​สั่งซื้อ​ให้​แก่​ผู้ประกอบการ​ร้านอาหาร ลด​ความผิดพลาด​ใน​การจด​ออเดอร์ และ​เพิ่ม​ความ​คล่องตัว​ใน​การปรุงอาหาร</w:t>
+        <w:t>เพื่อ​ช่วย​จัด​ระเบียบ​คิว​คำ​สั่ง​ซื้อ​ให้​แก่​ผู้​ประกอบ​การ​ร้าน​อาหาร ลด​ความ​ผิด​พลาด​ใน​การ​จด​ออ​เด​อร์ และ​เพิ่ม​ความ​คล่อง​ตัว​ใน​การ​ปรุง​อาหาร</w:t>
       </w:r>
     </w:p>
     <w:p>
@@ -4960,7 +4089,7 @@
           <w:lang w:val="th-TH" w:eastAsia="th-TH" w:bidi="th-TH"/>
           <w:noProof/>
         </w:rPr>
-        <w:t>เพื่อ​ศึกษา​ความเป็นไปได้​ทาง​ธุรกิจ​และ​จัดทำ​แบบจำลอง​ธุรกิจ​นวัตกรรม (BMC) ที่​สอดคล้อง​กับ​บริบท​ของ​วิทยาเขต​ปราจีนบุรี</w:t>
+        <w:t>เพื่อ​ศึกษา​ความ​เป็น​ไป​ได้​ทาง​ธุรกิจ​และ​จัด​ทำ​แบบ​จำลอง​ธุรกิจ​นวัตกรรม (BMC) ที่​สอดคล้อง​กับ​บริบท​ของ​วิทยาเขต​ปราจีนบุรี</w:t>
       </w:r>
     </w:p>
     <w:p>
@@ -5033,7 +4162,7 @@
           <w:lang w:val="th-TH" w:eastAsia="th-TH" w:bidi="th-TH"/>
           <w:noProof/>
         </w:rPr>
-        <w:t>ดำเนิน​การศึกษา​และ​ออกแบบ​แนวคิด​ระบบ​สำหรับ​พื้นที่​โรงอาหาร​คณะ​เทคโนโลยี​และ​การ​จัดการ​อุตสาหกรรม (โรง​เล็ก) และ​โรงอาหาร​กลาง มจพ. วิทยาเขต​ปราจีนบุรี (โรง​ใหญ่) ครอบคลุม​ร้านค้า​นำร่อง 5​-​8 ร้าน รวมถึง​กลุ่ม​ผู้ใช้​นักศึกษา​และ​บุคลากร</w:t>
+        <w:t>ดำเนิน​การ​ศึกษา​และ​ออกแบบ​แนวคิด​ระบบ​สำหรับ​พื้นที่​โรง​อาหาร​คณะ​เทคโนโลยี​และ​การ​จัดการ​อุตสาหกรรม (โรง​เล็ก) และ​โรง​อาหาร​กลาง มจพ. วิทยาเขต​ปราจีนบุรี (โรง​ใหญ่) ครอบคลุม​ร้าน​ค้า​นำร่อง 5​-​8 ร้าน รวม​ถึง​กลุ่ม​ผู้​ใช้​นักศึกษา​และ​บุคลากร</w:t>
       </w:r>
     </w:p>
     <w:p>
@@ -5083,7 +4212,7 @@
           <w:lang w:val="th-TH" w:eastAsia="th-TH" w:bidi="th-TH"/>
           <w:noProof/>
         </w:rPr>
-        <w:t>ครอบคลุม​การ​ออกแบบ​สถาปัตยกรรม​ระบบ LINE LIFF, ระบบ​จัด​คิว​ไดนามิก, ชำระเงิน Dynamic PromptPay, ระบบ​แจ้ง​เตือน​อัตโนมัติ และ​ระบบ​หน้าจอ​ร้านค้า (KDS)</w:t>
+        <w:t>ครอบคลุม​การ​ออกแบบ​สถาปัตยกรรม​ระบบ LINE LIFF, ระบบ​จัด​คิว​ไดนามิก, ชำระ​เงิน Dynamic PromptPay, ระบบ​แจ้ง​เตือน​อัตโนมัติ และ​ระบบ​หน้า​จอ​ร้าน​ค้า (KDS)</w:t>
       </w:r>
     </w:p>
     <w:p>
@@ -5133,7 +4262,7 @@
           <w:lang w:val="th-TH" w:eastAsia="th-TH" w:bidi="th-TH"/>
           <w:noProof/>
         </w:rPr>
-        <w:t>ดำเนินงาน​ตลอด​ภาคเรียน​ที่ 1 ปีการศึกษา 2569 ครอบคลุม​การสำรวจ​ปัญหา​ความต้องการ ออกแบบ​แนวคิด​แบบจำลอง​ธุรกิจ (BMC) การ​วาง​กลยุทธ์​การตลาด​และ​นวัตกรรม ตลอดจน​การศึกษา​ความเป็นไปได้​ทางการเงิน​และ​การบริหาร​ความเสี่ยง</w:t>
+        <w:t>ดำเนิน​งาน​ตลอด​ภาค​เรียน​ที่ 1 ปี​การ​ศึกษา 2569 ครอบคลุม​การ​สำรวจ​ปัญหา​ความ​ต้องการ ออกแบบ​แนวคิด​แบบ​จำลอง​ธุรกิจ (BMC) การ​วาง​กลยุทธ์​การ​ตลาด​และ​นวัตกรรม ตลอด​จน​การ​ศึกษา​ความ​เป็น​ไป​ได้​ทางการ​เงิน​และ​การ​บริหาร​ความ​เสี่ยง</w:t>
       </w:r>
     </w:p>
     <w:p>
@@ -5157,7 +4286,7 @@
           <w:lang w:val="th-TH" w:eastAsia="th-TH" w:bidi="th-TH"/>
           <w:noProof/>
         </w:rPr>
-        <w:t>1.6  ประโยชน์​ที่​คาด​ว่า​จะ​ได้รับ (Expected Benefits)</w:t>
+        <w:t>1.6  ประโยชน์​ที่​คาด​ว่า​จะ​ได้​รับ (Expected Benefits)</w:t>
       </w:r>
     </w:p>
     <w:p>
@@ -5207,7 +4336,7 @@
           <w:lang w:val="th-TH" w:eastAsia="th-TH" w:bidi="th-TH"/>
           <w:noProof/>
         </w:rPr>
-        <w:t>ช่วย​ลด​เวลา​การ​ยืน​รอ​คิว​หน้า​ร้าน​ลง​ประมาณ 5​-​10 นาที มี​เวลาพักผ่อน​เพิ่มขึ้น ไม่ต้อง​ยืน​รอ​นาน และ​สามารถ​วางแผน​เวลา​การ​รับประทาน​อาหาร​ได้​อย่าง​เหมาะสม</w:t>
+        <w:t>ช่วย​ลด​เวลา​การ​ยืน​รอ​คิว​หน้า​ร้าน​ลง​ประมาณ 5​-​10 นาที มี​เวลา​พัก​ผ่อน​เพิ่ม​ขึ้น ไม่​ต้อง​ยืน​รอ​นาน และ​สามารถ​วางแผน​เวลา​การ​รับ​ประทาน​อาหาร​ได้​อย่าง​เหมาะ​สม</w:t>
       </w:r>
     </w:p>
     <w:p>
@@ -5257,7 +4386,7 @@
           <w:lang w:val="th-TH" w:eastAsia="th-TH" w:bidi="th-TH"/>
           <w:noProof/>
         </w:rPr>
-        <w:t>ช่วย​จัด​คิว​คำ​สั่งซื้อ​ให้​แม่ค้า​อย่าง​เป็นระบบ ลด​การ​จดจำ​ออเดอร์​ด้วย​กระดาษ ลด​ความผิดพลาด และ​ปรุงอาหาร​ได้​ต่อเนื่อง​คล่องตัว​ขึ้น</w:t>
+        <w:t>ช่วย​จัด​คิว​คำ​สั่ง​ซื้อ​ให้​แม่ค้า​อย่าง​เป็น​ระบบ ลด​การ​จด​จำ​ออ​เด​อร์​ด้วย​กระดาษ ลด​ความ​ผิด​พลาด และ​ปรุง​อาหาร​ได้​ต่อ​เนื่อง​คล่อง​ตัว​ขึ้น</w:t>
       </w:r>
     </w:p>
     <w:p>
@@ -5307,7 +4436,7 @@
           <w:lang w:val="th-TH" w:eastAsia="th-TH" w:bidi="th-TH"/>
           <w:noProof/>
         </w:rPr>
-        <w:t>ช่วย​ยกระดับ​การ​ให้บริการ​ใน​โรงอาหาร สนับสนุน​สภาพแวดล้อม​ดิจิทัล และ​ขับเคลื่อน มจพ. วิทยาเขต​ปราจีนบุรี สู่​การ​เป็น Smart Campus ที่​ทันสมัย</w:t>
+        <w:t>ช่วย​ยก​ระดับ​การ​ให้​บริการ​ใน​โรง​อาหาร สนับสนุน​สภาพ​แวดล้อม​ดิจิทัล และ​ขับ​เคลื่อน มจพ. วิทยาเขต​ปราจีนบุรี สู่​การ​เป็น Smart Campus ที่​ทัน​สมัย</w:t>
       </w:r>
     </w:p>
     <w:p>
@@ -5330,7 +4459,7 @@
           <w:lang w:val="th-TH" w:eastAsia="th-TH" w:bidi="th-TH"/>
           <w:noProof/>
         </w:rPr>
-        <w:t>1.7  นิยาม​ศัพท์เฉพาะ (Definitions of Key Terms)</w:t>
+        <w:t>1.7  นิยาม​ศัพท์​เฉพาะ (Definitions of Key Terms)</w:t>
       </w:r>
     </w:p>
     <w:p>
@@ -5380,7 +4509,7 @@
           <w:lang w:val="th-TH" w:eastAsia="th-TH" w:bidi="th-TH"/>
           <w:noProof/>
         </w:rPr>
-        <w:t>ระบบ​เว็บ​แอปพลิเคชัน​บน LINE ที่​ให้บริการ​สั่งอาหาร​ล่วงหน้า คำนวณ​เวลา​รับ​อาหาร และ​แจ้ง​เตือน​สถานะ​คิว​แบบ​เรียลไทม์</w:t>
+        <w:t>ระบบ​เว็บ​แอปพลิเคชัน​บน LINE ที่​ให้​บริการ​สั่ง​อาหาร​ล่วง​หน้า คำนวณ​เวลา​รับ​อาหาร และ​แจ้ง​เตือน​สถานะ​คิว​แบบ​เรี​ยล​ไทม์</w:t>
       </w:r>
     </w:p>
     <w:p>
@@ -5430,7 +4559,7 @@
           <w:lang w:val="th-TH" w:eastAsia="th-TH" w:bidi="th-TH"/>
           <w:noProof/>
         </w:rPr>
-        <w:t>ระบบ​หน้า​จอแสดงผล​คำ​สั่งซื้อ​ดิจิทัล​สำหรับ​ผู้ประกอบการ​ร้านอาหาร เพื่อ​จัดลำดับ​และ​รวมกลุ่ม​เมนู​ปรุงอาหาร​อย่าง​มีประสิทธิภาพ</w:t>
+        <w:t>ระบบ​หน้า​จอแส​ดง​ผล​คำ​สั่ง​ซื้อ​ดิจิทัล​สำหรับ​ผู้​ประกอบ​การ​ร้าน​อาหาร เพื่อ​จัด​ลำดับ​และ​รวม​กลุ่ม​เมนู​ปรุง​อาหาร​อย่าง​มี​ประสิทธิภาพ</w:t>
       </w:r>
     </w:p>
     <w:p>
@@ -5480,7 +4609,7 @@
           <w:lang w:val="th-TH" w:eastAsia="th-TH" w:bidi="th-TH"/>
           <w:noProof/>
         </w:rPr>
-        <w:t>คิว​อาร์​โค้ด​มาตรฐาน​พร้อม​เพย์​ที่​ฝัง​ยอดเงิน​ถูก​ต้องตาม​บิล​คำ​สั่งซื้อ​โดยอัตโนมัติ เพื่อ​การ​ชำระเงิน​ที่​สะดวก​รวดเร็ว</w:t>
+        <w:t>คิว​อาร์​โค้ด​มาตรฐาน​พร้อม​เพย์​ที่​ฝัง​ยอด​เงิน​ถูก​ต้อง​ตาม​บิล​คำ​สั่ง​ซื้อ​โดย​อัตโนมัติ เพื่อ​การ​ชำระ​เงิน​ที่​สะดวก​รวดเร็ว</w:t>
       </w:r>
     </w:p>
     <w:p>
@@ -5530,7 +4659,7 @@
           <w:lang w:val="th-TH" w:eastAsia="th-TH" w:bidi="th-TH"/>
           <w:noProof/>
         </w:rPr>
-        <w:t>เวลา​การรอคอย​โดยประมาณ​ที่​คำนวณ​จาก​อัลกอริทึม​คิว​สะสม​และ​ความเร็ว​ใน​การปรุง​จริง​ของ​แต่ละ​ร้าน</w:t>
+        <w:t>เวลา​การ​รอ​คอย​โดย​ประมาณ​ที่​คำนวณ​จา​กอัล​กอ​ริ​ทึม​คิว​สะสม​และ​ความเร็ว​ใน​การ​ปรุง​จริง​ของ​แต่ละ​ร้าน</w:t>
       </w:r>
     </w:p>
     <w:p>
@@ -5580,7 +4709,7 @@
           <w:lang w:val="th-TH" w:eastAsia="th-TH" w:bidi="th-TH"/>
           <w:noProof/>
         </w:rPr>
-        <w:t>แพลตฟอร์ม​เว็บ​แอ​ป​ที่ทำงาน​อยู่​ภายใน​แอปพลิเคชัน LINE ช่วย​ให้​เข้าถึง​ระบบ​ได้​ทันที​โดย​ไม่ต้อง​ดาวน์โหลด​แอ​ป​เพิ่มเติม</w:t>
+        <w:t>แพลตฟอร์ม​เว็บ​แอป​ที่​ทำงาน​อยู่​ภายใน​แอปพลิเคชัน LINE ช่วย​ให้​เข้า​ถึง​ระบบ​ได้​ทันที​โดย​ไม่​ต้อง​ดาวน์โหลด​แอป​เพิ่ม​เติม</w:t>
       </w:r>
     </w:p>
     <w:p>
@@ -5640,7 +4769,7 @@
           <w:lang w:val="th-TH" w:eastAsia="th-TH" w:bidi="th-TH"/>
           <w:noProof/>
         </w:rPr>
-        <w:t>วิสัยทัศน์ พันธกิจ และ​เป้าหมาย​ของ​องค์กร</w:t>
+        <w:t>วิสัย​ทัศน์ พันธ​กิจ และ​เป้า​หมาย​ของ​องค์กร</w:t>
         <w:br/>
         <w:t>(Vision, Mission &amp; Strategic Goals)</w:t>
       </w:r>
@@ -5687,7 +4816,7 @@
           <w:lang w:val="th-TH" w:eastAsia="th-TH" w:bidi="th-TH"/>
           <w:noProof/>
         </w:rPr>
-        <w:t>“ก้าว​สู่​การ​เป็น​แพลตฟอร์ม​บริหาร​จัดการ​คิว​และ​สั่งอาหาร​ใน​โรงอาหาร​สถาบันการศึกษา​ชั้นนำ โดย​เริ่มต้น​จาก มหาวิทยาลัย​เทคโนโลยี​พระ​จอมเกล้า​พระนครเหนือ วิทยาเขต​ปราจีนบุรี เพื่อ​ยกระดับ​คุณภาพชีวิต​ของ​ประชาคม​มหาวิทยาลัย​ด้วย​เทคโนโลยี​ดิจิทัล​ที่​เข้าถึง​ง่าย สะดวก​รวดเร็ว และ​สร้าง​การ​เติบโต​อย่าง​ยั่งยืน​แก่​ผู้ประกอบการ​ร้านอาหาร​ท้องถิ่น”</w:t>
+        <w:t>“ก้าว​สู่​การ​เป็น​แพลตฟอร์ม​บริหาร​จัดการ​คิว​และ​สั่ง​อาหาร​ใน​โรง​อาหาร​สถาบัน​การ​ศึกษา​ชั้น​นำ โดย​เริ่ม​ต้น​จาก มหาวิทยาลัย​เทคโนโลยี​พระจอมเกล้า​พระนครเหนือ วิทยาเขต​ปราจีนบุรี เพื่อ​ยก​ระดับ​คุณภาพ​ชีวิต​ของ​ประชาคม​มหาวิทยาลัย​ด้วย​เทคโนโลยี​ดิจิทัล​ที่​เข้า​ถึง​ง่าย สะดวก​รวดเร็ว และ​สร้าง​การ​เติบโต​อย่าง​ยั่งยืน​แก่​ผู้​ประกอบ​การ​ร้าน​อาหาร​ท้อง​ถิ่น”</w:t>
       </w:r>
     </w:p>
     <w:p>
@@ -5746,7 +4875,7 @@
           <w:lang w:val="th-TH" w:eastAsia="th-TH" w:bidi="th-TH"/>
           <w:noProof/>
         </w:rPr>
-        <w:t>พัฒนา​ระบบ​สั่งอาหาร​และ​คิว​ออนไลน์​ที่ทำงาน​ได้​อย่าง​รวดเร็ว เสถียร และ​เข้าถึง​ง่าย​ผ่าน LINE เพื่อ​ลด​เวลา​การรอคอย​ที่​สูญเปล่า</w:t>
+        <w:t>พัฒนา​ระบบ​สั่ง​อาหาร​และ​คิว​ออนไลน์​ที่​ทำงาน​ได้​อย่าง​รวดเร็ว เสถียร และ​เข้า​ถึง​ง่าย​ผ่าน LINE เพื่อ​ลด​เวลา​การ​รอ​คอย​ที่​สูญ​เปล่า</w:t>
       </w:r>
     </w:p>
     <w:p>
@@ -5782,7 +4911,7 @@
           <w:lang w:val="th-TH" w:eastAsia="th-TH" w:bidi="th-TH"/>
           <w:noProof/>
         </w:rPr>
-        <w:t>สนับสนุน​เครื่องมือ​ดิจิทัล​ที่​ใช้งาน​ง่าย เพื่อ​ช่วย​ให้​ร้านอาหาร​บริหาร​จัด​การครัว​ได้​อย่าง​เป็นระบบ ลด​ความผิดพลาด และ​เพิ่ม​รายได้</w:t>
+        <w:t>สนับสนุน​เครื่อง​มือ​ดิจิทัล​ที่​ใช้​งาน​ง่าย เพื่อ​ช่วย​ให้​ร้าน​อาหาร​บริหาร​จัดการ​ครัว​ได้​อย่าง​เป็น​ระบบ ลด​ความ​ผิด​พลาด และ​เพิ่ม​ราย​ได้</w:t>
       </w:r>
     </w:p>
     <w:p>
@@ -5818,7 +4947,7 @@
           <w:lang w:val="th-TH" w:eastAsia="th-TH" w:bidi="th-TH"/>
           <w:noProof/>
         </w:rPr>
-        <w:t>ร่วมมือ​กับ​มหาวิทยาลัย​ใน​การ​สร้าง​ระบบนิเวศ​โรงอาหาร​อัจฉริยะ สังคม​ไร้​เงินสด และ​ส่งเสริม​สุขอนามัย​ที่​ดี​ใน​พื้นที่​ส่วนรวม</w:t>
+        <w:t>ร่วม​มือ​กับ​มหาวิทยาลัย​ใน​การ​สร้าง​ระบบ​นิเวศ​โรง​อาหาร​อัจฉริยะ สังคม​ไร้​เงินสด และ​ส่ง​เสริมสุข​อนามัย​ที่​ดี​ใน​พื้นที่​ส่วน​รวม</w:t>
       </w:r>
     </w:p>
     <w:p>
@@ -5854,7 +4983,7 @@
           <w:lang w:val="th-TH" w:eastAsia="th-TH" w:bidi="th-TH"/>
           <w:noProof/>
         </w:rPr>
-        <w:t>ดำเนิน​ธุรกิจ​ด้วย​ความ​โปร่งใส คิด​ค่าบริการ​ที่​เป็นธรรม และ​มุ่งเน้น​การ​สร้าง​คุณค่า​ร่วมกัน​ของ​ผู้​มี​ส่วนได้ส่วนเสีย​ทุกฝ่าย</w:t>
+        <w:t>ดำเนิน​ธุรกิจ​ด้วย​ความ​โปร่งใส คิด​ค่า​บริการ​ที่​เป็น​ธรรม และ​มุ่ง​เน้น​การ​สร้าง​คุณค่า​ร่วม​กัน​ของ​ผู้​มี​ส่วน​ได้​ส่วน​เสีย​ทุก​ฝ่าย</w:t>
       </w:r>
     </w:p>
     <w:p>
@@ -5877,7 +5006,7 @@
           <w:lang w:val="th-TH" w:eastAsia="th-TH" w:bidi="th-TH"/>
           <w:noProof/>
         </w:rPr>
-        <w:t>2.3  ค่านิยม​หลัก​ของ​องค์กร (Core Values: F-A-S-T)</w:t>
+        <w:t>2.3  ค่า​นิยม​หลัก​ของ​องค์กร (Core Values: F​-​A​-​S​-​T)</w:t>
       </w:r>
     </w:p>
     <w:p>
@@ -5927,7 +5056,7 @@
           <w:lang w:val="th-TH" w:eastAsia="th-TH" w:bidi="th-TH"/>
           <w:noProof/>
         </w:rPr>
-        <w:t>มุ่งเน้น​การ​ลด​ระยะเวลา​การรอคอย​และ​การประมวลผล​คำ​สั่งซื้อ​ที่​ฉับไว แม่นยำ</w:t>
+        <w:t>มุ่ง​เน้น​การ​ลด​ระยะ​เวลา​การ​รอ​คอย​และ​การ​ประมวล​ผล​คำ​สั่ง​ซื้อ​ที่​ฉับไว แม่นยำ</w:t>
       </w:r>
     </w:p>
     <w:p>
@@ -5977,7 +5106,7 @@
           <w:lang w:val="th-TH" w:eastAsia="th-TH" w:bidi="th-TH"/>
           <w:noProof/>
         </w:rPr>
-        <w:t>เข้าถึง​ได้​ทันที​ผ่าน LINE โดย​ไม่​มี​ค่าใช้จ่าย​และ​ไม่​มี​อุปสรรค​ด้าน​การ​ติดตั้ง​แอปพลิเคชัน</w:t>
+        <w:t>เข้า​ถึง​ได้​ทันที​ผ่าน LINE โดย​ไม่มี​ค่า​ใช้​จ่าย​และ​ไม่มี​อุปสรรค​ด้าน​การ​ติด​ตั้ง​แอปพลิเคชัน</w:t>
       </w:r>
     </w:p>
     <w:p>
@@ -6027,7 +5156,7 @@
           <w:lang w:val="th-TH" w:eastAsia="th-TH" w:bidi="th-TH"/>
           <w:noProof/>
         </w:rPr>
-        <w:t>การ​จัดสรร​คิว​ที่​แม่นยำ​และ​เที่ยงตรง​ด้วย​อัลกอริทึม​ที่​คำนวณ​ตาม​เวลาจริง</w:t>
+        <w:t>การ​จัดสรร​คิว​ที่​แม่นยำ​และ​เที่ยง​ตรง​ด้วย​อัล​กอ​ริ​ทึม​ที่​คำนวณ​ตาม​เวลา​จริง</w:t>
       </w:r>
     </w:p>
     <w:p>
@@ -6077,7 +5206,7 @@
           <w:lang w:val="th-TH" w:eastAsia="th-TH" w:bidi="th-TH"/>
           <w:noProof/>
         </w:rPr>
-        <w:t>แสดง​สถานะ​คำ​สั่งซื้อ เวลา​รอคอย และ​การ​ชำระเงิน​ที่​ตรวจสอบ​ได้​ทุก​ขั้นตอน</w:t>
+        <w:t>แสดง​สถานะ​คำ​สั่ง​ซื้อ เวลา​รอ​คอย และ​การ​ชำระ​เงิน​ที่​ตรวจ​สอบ​ได้​ทุก​ขั้น​ตอน</w:t>
       </w:r>
     </w:p>
     <w:p>
@@ -6100,7 +5229,7 @@
           <w:lang w:val="th-TH" w:eastAsia="th-TH" w:bidi="th-TH"/>
           <w:noProof/>
         </w:rPr>
-        <w:t>2.4  เป้าหมาย​เชิง​กลยุทธ์ (Strategic Goals)</w:t>
+        <w:t>2.4  เป้า​หมาย​เชิงกล​ยุทธ์ (Strategic Goals)</w:t>
       </w:r>
     </w:p>
     <w:p>
@@ -6122,7 +5251,7 @@
           <w:lang w:val="th-TH" w:eastAsia="th-TH" w:bidi="th-TH"/>
           <w:noProof/>
         </w:rPr>
-        <w:t>เพื่อ​ให้การ​ขับเคลื่อน​โครง​การบรรลุผล​สัมฤทธิ์​อย่าง​เป็น​รูปธรรม องค์กร​ได้​กำหนด​เป้าหมาย​เชิง​กลยุทธ์ 3 ระยะ ดัง​แสดง​ใน​ตาราง​ที่ 2.1:</w:t>
+        <w:t>เพื่อ​ให้การ​ขับ​เคลื่อน​โครงการ​บรรลุ​ผล​สัมฤทธิ์​อย่าง​เป็น​รูป​ธรรม องค์กร​ได้​กำหนด​เป้า​หมาย​เชิงกล​ยุทธ์ 3 ระยะ ดัง​แสดง​ใน​ตาราง​ที่ 2.1:</w:t>
       </w:r>
     </w:p>
     <w:p>
@@ -6159,7 +5288,7 @@
           <w:lang w:val="th-TH" w:eastAsia="th-TH" w:bidi="th-TH"/>
           <w:noProof/>
         </w:rPr>
-        <w:t>แผนงาน​และ​เป้าหมาย​เชิง​กลยุทธ์​ของ​โครงการ Smart Queue Food</w:t>
+        <w:t>แผน​งาน​และ​เป้า​หมาย​เชิงกล​ยุทธ์​ของ​โครงการ Smart Queue Food</w:t>
       </w:r>
     </w:p>
     <w:tbl>
@@ -6369,11 +5498,11 @@
                 <w:lang w:val="th-TH" w:eastAsia="th-TH" w:bidi="th-TH"/>
                 <w:noProof/>
               </w:rPr>
-              <w:t>1. เปิด​ใช้งาน​ระบบ​นำร่อง​ใน​โรงอาหาร​คณะ FITM และ​โรงอาหาร​กลาง มจพ. ปราจีนบุรี (5 - 8 ร้านค้า)</w:t>
+              <w:t>1. เปิด​ใช้​งาน​ระบบ​นำร่อง​ใน​โรง​อาหาร​คณะ FITM และ​โรง​อาหาร​กลาง มจพ. ปราจีนบุรี (5 - 8 ร้าน​ค้า)</w:t>
               <w:br/>
-              <w:t>2. สร้าง​ฐาน​ผู้ใช้งาน​นักศึกษา​และ​บุคลากร 1,200 คน</w:t>
+              <w:t>2. สร้าง​ฐาน​ผู้​ใช้​งาน​นักศึกษา​และ​บุคลากร 1,200 คน</w:t>
               <w:br/>
-              <w:t>3. ความพึงพอใจ​การใช้งาน​ไม่​น้อยกว่า​ร้อยละ 85</w:t>
+              <w:t>3. ความ​พึง​พอใจ​การ​ใช้​งาน​ไม่​น้อย​กว่า​ร้อย​ละ 85</w:t>
             </w:r>
           </w:p>
         </w:tc>
@@ -6407,11 +5536,11 @@
                 <w:lang w:val="th-TH" w:eastAsia="th-TH" w:bidi="th-TH"/>
                 <w:noProof/>
               </w:rPr>
-              <w:t>- ลด​เวลา​รอคอย​เฉลี่ย​ลง &gt; 60%</w:t>
+              <w:t>- ลด​เวลา​รอ​คอย​เฉลี่ย​ลง &gt; 60%</w:t>
               <w:br/>
-              <w:t>- ปริมาณ​ออเดอร์ &gt; 400 รายการ/วัน</w:t>
+              <w:t>- ปริ​มาณ​ออ​เด​อร์ &gt; 400 รายการ/วัน</w:t>
               <w:br/>
-              <w:t>- อัตรา​ข้อผิดพลาด​ของ​ออเดอร์ &lt; 1%</w:t>
+              <w:t>- อัตรา​ข้อ​ผิด​พลาด​ขอ​งอ​อเด​อร์ &lt; 1%</w:t>
             </w:r>
           </w:p>
         </w:tc>
@@ -6486,11 +5615,11 @@
                 <w:lang w:val="th-TH" w:eastAsia="th-TH" w:bidi="th-TH"/>
                 <w:noProof/>
               </w:rPr>
-              <w:t>1. ขยาย​บริการ​ครบ​ทุ​กร้าน​ใน มจพ. ปราจีนบุรี (15 ร้านค้า)</w:t>
+              <w:t>1. ขยาย​บริการ​ครบ​ทุก​ร้าน​ใน มจพ. ปราจีนบุรี (15 ร้าน​ค้า)</w:t>
               <w:br/>
-              <w:t>2. เริ่ม​เปิดตัว​ระบบ​สมาชิก Merchant Analytics Subscription</w:t>
+              <w:t>2. เริ่ม​เปิด​ตัว​ระบบ​สมาชิก Merchant Analytics Subscription</w:t>
               <w:br/>
-              <w:t>3. ก้าว​สู่​จุดคุ้มทุน (Break-Even) ทางการเงิน</w:t>
+              <w:t>3. ก้าว​สู่​จุด​คุ้ม​ทุน (Break​-​Even) ทางการ​เงิน</w:t>
             </w:r>
           </w:p>
         </w:tc>
@@ -6524,11 +5653,11 @@
                 <w:lang w:val="th-TH" w:eastAsia="th-TH" w:bidi="th-TH"/>
                 <w:noProof/>
               </w:rPr>
-              <w:t>- ผู้ใช้งาน​สะสม &gt; 2,500 คน</w:t>
+              <w:t>- ผู้​ใช้​งาน​สะสม &gt; 2,500 คน</w:t>
               <w:br/>
-              <w:t>- ยอด​คำ​สั่งซื้อ &gt; 900 รายการ/วัน</w:t>
+              <w:t>- ยอด​คำ​สั่ง​ซื้อ &gt; 900 รายการ/วัน</w:t>
               <w:br/>
-              <w:t>- ร้านค้า​ใช้​ระบบ​วิเคราะห์​ข้อมูล 100%</w:t>
+              <w:t>- ร้าน​ค้า​ใช้​ระบบ​วิเคราะห์​ข้อมูล 100%</w:t>
             </w:r>
           </w:p>
         </w:tc>
@@ -6603,9 +5732,9 @@
                 <w:lang w:val="th-TH" w:eastAsia="th-TH" w:bidi="th-TH"/>
                 <w:noProof/>
               </w:rPr>
-              <w:t>1. ขยายผล​สู่ มจพ. วิทยาเขต​กรุงเทพฯ และ​วิทยาเขต​ระยอง</w:t>
+              <w:t>1. ขยาย​ผล​สู่ มจพ. วิทยาเขต​กรุงเทพฯ และ​วิทยาเขต​ระยอง</w:t>
               <w:br/>
-              <w:t>2. ขยาย​สู่​สถาบัน​อุดมศึกษา​พันธมิตร​ใน​เขต​ภาค​ตะวันออก</w:t>
+              <w:t>2. ขยาย​สู่​สถาบัน​อุดมศึกษา​พันธมิตร​ใน​เขต​ภาค​ตะวัน​ออก</w:t>
               <w:br/>
               <w:t>3. พัฒนา​ระบบ AI แนะนำ​เมนู​อาหาร​ตาม​หลัก​โภชนาการ</w:t>
             </w:r>
@@ -6641,11 +5770,11 @@
                 <w:lang w:val="th-TH" w:eastAsia="th-TH" w:bidi="th-TH"/>
                 <w:noProof/>
               </w:rPr>
-              <w:t>- ส่วนแบ่งตลาด &gt; 50% ใน​สถาบัน​เป้าหมาย</w:t>
+              <w:t>- ส่วน​แบ่ง​ตลาด &gt; 50% ใน​สถาบัน​เป้า​หมาย</w:t>
               <w:br/>
-              <w:t>- ยอด​คำ​สั่งซื้อ &gt; 8,000 รายการ/วัน</w:t>
+              <w:t>- ยอด​คำ​สั่ง​ซื้อ &gt; 8,000 รายการ/วัน</w:t>
               <w:br/>
-              <w:t>- รายได้​เติบโต​ยั่งยืน &gt; 3 ล้าน​บาท/ปี</w:t>
+              <w:t>- ราย​ได้​เติบโต​ยั่งยืน &gt; 3 ล้าน​บาท/ปี</w:t>
             </w:r>
           </w:p>
         </w:tc>
@@ -6670,7 +5799,7 @@
           <w:lang w:val="th-TH" w:eastAsia="th-TH" w:bidi="th-TH"/>
           <w:noProof/>
         </w:rPr>
-        <w:t>การ​กำหนด​เป้าหมาย​เชิง​กลยุทธ์​ดังกล่าว​ช่วย​ให้​ทีมงาน​สามารถ​ติดตาม​ความก้าวหน้า ปรับปรุง​ประสิทธิภาพ​ของ​ซอฟต์แวร์ และ​บริหาร​จัดการ​ทรัพยากร​ได้​อย่าง​มีประสิทธิภาพ​สูงสุด​ใน​ทุก​ช่วง​ของ​การพัฒนา</w:t>
+        <w:t>การ​กำหนด​เป้า​หมาย​เชิงกล​ยุทธ์​ดัง​กล่าว​ช่วย​ให้​ทีม​งาน​สามารถ​ติดตาม​ความ​ก้าวหน้า ปรับปรุง​ประสิทธิภาพ​ของ​ซอฟต์แวร์ และ​บริหาร​จัดการ​ทรัพยากร​ได้​อย่าง​มี​ประสิทธิภาพ​สูงสุด​ใน​ทุก​ช่วง​ของ​การ​พัฒนา</w:t>
       </w:r>
     </w:p>
     <w:p>
@@ -6728,7 +5857,7 @@
           <w:lang w:val="th-TH" w:eastAsia="th-TH" w:bidi="th-TH"/>
           <w:noProof/>
         </w:rPr>
-        <w:t>คุณ​ค่าที่​ส่งมอบ​และ​ความได้เปรียบ​ทาง​การแข่งขัน</w:t>
+        <w:t>คุณค่า​ที่​ส่ง​มอบ​และ​ความ​ได้​เปรียบ​ทางการ​แข่งขัน</w:t>
         <w:br/>
         <w:t>(Value Proposition &amp; Competitive Advantage)</w:t>
       </w:r>
@@ -6753,7 +5882,7 @@
           <w:lang w:val="th-TH" w:eastAsia="th-TH" w:bidi="th-TH"/>
           <w:noProof/>
         </w:rPr>
-        <w:t>3.1  คุณค่า​หลัก​ที่​ส่งมอบ​แก่​ผู้​มี​ส่วนได้ส่วนเสีย (Value Propositions)</w:t>
+        <w:t>3.1  คุณค่า​หลัก​ที่​ส่ง​มอบ​แก่​ผู้​มี​ส่วน​ได้​ส่วน​เสีย (Value Propositions)</w:t>
       </w:r>
     </w:p>
     <w:p>
@@ -6803,7 +5932,7 @@
           <w:lang w:val="th-TH" w:eastAsia="th-TH" w:bidi="th-TH"/>
           <w:noProof/>
         </w:rPr>
-        <w:t>ช่วย​ลด​เวลา​การ​ยืน​ต่อ​คิว​รอ​อาหาร​หน้า​ร้าน สั่งอาหาร​ล่วงหน้า​ได้​อย่าง​สะดวก​ระหว่าง​เดิน​เปลี่ยน​คาบ ทราบ​เวลา​เสร็จ​โดยประมาณ ไม่ต้อง​ยืน​รอหน้า​ร้าน และ​จ่าย​ค่า​อาหาร​ตาม​ราคา​ปกติ​หน้า​ร้าน​โดย​ไม่​มีค่า​ส่ง</w:t>
+        <w:t>ช่วย​ลด​เวลา​การ​ยืน​ต่อ​คิว​รอ​อาหาร​หน้า​ร้าน สั่ง​อาหาร​ล่วง​หน้า​ได้​อย่าง​สะดวก​ระหว่าง​เดิน​เปลี่ยน​คาบ ทราบ​เวลา​เสร็จ​โดย​ประมาณ ไม่​ต้อง​ยืน​รอ​หน้า​ร้าน และ​จ่าย​ค่า​อาหาร​ตาม​ราคา​ปกติ​หน้า​ร้าน​โดย​ไม่มี​ค่า​ส่ง</w:t>
       </w:r>
     </w:p>
     <w:p>
@@ -6853,7 +5982,7 @@
           <w:lang w:val="th-TH" w:eastAsia="th-TH" w:bidi="th-TH"/>
           <w:noProof/>
         </w:rPr>
-        <w:t>ช่วย​จัดระเบียบ​คิว​คำ​สั่งซื้อ​ให้​แม่ค้า สามารถ​วางแผน​ลำดับ​การปรุงอาหาร​ล่วงหน้า​ได้​อย่าง​ราบรื่น ลด​ปัญหา​ออเดอร์​ตกหล่น ลด​การ​ยืนออ​หน้า​ร้าน และ​รับเงิน​ถูกต้อง​ผ่าน PromptPay ไร้​ปัญหา​เงินทอน</w:t>
+        <w:t>ช่วย​จัด​ระเบียบ​คิว​คำ​สั่ง​ซื้อ​ให้​แม่ค้า สามารถ​วางแผน​ลำดับ​การ​ปรุง​อาหาร​ล่วง​หน้า​ได้​อย่าง​ราบ​รื่น ลด​ปัญหา​ออ​เด​อร์​ตกหล่น ลด​การ​ยืน​ออ​หน้า​ร้าน และ​รับ​เงิน​ถูก​ต้อง​ผ่าน PromptPay ไร้​ปัญหา​เงิน​ทอน</w:t>
       </w:r>
     </w:p>
     <w:p>
@@ -6903,7 +6032,7 @@
           <w:lang w:val="th-TH" w:eastAsia="th-TH" w:bidi="th-TH"/>
           <w:noProof/>
         </w:rPr>
-        <w:t>ช่วย​สนับสนุน​การบริหาร​จัดการ​การ​ให้บริการ​ใน​โรงอาหาร​ให้​เป็นระเบียบเรียบร้อย ลด​การ​ยืน​รอหน้า​ร้าน และ​ส่งเสริม​นโยบาย Smart Campus และ​สังคม​ไร้​เงินสด​ของ​มหาวิทยาลัย</w:t>
+        <w:t>ช่วย​สนับสนุน​การ​บริหาร​จัดการ​การ​ให้​บริการ​ใน​โรง​อาหาร​ให้​เป็น​ระเบียบ​เรียบร้อย ลด​การ​ยืน​รอ​หน้า​ร้าน และ​ส่ง​เสริม​นโยบาย Smart Campus และ​สังคม​ไร้​เงินสด​ของ​มหาวิทยาลัย</w:t>
       </w:r>
     </w:p>
     <w:p>
@@ -6948,7 +6077,7 @@
           <w:lang w:val="th-TH" w:eastAsia="th-TH" w:bidi="th-TH"/>
           <w:noProof/>
         </w:rPr>
-        <w:t>จาก​การ​วิเคราะห์​ตาม​กรอบ​แนวคิด​ของ Alexander Osterwalder สรุป​ความสอดคล้อง​ระหว่าง Customer Profile และ Value Map ได้​ดังนี้:</w:t>
+        <w:t>จาก​การ​วิเคราะห์​ตาม​กรอบ​แนวคิด​ของ Alexander Osterwalder สรุป​ความ​สอดคล้อง​ระหว่าง Customer Profile และ Value Map ได้​ดังนี้:</w:t>
       </w:r>
     </w:p>
     <w:p>
@@ -6998,7 +6127,7 @@
           <w:lang w:val="th-TH" w:eastAsia="th-TH" w:bidi="th-TH"/>
           <w:noProof/>
         </w:rPr>
-        <w:t>การ​จัดหา​อาหารกลางวัน​รับประทาน​ให้​อิ่ม อร่อย ประหยัด และ​ทันเวลา​เข้าเรียน​หรือ​เข้าทำงาน​ภาค​บ่าย</w:t>
+        <w:t>การ​จัดหา​อาหาร​กลาง​วัน​รับ​ประทาน​ให้​อิ่ม อร่อย ประหยัด และ​ทัน​เวลา​เข้า​เรียน​หรือ​เข้า​ทำงาน​ภาค​บ่าย</w:t>
       </w:r>
     </w:p>
     <w:p>
@@ -7048,7 +6177,7 @@
           <w:lang w:val="th-TH" w:eastAsia="th-TH" w:bidi="th-TH"/>
           <w:noProof/>
         </w:rPr>
-        <w:t>การ​ต้อง​ยืน​ต่อ​คิว​รอ​อาหาร​หน้า​ร้าน​เมื่อ​คน​สั่ง​พร้อมกัน การ​กะ​เวลา​ปรุงอาหาร​ไม่​แน่นอน และ​ความเสี่ยง​ที่​ออเดอร์​จด​กระดาษ​จะ​ตกหล่น</w:t>
+        <w:t>การ​ต้อง​ยืน​ต่อ​คิว​รอ​อาหาร​หน้า​ร้าน​เมื่อ​คน​สั่ง​พร้อม​กัน การ​กะ​เวลา​ปรุง​อาหาร​ไม่​แน่นอน และ​ความ​เสี่ยง​ที่​ออ​เด​อร์​จด​กระดาษ​จะ​ตกหล่น</w:t>
       </w:r>
     </w:p>
     <w:p>
@@ -7098,7 +6227,7 @@
           <w:lang w:val="th-TH" w:eastAsia="th-TH" w:bidi="th-TH"/>
           <w:noProof/>
         </w:rPr>
-        <w:t>มี​เวลาพักผ่อน​เพิ่มขึ้น ได้รับ​อาหาร​ตรงเวลา ทราบ​สถานะ​คิว​ที่​แน่นอน และ​การ​ชำระเงิน​สะดวก​รวดเร็ว</w:t>
+        <w:t>มี​เวลา​พัก​ผ่อน​เพิ่ม​ขึ้น ได้​รับ​อาหาร​ตรง​เวลา ทราบ​สถานะ​คิว​ที่​แน่นอน และ​การ​ชำระ​เงิน​สะดวก​รวดเร็ว</w:t>
       </w:r>
     </w:p>
     <w:p>
@@ -7148,7 +6277,7 @@
           <w:lang w:val="th-TH" w:eastAsia="th-TH" w:bidi="th-TH"/>
           <w:noProof/>
         </w:rPr>
-        <w:t>ระบบ​สั่งอาหาร​ล่วงหน้า​บน LINE, อัลกอริทึม​แสดง​เวลา​รอคอย, ระบบ​แจ้ง​เตือน​เมื่อ​ปรุง​เสร็จ, และ​ชำระเงิน​ดิจิทัล​อัตโนมัติ ช่วย​แก้ไข Pains และ​สร้าง Gains ได้​อย่าง​สมบูรณ์</w:t>
+        <w:t>ระบบ​สั่ง​อาหาร​ล่วง​หน้า​บน LINE, อัล​กอ​ริ​ทึม​แสดง​เวลา​รอ​คอย, ระบบ​แจ้ง​เตือน​เมื่อ​ปรุง​เสร็จ, และ​ชำระ​เงิน​ดิจิทัล​อัตโนมัติ ช่วย​แก้ไข Pains และ​สร้าง Gains ได้​อย่าง​สมบูรณ์</w:t>
       </w:r>
     </w:p>
     <w:p>
@@ -7172,7 +6301,7 @@
           <w:lang w:val="th-TH" w:eastAsia="th-TH" w:bidi="th-TH"/>
           <w:noProof/>
         </w:rPr>
-        <w:t>3.3  การ​เปรียบเทียบ​คุณค่า​เชิง​ลึก​กับ​ทางเลือก​อื่น​ใน​ตลาด</w:t>
+        <w:t>3.3  การ​เปรียบ​เทียบ​คุณค่า​เชิง​ลึก​กับ​ทาง​เลือก​อื่น​ใน​ตลาด</w:t>
       </w:r>
     </w:p>
     <w:p>
@@ -7194,7 +6323,7 @@
           <w:lang w:val="th-TH" w:eastAsia="th-TH" w:bidi="th-TH"/>
           <w:noProof/>
         </w:rPr>
-        <w:t>ตาราง​ที่ 3.1 แสดง​การ​วิเคราะห์​เปรียบเทียบ​ความสามารถ​ใน​การแข่งขัน​ของ Smart Queue Food กับ​ทางเลือก​อื่น​ใน​ตลาด:</w:t>
+        <w:t>ตาราง​ที่ 3.1 แสดง​การ​วิเคราะห์​เปรียบ​เทียบ​ความ​สามารถ​ใน​การ​แข่งขัน​ของ Smart Queue Food กับ​ทาง​เลือก​อื่น​ใน​ตลาด:</w:t>
       </w:r>
     </w:p>
     <w:p>
@@ -7231,7 +6360,7 @@
           <w:lang w:val="th-TH" w:eastAsia="th-TH" w:bidi="th-TH"/>
           <w:noProof/>
         </w:rPr>
-        <w:t>การ​เปรียบเทียบ​ความสามารถ​ใน​การแข่งขัน​ของ Smart Queue Food กับ​ทางเลือก​อื่น​ใน​ตลาด</w:t>
+        <w:t>การ​เปรียบ​เทียบ​ความ​สามารถ​ใน​การ​แข่งขัน​ของ Smart Queue Food กับ​ทาง​เลือก​อื่น​ใน​ตลาด</w:t>
       </w:r>
     </w:p>
     <w:tbl>
@@ -8492,7 +7621,7 @@
                 <w:lang w:val="th-TH" w:eastAsia="th-TH" w:bidi="th-TH"/>
                 <w:noProof/>
               </w:rPr>
-              <w:t>เหมาะสม​สูงสุด (สั่ง​ผ่าน LINE ได้​ทันที)</w:t>
+              <w:t>เหมาะ​สม​สูงสุด (สั่ง​ผ่าน LINE ได้​ทันที)</w:t>
             </w:r>
           </w:p>
         </w:tc>
@@ -8517,7 +7646,7 @@
           <w:lang w:val="th-TH" w:eastAsia="th-TH" w:bidi="th-TH"/>
           <w:noProof/>
         </w:rPr>
-        <w:t>ผล​การ​เปรียบเทียบ​ชี้ชัด​ว่า Smart Queue Food ครอง​ความได้เปรียบ​ใน​การแข่งขัน​ที่​โดดเด่น ทั้ง​ในแง่​ความสะดวก ประหยัดเวลา ต้นทุน​ที่​เป็นธรรม​ต่อ​ร้านค้า และ​ความเหมาะสม​กับ​สภาพแวดล้อม​ของ​โรงอาหาร​มหาวิทยาลัย​อย่าง​แท้จริง</w:t>
+        <w:t>ผล​การ​เปรียบ​เทียบ​ชี้​ชัด​ว่า Smart Queue Food ครอง​ความ​ได้​เปรียบ​ใน​การ​แข่งขัน​ที่​โดด​เด่น ทั้ง​ใน​แง่​ความ​สะดวก ประหยัด​เวลา ต้นทุน​ที่​เป็น​ธรรม​ต่อ​ร้าน​ค้า และ​ความ​เหมาะ​สม​กับ​สภาพ​แวดล้อม​ของ​โรง​อาหาร​มหาวิทยาลัย​อย่าง​แท้จริง</w:t>
       </w:r>
     </w:p>
     <w:p>
@@ -8600,7 +7729,7 @@
           <w:lang w:val="th-TH" w:eastAsia="th-TH" w:bidi="th-TH"/>
           <w:noProof/>
         </w:rPr>
-        <w:t>4.1  ฟังก์ชัน​การทำงาน​หลัก 5 ระบบ​ของ Smart Queue Food</w:t>
+        <w:t>4.1  ฟังก์ชัน​การ​ทำงาน​หลัก 5 ระบบ​ของ Smart Queue Food</w:t>
       </w:r>
     </w:p>
     <w:p>
@@ -8622,7 +7751,7 @@
           <w:lang w:val="th-TH" w:eastAsia="th-TH" w:bidi="th-TH"/>
           <w:noProof/>
         </w:rPr>
-        <w:t>ระบบ Smart Queue Food ได้รับ​การ​ออกแบบ​สถาปัตยกรรม​ระบบ​และ​กระบวน​การทำงาน​เพื่อ​แก้ไขปัญหา​คอขวด​ใน​โรงอาหาร​อย่าง​เป็นระบบ โดย​บูรณาการ 5 โมดูล​การทำงาน​หลัก​เข้าด้วยกัน ดังนี้:</w:t>
+        <w:t>ระบบ Smart Queue Food ได้​รับ​การ​ออกแบบ​สถาปัตยกรรม​ระบบ​และ​กระบวนการ​ทำงาน​เพื่อ​แก้ไข​ปัญหา​คอ​ขวด​ใน​โรง​อาหาร​อย่าง​เป็น​ระบบ โดย​บูรณ​า​การ 5 โมดูล​การ​ทำงาน​หลัก​เข้า​ด้วย​กัน ดังนี้:</w:t>
       </w:r>
     </w:p>
     <w:p>
@@ -8658,7 +7787,7 @@
           <w:lang w:val="th-TH" w:eastAsia="th-TH" w:bidi="th-TH"/>
           <w:noProof/>
         </w:rPr>
-        <w:t xml:space="preserve">ระบบ​แสดง​เมนู​และ​สั่งอาหาร​ล่วงหน้า (Pre-ordering &amp; Catalog): </w:t>
+        <w:t xml:space="preserve">ระบบ​แสดง​เมนู​และ​สั่ง​อาหาร​ล่วง​หน้า (Pre​-​ordering &amp; Catalog): </w:t>
       </w:r>
       <w:r>
         <w:rPr>
@@ -8672,7 +7801,7 @@
           <w:lang w:val="th-TH" w:eastAsia="th-TH" w:bidi="th-TH"/>
           <w:noProof/>
         </w:rPr>
-        <w:t>แสดง​รายการ​ร้านค้า เมนู​อาหาร ภาพประกอบ ราคา และ​ตัวเลือก​ปรับ​แต่ง​อย่าง​ละเอียด เช่น ระดับ​ความ​เผ็ด การ​เพิ่ม​ไข่ดาว และ​หมายเหตุ​พิเศษ ช่วย​ให้​ผู้ใช้​เลือก​อาหาร​และ​สั่ง​ล่วงหน้า​ได้​อย่าง​สะดวก</w:t>
+        <w:t>แสดง​รายการ​ร้าน​ค้า เมนู​อาหาร ภาพ​ประกอบ ราคา และ​ตัว​เลือก​ปรับ​แต่ง​อย่าง​ละเอียด เช่น ระดับ​ความ​เผ็ด การ​เพิ่ม​ไข่​ดาว และ​หมายเหตุ​พิเศษ ช่วย​ให้​ผู้​ใช้​เลือก​อาหาร​และ​สั่ง​ล่วง​หน้า​ได้​อย่าง​สะดวก</w:t>
       </w:r>
     </w:p>
     <w:p>
@@ -8708,7 +7837,7 @@
           <w:lang w:val="th-TH" w:eastAsia="th-TH" w:bidi="th-TH"/>
           <w:noProof/>
         </w:rPr>
-        <w:t xml:space="preserve">ระบบ​จัดสรร​คิว​และ​ประเมิน​เวลา​รอคอย (Predictive Queue): </w:t>
+        <w:t xml:space="preserve">ระบบ​จัดสรร​คิว​และ​ประเมิน​เวลา​รอ​คอย (Predictive Queue): </w:t>
       </w:r>
       <w:r>
         <w:rPr>
@@ -8722,7 +7851,7 @@
           <w:lang w:val="th-TH" w:eastAsia="th-TH" w:bidi="th-TH"/>
           <w:noProof/>
         </w:rPr>
-        <w:t>อัลกอริทึม​คำนวณ​เวลา​การรอคอย​โดยประมาณ (EWT) โดย​นำ​เวลา​ปรุง​เฉลี่ย​ของ​แต่ละ​เมนู​คูณ​ด้วย​จำนวน​คิว​สะสม​แบบ​เรียลไทม์ พร้อม​เปิด​ให้​ผู้ใช้​เลือก​รอบ​เวลา​รับ​อาหาร​ล่วงหน้า​ได้​อย่าง​แม่นยำ</w:t>
+        <w:t>อัล​กอ​ริ​ทึม​คำนวณ​เวลา​การ​รอ​คอย​โดย​ประมาณ (EWT) โดย​นำ​เวลา​ปรุง​เฉลี่ย​ของ​แต่ละ​เมนู​คูณ​ด้วย​จำนวน​คิว​สะ​สม​แบบ​เรี​ยล​ไทม์ พร้อม​เปิด​ให้​ผู้​ใช้​เลือก​รอบ​เวลา​รับ​อาหาร​ล่วง​หน้า​ได้​อย่าง​แม่นยำ</w:t>
       </w:r>
     </w:p>
     <w:p>
@@ -8758,7 +7887,7 @@
           <w:lang w:val="th-TH" w:eastAsia="th-TH" w:bidi="th-TH"/>
           <w:noProof/>
         </w:rPr>
-        <w:t xml:space="preserve">ระบบ​ชำระเงิน​ดิจิทัล​ไร้​เงินสด (PromptPay Payment Gateway): </w:t>
+        <w:t xml:space="preserve">ระบบ​ชำระ​เงิน​ดิจิทัล​ไร้​เงินสด (PromptPay Payment Gateway): </w:t>
       </w:r>
       <w:r>
         <w:rPr>
@@ -8772,7 +7901,7 @@
           <w:lang w:val="th-TH" w:eastAsia="th-TH" w:bidi="th-TH"/>
           <w:noProof/>
         </w:rPr>
-        <w:t>สร้าง Dynamic PromptPay QR Code ที่​ฝัง​ยอดเงิน​ตรง​ตาม​บิล​คำ​สั่งซื้อ​โดยอัตโนมัติ พร้อม​ระบบ Slip Verification API ตรวจสอบ​สลิป​กับ​ธนาคาร​ภายใน 3 วินาที ลด​เวลา​ชำระเงิน​หน้า​ร้าน​ให้​เป็น​ศูนย์</w:t>
+        <w:t>สร้าง Dynamic PromptPay QR Code ที่​ฝัง​ยอด​เงิน​ตรง​ตาม​บิล​คำ​สั่ง​ซื้อ​โดย​อัตโนมัติ พร้อม​ระบบ Slip Verification API ตรวจ​สอบ​สลิป​กับ​ธนาคาร​ภายใน 3 วินาที ลด​เวลา​ชำระ​เงิน​หน้า​ร้าน​ให้​เป็น​ศูนย์</w:t>
       </w:r>
     </w:p>
     <w:p>
@@ -8808,7 +7937,7 @@
           <w:lang w:val="th-TH" w:eastAsia="th-TH" w:bidi="th-TH"/>
           <w:noProof/>
         </w:rPr>
-        <w:t xml:space="preserve">ระบบ​แจ้ง​เตือน​สถานะ​คำ​สั่งซื้อ​เรียลไทม์ (Push Notification): </w:t>
+        <w:t xml:space="preserve">ระบบ​แจ้ง​เตือน​สถานะ​คำ​สั่ง​ซื้อ​เรี​ยล​ไทม์ (Push Notification): </w:t>
       </w:r>
       <w:r>
         <w:rPr>
@@ -8822,7 +7951,7 @@
           <w:lang w:val="th-TH" w:eastAsia="th-TH" w:bidi="th-TH"/>
           <w:noProof/>
         </w:rPr>
-        <w:t>ส่ง​ข้อความ​แจ้ง​เตือน​อัตโนมัติ​ผ่าน LINE Messaging API เข้าสู่​แชท​ของ​ผู้ใช้ 3 ขั้นตอน ได้แก่ ร้านค้า​รับ​ออเดอร์, กำลัง​เริ่ม​ปรุงอาหาร, และ​อาหาร​ปรุง​เสร็จ​พร้อม​รับ เพื่อให้​เดิน​มา​รับ​อาหาร​ได้​พอดี​เวลา</w:t>
+        <w:t>ส่ง​ข้อความ​แจ้ง​เตือน​อัตโนมัติ​ผ่าน LINE Messaging API เข้า​สู่​แชท​ของ​ผู้​ใช้ 3 ขั้น​ตอน ได้แก่ ร้าน​ค้า​รับ​ออ​เด​อร์, กำลัง​เริ่ม​ปรุง​อาหาร, และ​อาหาร​ปรุง​เสร็จ​พร้อม​รับ เพื่อ​ให้​เดิน​มา​รับ​อาหาร​ได้​พอดี​เวลา</w:t>
       </w:r>
     </w:p>
     <w:p>
@@ -8858,7 +7987,7 @@
           <w:lang w:val="th-TH" w:eastAsia="th-TH" w:bidi="th-TH"/>
           <w:noProof/>
         </w:rPr>
-        <w:t xml:space="preserve">ระบบ​หน้าจอ​จัด​การครัว​สำหรับ​ร้านค้า (Kitchen Display System: KDS): </w:t>
+        <w:t xml:space="preserve">ระบบ​หน้า​จอ​จัดการ​ครัว​สำหรับ​ร้าน​ค้า (Kitchen Display System: KDS): </w:t>
       </w:r>
       <w:r>
         <w:rPr>
@@ -8872,7 +8001,7 @@
           <w:lang w:val="th-TH" w:eastAsia="th-TH" w:bidi="th-TH"/>
           <w:noProof/>
         </w:rPr>
-        <w:t>เว็บ​แอปพลิเคชัน​บน​แท็บเล็ต​ประจำ​ร้านค้า แสดง​การ์ด​ออเดอร์​เรียง​ตามลำดับ​คิว​และ​เวลา พร้อม​ตัวอักษร​ขนาดใหญ่​และ​ปุ่มกด​เปลี่ยน​สถานะ​ที่​ใช้งาน​ง่าย แม้​ใน​ช่วงเวลา​เร่งด่วน​ที่​แม่ค้า​กำลัง​ปรุงอาหาร</w:t>
+        <w:t>เว็บ​แอป​พลิ​เค​ชัน​บน​แท็บเล็ต​ประจำ​ร้าน​ค้า แสดง​การ์ด​ออ​เด​อร์​เรียง​ตาม​ลำดับ​คิว​และ​เวลา พร้อม​ตัว​อักษร​ขนาด​ใหญ่​และ​ปุ่ม​กด​เปลี่ยน​สถานะ​ที่​ใช้​งาน​ง่าย แม้​ใน​ช่วง​เวลา​เร่ง​ด่วน​ที่​แม่ค้า​กำลัง​ปรุง​อาหาร</w:t>
       </w:r>
     </w:p>
     <w:p>
@@ -8918,7 +8047,7 @@
           <w:lang w:val="th-TH" w:eastAsia="th-TH" w:bidi="th-TH"/>
           <w:noProof/>
         </w:rPr>
-        <w:t>รูป​ที่ 4.1 แสดง​สถาปัตยกรรม​ระบบ​ของ Smart Queue Food ซึ่ง​ออกแบบ​ใน​รูปแบบ Microservices บน​ระบบ​คลาวด์:</w:t>
+        <w:t>รูป​ที่ 4.1 แสดง​สถาปัตยกรรม​ระบบ​ของ Smart Queue Food ซึ่ง​ออกแบบ​ใน​รูป​แบบ Microservices บน​ระบบ​คลา​วด์:</w:t>
       </w:r>
     </w:p>
     <w:p>
@@ -9019,7 +8148,7 @@
           <w:lang w:val="th-TH" w:eastAsia="th-TH" w:bidi="th-TH"/>
           <w:noProof/>
         </w:rPr>
-        <w:t>สถาปัตยกรรม​ระบบ​แบ่ง​ออก​เป็น 4 ระดับ​การทำงาน​ที่​มี​ความมั่นคง​ปลอดภัย​และ​ความเสถียร​สูง ได้แก่:</w:t>
+        <w:t>สถาปัตยกรรม​ระบบ​แบ่ง​ออก​เป็น 4 ระดับ​การ​ทำงาน​ที่​มี​ความ​มั่นคง​ปลอดภัย​และ​ความ​เสถียร​สูง ได้แก่:</w:t>
       </w:r>
     </w:p>
     <w:p>
@@ -9069,7 +8198,7 @@
           <w:lang w:val="th-TH" w:eastAsia="th-TH" w:bidi="th-TH"/>
           <w:noProof/>
         </w:rPr>
-        <w:t>LINE Front-end Framework (LIFF) สำหรับ​ผู้บริโภค และ Responsive Web Application สำหรับ​หน้าจอ​ร้านค้า (KDS)</w:t>
+        <w:t>LINE Front​-​end Framework (LIFF) สำหรับ​ผู้​บริโภค และ Responsive Web Application สำหรับ​หน้า​จอ​ร้าน​ค้า (KDS)</w:t>
       </w:r>
     </w:p>
     <w:p>
@@ -9119,7 +8248,7 @@
           <w:lang w:val="th-TH" w:eastAsia="th-TH" w:bidi="th-TH"/>
           <w:noProof/>
         </w:rPr>
-        <w:t>การเข้ารหัส​มาตรฐาน HTTPS, ยืนยัน​ตัวตน​ด้วย LINE Login OAuth 2.1 และ Rate Limiting ป้องกัน​คำ​สั่งซื้อ​ซ้ำซ้อน</w:t>
+        <w:t>การ​เข้า​รหัส​มาตรฐาน HTTPS, ยืนยัน​ตัว​ตน​ด้วย LINE Login OAuth 2.1 และ Rate Limiting ป้องกัน​คำ​สั่ง​ซื้อ​ซ้ำ​ซ้อน</w:t>
       </w:r>
     </w:p>
     <w:p>
@@ -9169,7 +8298,7 @@
           <w:lang w:val="th-TH" w:eastAsia="th-TH" w:bidi="th-TH"/>
           <w:noProof/>
         </w:rPr>
-        <w:t>โมดูล​คำนวณ​คิว​อัจฉริยะ (Queue Engine), ระบบ​ตรวจสอบ​สลิป​อัตโนมัติ และ​ระบบ​กระจาย​ข้อความ​แจ้ง​เตือน​เรียลไทม์</w:t>
+        <w:t>โมดูล​คำนวณ​คิว​อัจฉริยะ (Queue Engine), ระบบ​ตรวจ​สอบ​สลิป​อัตโนมัติ และ​ระบบ​กระจาย​ข้อความ​แจ้ง​เตือน​เรี​ยล​ไทม์</w:t>
       </w:r>
     </w:p>
     <w:p>
@@ -9219,7 +8348,7 @@
           <w:lang w:val="th-TH" w:eastAsia="th-TH" w:bidi="th-TH"/>
           <w:noProof/>
         </w:rPr>
-        <w:t>Redis Cache สำหรับ​จัดการ​ลำดับ​คิว​ความเร็ว​สูง และ PostgreSQL สำหรับ​จัดเก็บ​ข้อมูล​ธุรกรรม​และ​ประวัติ​คำ​สั่งซื้อ</w:t>
+        <w:t>Redis Cache สำหรับ​จัดการ​ลำดับ​คิว​ความเร็ว​สูง และ PostgreSQL สำหรับ​จัด​เก็บ​ข้อมูล​ธุรกรรม​และ​ประวัติ​คำ​สั่ง​ซื้อ</w:t>
       </w:r>
     </w:p>
     <w:p>
@@ -9243,7 +8372,7 @@
           <w:lang w:val="th-TH" w:eastAsia="th-TH" w:bidi="th-TH"/>
           <w:noProof/>
         </w:rPr>
-        <w:t>4.3  ภาพจำลอง​ส่วนต่อ​ประสาน​ผู้ใช้งาน​จริง (UI Prototype &amp; User Experience)</w:t>
+        <w:t>4.3  ภาพ​จำลอง​ส่วน​ต่อ​ประสาน​ผู้​ใช้​งาน​จริง (UI Prototype &amp; User Experience)</w:t>
       </w:r>
     </w:p>
     <w:p>
@@ -9265,7 +8394,7 @@
           <w:lang w:val="th-TH" w:eastAsia="th-TH" w:bidi="th-TH"/>
           <w:noProof/>
         </w:rPr>
-        <w:t>รูป​ที่ 4.2 แสดง​ภาพจำลอง​หน้าจอ​การทำงาน​จริง​ของ​ระบบ Smart Queue Food ทั้ง 4 หน้าจอ​หลัก:</w:t>
+        <w:t>รูป​ที่ 4.2 แสดง​ภาพ​จำลอง​หน้า​จอ​การ​ทำงาน​จริง​ของ​ระบบ Smart Queue Food ทั้ง 4 หน้า​จอ​หลัก:</w:t>
       </w:r>
     </w:p>
     <w:p>
@@ -9344,7 +8473,7 @@
           <w:lang w:val="th-TH" w:eastAsia="th-TH" w:bidi="th-TH"/>
           <w:noProof/>
         </w:rPr>
-        <w:t>ภาพจำลอง​ส่วนต่อ​ประสาน​ผู้ใช้งาน​จริง (UI Prototype)</w:t>
+        <w:t>ภาพ​จำลอง​ส่วน​ต่อ​ประสาน​ผู้​ใช้​งาน​จริง (UI Prototype)</w:t>
       </w:r>
     </w:p>
     <w:p>
@@ -9366,7 +8495,7 @@
           <w:lang w:val="th-TH" w:eastAsia="th-TH" w:bidi="th-TH"/>
           <w:noProof/>
         </w:rPr>
-        <w:t>การ​ออกแบบ​ส่วนต่อ​ประสาน​ผู้ใช้​เน้น​ความเรียบง่าย สะอาด​ตา และ​เข้าใจ​ได้​ทันที โดย​แบ่ง​การทำงาน​ออก​เป็น 4 หน้าจอ:</w:t>
+        <w:t>การ​ออกแบบ​ส่วน​ต่อ​ประสาน​ผู้​ใช้​เน้น​ความ​เรียบ​ง่าย สะอาด​ตา และ​เข้าใจ​ได้​ทันที โดย​แบ่ง​การ​ทำงาน​ออก​เป็น 4 หน้า​จอ:</w:t>
       </w:r>
     </w:p>
     <w:p>
@@ -9402,7 +8531,7 @@
           <w:lang w:val="th-TH" w:eastAsia="th-TH" w:bidi="th-TH"/>
           <w:noProof/>
         </w:rPr>
-        <w:t xml:space="preserve">หน้าจอ​ที่ 1 ค้นหา​ร้านค้า​และ​เลือก​เมนู​อาหาร: </w:t>
+        <w:t xml:space="preserve">หน้า​จอ​ที่ 1 ค้นหา​ร้าน​ค้า​และ​เลือก​เมนู​อาหาร: </w:t>
       </w:r>
       <w:r>
         <w:rPr>
@@ -9416,7 +8545,7 @@
           <w:lang w:val="th-TH" w:eastAsia="th-TH" w:bidi="th-TH"/>
           <w:noProof/>
         </w:rPr>
-        <w:t>แสดง​รายการ​ร้านอาหาร รูปภาพ เมนู ราคา และ​ตัวเลือก​พิเศษ (เช่น เพิ่ม​ไข่ดาว ไม่​ใส่​ผัก)</w:t>
+        <w:t>แสดง​รายการ​ร้าน​อาหาร รูปภาพ เมนู ราคา และ​ตัว​เลือก​พิเศษ (เช่น เพิ่ม​ไข่​ดาว ไม่​ใส่​ผัก)</w:t>
       </w:r>
     </w:p>
     <w:p>
@@ -9452,7 +8581,7 @@
           <w:lang w:val="th-TH" w:eastAsia="th-TH" w:bidi="th-TH"/>
           <w:noProof/>
         </w:rPr>
-        <w:t xml:space="preserve">หน้าจอ​ที่ 2 สรุป​รายการ​คำ​สั่งซื้อ​และ​การ​ชำระเงิน: </w:t>
+        <w:t xml:space="preserve">หน้า​จอ​ที่ 2 สรุป​รายการ​คำ​สั่ง​ซื้อ​และ​การ​ชำระ​เงิน: </w:t>
       </w:r>
       <w:r>
         <w:rPr>
@@ -9466,7 +8595,7 @@
           <w:lang w:val="th-TH" w:eastAsia="th-TH" w:bidi="th-TH"/>
           <w:noProof/>
         </w:rPr>
-        <w:t>แสดง​รายการอาหาร​ที่​เลือก ยอดเงิน​รวม และ Dynamic PromptPay QR Code พร้อม​ปุ่ม​แนบ​สลิป</w:t>
+        <w:t>แสดง​รายการ​อาหาร​ที่​เลือก ยอด​เงิน​รวม และ Dynamic PromptPay QR Code พร้อม​ปุ่ม​แนบ​สลิป</w:t>
       </w:r>
     </w:p>
     <w:p>
@@ -9502,7 +8631,7 @@
           <w:lang w:val="th-TH" w:eastAsia="th-TH" w:bidi="th-TH"/>
           <w:noProof/>
         </w:rPr>
-        <w:t xml:space="preserve">หน้าจอ​ที่ 3 บัตร​คิว​ดิจิทัล​และ​การ​ติดตาม​สถานะ: </w:t>
+        <w:t xml:space="preserve">หน้า​จอ​ที่ 3 บัตร​คิว​ดิจิทัล​และ​การ​ติดตาม​สถานะ: </w:t>
       </w:r>
       <w:r>
         <w:rPr>
@@ -9516,7 +8645,7 @@
           <w:lang w:val="th-TH" w:eastAsia="th-TH" w:bidi="th-TH"/>
           <w:noProof/>
         </w:rPr>
-        <w:t>แสดง​หมายเลข​คิว เวลา​รอคอย​โดยประมาณ แถบ​สถานะ​การปรุง และ​คำแนะนำ​การ​เดิน​มา​รับ</w:t>
+        <w:t>แสดง​หมายเลข​คิว เวลา​รอ​คอย​โดย​ประมาณ แถบ​สถานะ​การ​ปรุง และ​คำ​แนะนำ​การ​เดิน​มา​รับ</w:t>
       </w:r>
     </w:p>
     <w:p>
@@ -9552,7 +8681,7 @@
           <w:lang w:val="th-TH" w:eastAsia="th-TH" w:bidi="th-TH"/>
           <w:noProof/>
         </w:rPr>
-        <w:t xml:space="preserve">หน้าจอ​ที่ 4 หน้าจอ​จัด​การครัว​สำหรับ​ร้านค้า (KDS): </w:t>
+        <w:t xml:space="preserve">หน้า​จอ​ที่ 4 หน้า​จอ​จัดการ​ครัว​สำหรับ​ร้าน​ค้า (KDS): </w:t>
       </w:r>
       <w:r>
         <w:rPr>
@@ -9566,7 +8695,7 @@
           <w:lang w:val="th-TH" w:eastAsia="th-TH" w:bidi="th-TH"/>
           <w:noProof/>
         </w:rPr>
-        <w:t>การ์ด​ออเดอร์​ขนาดใหญ่​เรียง​ตามลำดับ​เวลา ปุ่มกด 'เริ่ม​ปรุง' และ 'ปรุง​เสร็จ' พร้อม​ส่ง​เสียงเตือน</w:t>
+        <w:t>การ์ด​ออ​เด​อร์​ขนาด​ใหญ่​เรียง​ตาม​ลำดับ​เวลา ปุ่ม​กด '​เริ่ม​ปรุง​' และ '​ปรุง​เสร็จ​' พร้อม​ส่ง​เสียง​เตือน</w:t>
       </w:r>
     </w:p>
     <w:p>
@@ -9624,7 +8753,7 @@
           <w:lang w:val="th-TH" w:eastAsia="th-TH" w:bidi="th-TH"/>
           <w:noProof/>
         </w:rPr>
-        <w:t>กลุ่ม​ลูกค้า​เป้าหมาย​และ​การ​วิเคราะห์​ตลาด</w:t>
+        <w:t>กลุ่ม​ลูกค้า​เป้า​หมาย​และ​การ​วิเคราะห์​ตลาด</w:t>
         <w:br/>
         <w:t>(Target Customers &amp; Market Sizing)</w:t>
       </w:r>
@@ -9649,7 +8778,7 @@
           <w:lang w:val="th-TH" w:eastAsia="th-TH" w:bidi="th-TH"/>
           <w:noProof/>
         </w:rPr>
-        <w:t>5.1  การแบ่งส่วน​ตลาด (Market Segmentation)</w:t>
+        <w:t>5.1  การ​แบ่ง​ส่วน​ตลาด (Market Segmentation)</w:t>
       </w:r>
     </w:p>
     <w:p>
@@ -9671,7 +8800,7 @@
           <w:lang w:val="th-TH" w:eastAsia="th-TH" w:bidi="th-TH"/>
           <w:noProof/>
         </w:rPr>
-        <w:t>การแบ่งส่วน​ตลาด​ของ Smart Queue Food พิจารณา​ตาม 4 ปัจจัยหลัก​ใน​บริบท​มหาวิทยาลัย:</w:t>
+        <w:t>การ​แบ่ง​ส่วน​ตลาด​ของ Smart Queue Food พิจารณา​ตาม 4 ปัจจัย​หลัก​ใน​บริบท​มหาวิทยาลัย:</w:t>
       </w:r>
     </w:p>
     <w:p>
@@ -9721,7 +8850,7 @@
           <w:lang w:val="th-TH" w:eastAsia="th-TH" w:bidi="th-TH"/>
           <w:noProof/>
         </w:rPr>
-        <w:t>นักศึกษา​และ​บุคลากร​อายุ 18 - 60 ปี คุ้นเคย​กับ​การ​ใช้​สมาร์ต​โฟน​และ​กระเป๋า​เงิน​ดิจิทัล</w:t>
+        <w:t>นักศึกษา​และ​บุคลากร​อายุ 18 - 60 ปี คุ้น​เคย​กับ​การ​ใช้​สมา​ร์ต​โฟน​และ​กระเป๋า​เงิน​ดิจิทัล</w:t>
       </w:r>
     </w:p>
     <w:p>
@@ -9771,7 +8900,7 @@
           <w:lang w:val="th-TH" w:eastAsia="th-TH" w:bidi="th-TH"/>
           <w:noProof/>
         </w:rPr>
-        <w:t>ประชาคม​ที่​ใช้​ชีวิตประจำวัน​ใน มจพ. วิทยาเขต​ปราจีนบุรี (คณะ​เทคโนโลยี​และ​การ​จัดการ​อุตสาหกรรม, คณะ​อุตสาหกรรมเกษตร, และ​คณะ​บริหารธุรกิจฯ)</w:t>
+        <w:t>ประชาคม​ที่​ใช้​ชีวิต​ประจำ​วัน​ใน มจพ. วิทยาเขต​ปราจีนบุรี (คณะ​เทคโนโลยี​และ​การ​จัดการ​อุตสาหกรรม, คณะ​อุตสาหกรรม​เกษตร, และ​คณะ​บริหาร​ธุรกิจฯ)</w:t>
       </w:r>
     </w:p>
     <w:p>
@@ -9821,7 +8950,7 @@
           <w:lang w:val="th-TH" w:eastAsia="th-TH" w:bidi="th-TH"/>
           <w:noProof/>
         </w:rPr>
-        <w:t>ผู้​ที่​ซื้อ​อาหารกลางวัน​ใน​โรงอาหาร​คณะ FITM (โรง​เล็ก) และ​โรงอาหาร​กลาง (โรง​ใหญ่) มี​เวลา​พัก​จำกัด</w:t>
+        <w:t>ผู้​ที่​ซื้อ​อาหาร​กลาง​วัน​ใน​โรง​อาหาร​คณะ FITM (โรง​เล็ก) และ​โรง​อาหาร​กลาง (โรง​ใหญ่) มี​เวลา​พัก​จำกัด</w:t>
       </w:r>
     </w:p>
     <w:p>
@@ -9871,7 +9000,7 @@
           <w:lang w:val="th-TH" w:eastAsia="th-TH" w:bidi="th-TH"/>
           <w:noProof/>
         </w:rPr>
-        <w:t>กลุ่ม​ที่​ให้ความสำคัญ​กับ​การบริหาร​เวลา​และ​ชื่นชอบ​ความ​สะดวกสบาย​ของ​เทคโนโลยี</w:t>
+        <w:t>กลุ่ม​ที่​ให้​ความ​สำคัญ​กับ​การ​บริหาร​เวลา​และ​ชื่น​ชอบ​ความ​สะดวก​สบาย​ของ​เทคโนโลยี</w:t>
       </w:r>
     </w:p>
     <w:p>
@@ -9894,7 +9023,7 @@
           <w:lang w:val="th-TH" w:eastAsia="th-TH" w:bidi="th-TH"/>
           <w:noProof/>
         </w:rPr>
-        <w:t>5.2  ข้อมูล​จำลอง​ผู้ใช้งาน (Customer Personas)</w:t>
+        <w:t>5.2  ข้อมูล​จำลอง​ผู้​ใช้​งาน (Customer Personas)</w:t>
       </w:r>
     </w:p>
     <w:p>
@@ -9916,7 +9045,7 @@
           <w:lang w:val="th-TH" w:eastAsia="th-TH" w:bidi="th-TH"/>
           <w:noProof/>
         </w:rPr>
-        <w:t>ตาราง​ที่ 5.1 สรุป​ข้อมูล​จำลอง​ตัวแทน​กลุ่ม​เป้าหมายหลัก 2 กลุ่ม​ของ​โครงการ:</w:t>
+        <w:t>ตาราง​ที่ 5.1 สรุป​ข้อมูล​จำลอง​ตัวแทน​กลุ่ม​เป้า​หมาย​หลัก 2 กลุ่ม​ของ​โครงการ:</w:t>
       </w:r>
     </w:p>
     <w:p>
@@ -9953,7 +9082,7 @@
           <w:lang w:val="th-TH" w:eastAsia="th-TH" w:bidi="th-TH"/>
           <w:noProof/>
         </w:rPr>
-        <w:t>ตาราง​สรุป​ข้อมูล​จำลอง​ตัวแทน​กลุ่มเป้าหมาย (Customer Personas)</w:t>
+        <w:t>ตาราง​สรุป​ข้อมูล​จำลอง​ตัวแทน​กลุ่ม​เป้า​หมาย (Customer Personas)</w:t>
       </w:r>
     </w:p>
     <w:tbl>
@@ -10268,7 +9397,7 @@
                 <w:lang w:val="th-TH" w:eastAsia="th-TH" w:bidi="th-TH"/>
                 <w:noProof/>
               </w:rPr>
-              <w:t>นักศึกษา​ชั้นปี​ที่ 2 ภาควิชา​เทคโนโลยีสารสนเทศ คณะ FITM</w:t>
+              <w:t>นักศึกษา​ชั้น​ปี​ที่ 2 ภาค​วิชา​เทคโนโลยี​สารสนเทศ คณะ FITM</w:t>
             </w:r>
           </w:p>
         </w:tc>
@@ -10302,7 +9431,7 @@
                 <w:lang w:val="th-TH" w:eastAsia="th-TH" w:bidi="th-TH"/>
                 <w:noProof/>
               </w:rPr>
-              <w:t>เจ้าของ​ร้านอาหาร​ตาม​สั่ง​ใน​โรงอาหาร​คณะ FITM (โรง​เล็ก)</w:t>
+              <w:t>เจ้าของ​ร้าน​อาหาร​ตาม​สั่ง​ใน​โรง​อาหาร​คณะ FITM (โรง​เล็ก)</w:t>
             </w:r>
           </w:p>
         </w:tc>
@@ -10375,7 +9504,7 @@
                 <w:lang w:val="th-TH" w:eastAsia="th-TH" w:bidi="th-TH"/>
                 <w:noProof/>
               </w:rPr>
-              <w:t>รับประทาน​อาหารกลางวัน​ทันเวลา​เข้าเรียน​แล็บ​บ่าย 13:00 น.</w:t>
+              <w:t>รับ​ประทาน​อาหาร​กลาง​วัน​ทัน​เวลา​เข้า​เรียน​แล็บ​บ่าย 13:​00 น.</w:t>
             </w:r>
           </w:p>
         </w:tc>
@@ -10409,7 +9538,7 @@
                 <w:lang w:val="th-TH" w:eastAsia="th-TH" w:bidi="th-TH"/>
                 <w:noProof/>
               </w:rPr>
-              <w:t>ปรุงอาหาร​ได้​รวดเร็ว ไม่​หลง​คิว จัดการ​ออเดอร์​ได้​ราบรื่น</w:t>
+              <w:t>ปรุง​อาหาร​ได้​รวดเร็ว ไม่​หลง​คิว จัด​กา​รอ​อเด​อร์​ได้​ราบ​รื่น</w:t>
             </w:r>
           </w:p>
         </w:tc>
@@ -10482,7 +9611,7 @@
                 <w:lang w:val="th-TH" w:eastAsia="th-TH" w:bidi="th-TH"/>
                 <w:noProof/>
               </w:rPr>
-              <w:t>ร้านอาหาร​มี​จำนวน​น้อย เมื่อ​มา​สั่ง​พร้อมกัน​ต้อง​ยืน​รอ​คิว 5​-​10 นาที</w:t>
+              <w:t>ร้าน​อาหาร​มี​จำนวน​น้อย เมื่อ​มา​สั่ง​พร้อม​กัน​ต้อง​ยืน​รอ​คิว 5​-​10 นาที</w:t>
             </w:r>
           </w:p>
         </w:tc>
@@ -10516,7 +9645,7 @@
                 <w:lang w:val="th-TH" w:eastAsia="th-TH" w:bidi="th-TH"/>
                 <w:noProof/>
               </w:rPr>
-              <w:t>ลูกค้า​ยืน​รอหน้า​ร้าน​พร้อมกัน จด​กระดาษ​ไม่​ทัน ทอนเงิน​ช้า สับสน​คิว</w:t>
+              <w:t>ลูกค้า​ยืน​รอ​หน้า​ร้าน​พร้อม​กัน จด​กระดาษ​ไม่ทัน ทอน​เงิน​ช้า สับสน​คิว</w:t>
             </w:r>
           </w:p>
         </w:tc>
@@ -10589,7 +9718,7 @@
                 <w:lang w:val="th-TH" w:eastAsia="th-TH" w:bidi="th-TH"/>
                 <w:noProof/>
               </w:rPr>
-              <w:t>สั่งอาหาร​ล่วงหน้า​ก่อน​หมด​คาบ​เรียน 5​-​10 นาที​ผ่าน LINE</w:t>
+              <w:t>สั่ง​อาหาร​ล่วง​หน้า​ก่อน​หมด​คาบ​เรียน 5​-​10 นาที​ผ่าน LINE</w:t>
             </w:r>
           </w:p>
         </w:tc>
@@ -10623,7 +9752,7 @@
                 <w:lang w:val="th-TH" w:eastAsia="th-TH" w:bidi="th-TH"/>
                 <w:noProof/>
               </w:rPr>
-              <w:t>ดู​ออเดอร์​บน​จอ KDS จัดกลุ่ม​ผัด​เมนู​เดียวกัน​เป็น​ชุด (Batch)</w:t>
+              <w:t>ดู​ออ​เด​อร์​บน​จอ KDS จัด​กลุ่ม​ผัด​เมนู​เดียวกัน​เป็น​ชุด (Batch)</w:t>
             </w:r>
           </w:p>
         </w:tc>
@@ -10649,7 +9778,7 @@
           <w:lang w:val="th-TH" w:eastAsia="th-TH" w:bidi="th-TH"/>
           <w:noProof/>
         </w:rPr>
-        <w:t>5.3  การ​ประมาณการ​ขนาด​ตลาด (TAM, SAM, SOM)</w:t>
+        <w:t>5.3  การ​ประมาณ​การ​ขนาด​ตลาด (TAM, SAM, SOM)</w:t>
       </w:r>
     </w:p>
     <w:p>
@@ -10671,7 +9800,7 @@
           <w:lang w:val="th-TH" w:eastAsia="th-TH" w:bidi="th-TH"/>
           <w:noProof/>
         </w:rPr>
-        <w:t>การประเมิน​ขนาด​ตลาด​ตาม​ระเบียบวิธี​วิเคราะห์​ธุรกิจ​เทคโนโลยี:</w:t>
+        <w:t>การ​ประเมิน​ขนาด​ตลาด​ตาม​ระเบียบ​วิธี​วิเคราะห์​ธุรกิจ​เทคโนโลยี:</w:t>
       </w:r>
     </w:p>
     <w:p>
@@ -10721,7 +9850,7 @@
           <w:lang w:val="th-TH" w:eastAsia="th-TH" w:bidi="th-TH"/>
           <w:noProof/>
         </w:rPr>
-        <w:t>โรงอาหาร​ใน​สถาบัน​อุดมศึกษา​ทั่วประเทศ​ประมาณ 150 แห่ง นักศึกษา​และ​บุคลากร​กว่า 1.5 ล้าน​คน มูลค่า​การ​ใช้จ่าย​อาหารกลางวัน​เฉลี่ย 4,500 ล้าน​บาท​ต่อ​ปี (คำนวณ​จาก​ค่า​อาหาร​เฉลี่ย 50 บาท/มื้อ x 200 วันทำการ)</w:t>
+        <w:t>โรง​อาหาร​ใน​สถาบัน​อุดมศึกษา​ทั่ว​ประเทศ​ประมาณ 150 แห่ง นักศึกษา​และ​บุคลากร​กว่า 1.5 ล้าน​คน มูลค่า​การ​ใช้​จ่าย​อาหาร​กลาง​วัน​เฉลี่ย 4,500 ล้าน​บาท​ต่อ​ปี (คำนวณ​จาก​ค่า​อาหาร​เฉลี่ย 50 บาท/มื้อ x 200 วัน​ทำการ)</w:t>
       </w:r>
     </w:p>
     <w:p>
@@ -10771,7 +9900,7 @@
           <w:lang w:val="th-TH" w:eastAsia="th-TH" w:bidi="th-TH"/>
           <w:noProof/>
         </w:rPr>
-        <w:t>โรงอาหาร​ในเครือ มจพ. ทุก​วิทยาเขต (ปราจีนบุรี, กรุงเทพฯ, ระยอง) นักศึกษา​และ​บุคลากร​รวม​ประมาณ 30,000 คน มูลค่า​ตลาด​อาหารกลางวัน​ประมาณ 90 ล้าน​บาท​ต่อ​ปี</w:t>
+        <w:t>โรง​อาหาร​ใน​เครือ มจพ. ทุก​วิทยาเขต (ปราจีนบุรี, กรุงเทพฯ, ระยอง) นักศึกษา​และ​บุคลากร​รวม​ประมาณ 30,000 คน มูลค่า​ตลาด​อาหาร​กลาง​วัน​ประมาณ 90 ล้าน​บาท​ต่อ​ปี</w:t>
       </w:r>
     </w:p>
     <w:p>
@@ -10821,7 +9950,7 @@
           <w:lang w:val="th-TH" w:eastAsia="th-TH" w:bidi="th-TH"/>
           <w:noProof/>
         </w:rPr>
-        <w:t>โรงอาหาร​คณะ​เทคโนโลยี​และ​การ​จัดการ​อุตสาหกรรม (โรง​เล็ก) และ​โรงอาหาร​กลาง (โรง​ใหญ่) มจพ. วิทยาเขต​ปราจีนบุรี นักศึกษา​และ​บุคลากร​เป้าหมาย 3,500 คน มูลค่า​ตลาด​อาหารกลางวัน​ประมาณ 10.5 ล้าน​บาท​ต่อ​ปี โดย​โครงการ​ตั้งเป้าหมาย​เจาะตลาด​นำร่อง​ร้อยละ 30 ใน​ปี​แรก (มูลค่า​ธุรกรรม​ผ่าน​ระบบ​ประมาณ 3.15 ล้าน​บาท​ต่อ​ปี)</w:t>
+        <w:t>โรง​อาหาร​คณะ​เทคโนโลยี​และ​การ​จัดการ​อุตสาหกรรม (โรง​เล็ก) และ​โรง​อาหาร​กลาง (โรง​ใหญ่) มจพ. วิทยาเขต​ปราจีนบุรี นักศึกษา​และ​บุคลากร​เป้า​หมาย 3,500 คน มูลค่า​ตลาด​อาหาร​กลาง​วัน​ประมาณ 10.5 ล้าน​บาท​ต่อ​ปี โดย​โครงการ​ตั้ง​เป้า​หมาย​เจาะ​ตลาด​นำร่อง​ร้อย​ละ 30 ใน​ปี​แรก (มูลค่า​ธุรกรรม​ผ่าน​ระบบ​ประมาณ 3.15 ล้าน​บาท​ต่อ​ปี)</w:t>
       </w:r>
     </w:p>
     <w:p>
@@ -10843,7 +9972,7 @@
           <w:lang w:val="th-TH" w:eastAsia="th-TH" w:bidi="th-TH"/>
           <w:noProof/>
         </w:rPr>
-        <w:t>ขนาด​ตลาด​ดังกล่าว​แสดงให้เห็น​ถึง​ศักยภาพ​การ​เติบโต​ที่​มั่นคง แม้​เริ่มต้น​จาก​โรงอาหาร​ใน​วิทยาเขต​ปราจีนบุรี แต่​สามารถ​ขยายผล​สู่​ทุก​วิทยาเขต​ของ มจพ. ได้​อย่าง​รวดเร็ว</w:t>
+        <w:t>ขนาด​ตลาด​ดัง​กล่าว​แสดง​ให้​เห็น​ถึง​ศักยภาพ​การ​เติบโต​ที่​มั่นคง แม้​เริ่ม​ต้น​จาก​โรง​อาหาร​ใน​วิทยาเขต​ปราจีนบุรี แต่​สามารถ​ขยาย​ผล​สู่​ทุก​วิทยาเขต​ของ มจพ. ได้​อย่าง​รวดเร็ว</w:t>
       </w:r>
     </w:p>
     <w:p>
@@ -10901,7 +10030,7 @@
           <w:lang w:val="th-TH" w:eastAsia="th-TH" w:bidi="th-TH"/>
           <w:noProof/>
         </w:rPr>
-        <w:t>แบบจำลอง​ผืน​ผ้าใบ​ธุรกิจ (Business Model Canvas - BMC)</w:t>
+        <w:t>แบบ​จำลอง​ผืน​ผ้าใบ​ธุรกิจ (Business Model Canvas - BMC)</w:t>
         <w:br/>
         <w:t>(Business Model Canvas)</w:t>
       </w:r>
@@ -10909,9 +10038,49 @@
     <w:p>
       <w:pPr>
         <w:widowControl/>
+        <w:spacing w:before="0" w:after="40" w:line="276" w:lineRule="auto"/>
+        <w:ind w:left="0" w:firstLine="720"/>
+        <w:jc w:val="thaiDistribute"/>
+      </w:pPr>
+      <w:r>
+        <w:rPr>
+          <w:rFonts w:ascii="TH Sarabun New" w:hAnsi="TH Sarabun New" w:cs="TH Sarabun New" w:eastAsia="TH Sarabun New"/>
+          <w:b w:val="0"/>
+          <w:i w:val="0"/>
+          <w:sz w:val="32"/>
+        </w:rPr>
+        <w:t>แบบ​จำลอง​ผืน​ผ้าใบ​ธุรกิจ (Business Model Canvas: BMC) ทั้ง 9 องค์​ประกอบ เป็น​เครื่อง​มือ​เชิงกล​ยุทธ์​สำคัญ​ที่​คณะ​ผู้​จัด​ทำ​ใช้​สังเคราะห์​และ​บูรณ​า​การ​คุณค่า นวัตกรรม​เทคโนโลยี การ​ดำเนิน​งาน และ​โครงสร้าง​ทางการ​เงิน​ของ Smart Queue Food เข้า​ด้วย​กัน​อย่าง​เป็น​รูป​ธรรม เพื่อ​ให้​เห็น​ภาพ​รวม​ของ​ระบบ​นิเวศ​ธุรกิจ​อย่าง​ชัดเจน​และ​ครบ​ถ้วน คณะ​ผู้​จัด​ทำได้​จัด​วางแผน​ภาพ​สรุป BMC 9 ช่อง​ใน​รูป​แบบ​แนว​นอน​เต็ม​หน้า​กระดาษ​ใน​รูป​ที่ 6.1 (หน้า​ถัด​ไป) เพื่อ​ให้​เห็น​องค์​ประกอบ​ทุก​ด้าน​ได้​อย่าง​ชัดเจน​สมบูรณ์ โดย​มี​ราย​ละเอียด​การ​วิเคราะห์​เชิง​ลึก​ของ​แต่ละ​องค์​ประกอบ​ดัง​ต่อ​ไป​นี้:</w:t>
+      </w:r>
+    </w:p>
+    <w:p>
+      <w:pPr>
+        <w:keepNext/>
+        <w:widowControl/>
+        <w:spacing w:before="240" w:after="60" w:line="276" w:lineRule="auto"/>
+        <w:ind w:firstLine="0" w:left="0"/>
+        <w:jc w:val="left"/>
+      </w:pPr>
+      <w:r>
+        <w:rPr>
+          <w:rFonts w:ascii="TH SarabunPSK" w:hAnsi="TH SarabunPSK" w:cs="TH SarabunPSK" w:eastAsia="TH SarabunPSK"/>
+          <w:color w:val="000000"/>
+          <w:u w:val="none"/>
+          <w:sz w:val="32"/>
+          <w:szCs w:val="32"/>
+          <w:b/>
+          <w:bCs/>
+          <w:lang w:val="th-TH" w:eastAsia="th-TH" w:bidi="th-TH"/>
+          <w:noProof/>
+        </w:rPr>
+        <w:t>6.1  พันธมิตร​หลัก (Key Partners)</w:t>
+      </w:r>
+    </w:p>
+    <w:p>
+      <w:pPr>
+        <w:widowControl/>
         <w:spacing w:before="0" w:after="20" w:line="276" w:lineRule="auto"/>
-        <w:ind w:firstLine="720" w:left="0"/>
-        <w:jc w:val="thaiDistribute"/>
+        <w:ind w:left="720" w:firstLine="0"/>
+        <w:jc w:val="left"/>
       </w:pPr>
       <w:r>
         <w:rPr>
@@ -10925,21 +10094,329 @@
           <w:lang w:val="th-TH" w:eastAsia="th-TH" w:bidi="th-TH"/>
           <w:noProof/>
         </w:rPr>
-        <w:t>รูป​ที่ 6.1 แสดง​แผนภาพ​สรุป​แบบจำลอง​ผืน​ผ้าใบ​ธุรกิจ (Business Model Canvas) ทั้ง 9 องค์ประกอบ ซึ่ง​คณะ​ผู้จัดทำ​ได้​วิเคราะห์​และ​เชื่อมโยง​คุณค่า เทคโนโลยี และ​การ​ดำเนินงาน​เข้าด้วยกัน​อย่าง​เป็น​รูปธรรม:</w:t>
+        <w:t xml:space="preserve">1)  </w:t>
+      </w:r>
+      <w:r>
+        <w:rPr>
+          <w:rFonts w:ascii="TH SarabunPSK" w:hAnsi="TH SarabunPSK" w:cs="TH SarabunPSK" w:eastAsia="TH SarabunPSK"/>
+          <w:color w:val="000000"/>
+          <w:u w:val="none"/>
+          <w:sz w:val="32"/>
+          <w:szCs w:val="32"/>
+          <w:b/>
+          <w:bCs/>
+          <w:lang w:val="th-TH" w:eastAsia="th-TH" w:bidi="th-TH"/>
+          <w:noProof/>
+        </w:rPr>
+        <w:t xml:space="preserve">มหาวิทยาลัย: </w:t>
+      </w:r>
+      <w:r>
+        <w:rPr>
+          <w:rFonts w:ascii="TH SarabunPSK" w:hAnsi="TH SarabunPSK" w:cs="TH SarabunPSK" w:eastAsia="TH SarabunPSK"/>
+          <w:color w:val="000000"/>
+          <w:u w:val="none"/>
+          <w:sz w:val="32"/>
+          <w:szCs w:val="32"/>
+          <w:b w:val="0"/>
+          <w:bCs w:val="0"/>
+          <w:lang w:val="th-TH" w:eastAsia="th-TH" w:bidi="th-TH"/>
+          <w:noProof/>
+        </w:rPr>
+        <w:t>คณะ​เทคโนโลยี​และ​การ​จัดการ​อุตสาหกรรม กอง​บริหาร​วิทยาเขต​ปราจีนบุรี และ​สโมสร​นักศึกษา</w:t>
       </w:r>
     </w:p>
     <w:p>
       <w:pPr>
+        <w:widowControl/>
+        <w:spacing w:before="0" w:after="20" w:line="276" w:lineRule="auto"/>
+        <w:ind w:left="720" w:firstLine="0"/>
+        <w:jc w:val="left"/>
+      </w:pPr>
+      <w:r>
+        <w:rPr>
+          <w:rFonts w:ascii="TH SarabunPSK" w:hAnsi="TH SarabunPSK" w:cs="TH SarabunPSK" w:eastAsia="TH SarabunPSK"/>
+          <w:color w:val="000000"/>
+          <w:u w:val="none"/>
+          <w:sz w:val="32"/>
+          <w:szCs w:val="32"/>
+          <w:b w:val="0"/>
+          <w:bCs w:val="0"/>
+          <w:lang w:val="th-TH" w:eastAsia="th-TH" w:bidi="th-TH"/>
+          <w:noProof/>
+        </w:rPr>
+        <w:t xml:space="preserve">2)  </w:t>
+      </w:r>
+      <w:r>
+        <w:rPr>
+          <w:rFonts w:ascii="TH SarabunPSK" w:hAnsi="TH SarabunPSK" w:cs="TH SarabunPSK" w:eastAsia="TH SarabunPSK"/>
+          <w:color w:val="000000"/>
+          <w:u w:val="none"/>
+          <w:sz w:val="32"/>
+          <w:szCs w:val="32"/>
+          <w:b/>
+          <w:bCs/>
+          <w:lang w:val="th-TH" w:eastAsia="th-TH" w:bidi="th-TH"/>
+          <w:noProof/>
+        </w:rPr>
+        <w:t xml:space="preserve">ร้านค้า: </w:t>
+      </w:r>
+      <w:r>
+        <w:rPr>
+          <w:rFonts w:ascii="TH SarabunPSK" w:hAnsi="TH SarabunPSK" w:cs="TH SarabunPSK" w:eastAsia="TH SarabunPSK"/>
+          <w:color w:val="000000"/>
+          <w:u w:val="none"/>
+          <w:sz w:val="32"/>
+          <w:szCs w:val="32"/>
+          <w:b w:val="0"/>
+          <w:bCs w:val="0"/>
+          <w:lang w:val="th-TH" w:eastAsia="th-TH" w:bidi="th-TH"/>
+          <w:noProof/>
+        </w:rPr>
+        <w:t>ผู้​ประกอบ​การ​ร้าน​อาหาร​ใน​โรง​อาหาร​คณะ FITM (โรง​เล็ก) และ​โรง​อาหาร​กลาง (โรง​ใหญ่)</w:t>
+      </w:r>
+    </w:p>
+    <w:p>
+      <w:pPr>
+        <w:widowControl/>
+        <w:spacing w:before="0" w:after="20" w:line="276" w:lineRule="auto"/>
+        <w:ind w:left="720" w:firstLine="0"/>
+        <w:jc w:val="left"/>
+      </w:pPr>
+      <w:r>
+        <w:rPr>
+          <w:rFonts w:ascii="TH SarabunPSK" w:hAnsi="TH SarabunPSK" w:cs="TH SarabunPSK" w:eastAsia="TH SarabunPSK"/>
+          <w:color w:val="000000"/>
+          <w:u w:val="none"/>
+          <w:sz w:val="32"/>
+          <w:szCs w:val="32"/>
+          <w:b w:val="0"/>
+          <w:bCs w:val="0"/>
+          <w:lang w:val="th-TH" w:eastAsia="th-TH" w:bidi="th-TH"/>
+          <w:noProof/>
+        </w:rPr>
+        <w:t xml:space="preserve">3)  </w:t>
+      </w:r>
+      <w:r>
+        <w:rPr>
+          <w:rFonts w:ascii="TH SarabunPSK" w:hAnsi="TH SarabunPSK" w:cs="TH SarabunPSK" w:eastAsia="TH SarabunPSK"/>
+          <w:color w:val="000000"/>
+          <w:u w:val="none"/>
+          <w:sz w:val="32"/>
+          <w:szCs w:val="32"/>
+          <w:b/>
+          <w:bCs/>
+          <w:lang w:val="th-TH" w:eastAsia="th-TH" w:bidi="th-TH"/>
+          <w:noProof/>
+        </w:rPr>
+        <w:t xml:space="preserve">พันธมิตร​เทคโนโลยี: </w:t>
+      </w:r>
+      <w:r>
+        <w:rPr>
+          <w:rFonts w:ascii="TH SarabunPSK" w:hAnsi="TH SarabunPSK" w:cs="TH SarabunPSK" w:eastAsia="TH SarabunPSK"/>
+          <w:color w:val="000000"/>
+          <w:u w:val="none"/>
+          <w:sz w:val="32"/>
+          <w:szCs w:val="32"/>
+          <w:b w:val="0"/>
+          <w:bCs w:val="0"/>
+          <w:lang w:val="th-TH" w:eastAsia="th-TH" w:bidi="th-TH"/>
+          <w:noProof/>
+        </w:rPr>
+        <w:t>LINE Thailand (LINE API) และ​ธนาคาร​พาณิชย์ (PromptPay Payment Gateway)</w:t>
+      </w:r>
+    </w:p>
+    <w:p>
+      <w:pPr>
         <w:keepNext/>
         <w:widowControl/>
-        <w:spacing w:before="120" w:after="40" w:line="276" w:lineRule="auto"/>
-        <w:ind w:firstLine="0"/>
+        <w:spacing w:before="240" w:after="60" w:line="276" w:lineRule="auto"/>
+        <w:ind w:firstLine="0" w:left="0"/>
+        <w:jc w:val="left"/>
+      </w:pPr>
+      <w:r>
+        <w:rPr>
+          <w:rFonts w:ascii="TH SarabunPSK" w:hAnsi="TH SarabunPSK" w:cs="TH SarabunPSK" w:eastAsia="TH SarabunPSK"/>
+          <w:color w:val="000000"/>
+          <w:u w:val="none"/>
+          <w:sz w:val="32"/>
+          <w:szCs w:val="32"/>
+          <w:b/>
+          <w:bCs/>
+          <w:lang w:val="th-TH" w:eastAsia="th-TH" w:bidi="th-TH"/>
+          <w:noProof/>
+        </w:rPr>
+        <w:t>6.2  กิจกรรม​หลัก (Key Activities)</w:t>
+      </w:r>
+    </w:p>
+    <w:p>
+      <w:pPr>
+        <w:widowControl/>
+        <w:spacing w:before="0" w:after="20" w:line="276" w:lineRule="auto"/>
+        <w:ind w:left="720" w:firstLine="0"/>
+        <w:jc w:val="left"/>
+      </w:pPr>
+      <w:r>
+        <w:rPr>
+          <w:rFonts w:ascii="TH SarabunPSK" w:hAnsi="TH SarabunPSK" w:cs="TH SarabunPSK" w:eastAsia="TH SarabunPSK"/>
+          <w:color w:val="000000"/>
+          <w:u w:val="none"/>
+          <w:sz w:val="32"/>
+          <w:szCs w:val="32"/>
+          <w:b w:val="0"/>
+          <w:bCs w:val="0"/>
+          <w:lang w:val="th-TH" w:eastAsia="th-TH" w:bidi="th-TH"/>
+          <w:noProof/>
+        </w:rPr>
+        <w:t xml:space="preserve">1)  </w:t>
+      </w:r>
+      <w:r>
+        <w:rPr>
+          <w:rFonts w:ascii="TH SarabunPSK" w:hAnsi="TH SarabunPSK" w:cs="TH SarabunPSK" w:eastAsia="TH SarabunPSK"/>
+          <w:color w:val="000000"/>
+          <w:u w:val="none"/>
+          <w:sz w:val="32"/>
+          <w:szCs w:val="32"/>
+          <w:b/>
+          <w:bCs/>
+          <w:lang w:val="th-TH" w:eastAsia="th-TH" w:bidi="th-TH"/>
+          <w:noProof/>
+        </w:rPr>
+        <w:t xml:space="preserve">การพัฒนา​ระบบ: </w:t>
+      </w:r>
+      <w:r>
+        <w:rPr>
+          <w:rFonts w:ascii="TH SarabunPSK" w:hAnsi="TH SarabunPSK" w:cs="TH SarabunPSK" w:eastAsia="TH SarabunPSK"/>
+          <w:color w:val="000000"/>
+          <w:u w:val="none"/>
+          <w:sz w:val="32"/>
+          <w:szCs w:val="32"/>
+          <w:b w:val="0"/>
+          <w:bCs w:val="0"/>
+          <w:lang w:val="th-TH" w:eastAsia="th-TH" w:bidi="th-TH"/>
+          <w:noProof/>
+        </w:rPr>
+        <w:t>พัฒนา​ระบบ LINE LIFF ปรับ​ปรุ​งอัล​กอ​ริ​ทึม​จัด​คิว และ​หน้า​จอ​ร้าน​ค้า (KDS)</w:t>
+      </w:r>
+    </w:p>
+    <w:p>
+      <w:pPr>
+        <w:widowControl/>
+        <w:spacing w:before="0" w:after="20" w:line="276" w:lineRule="auto"/>
+        <w:ind w:left="720" w:firstLine="0"/>
+        <w:jc w:val="left"/>
+      </w:pPr>
+      <w:r>
+        <w:rPr>
+          <w:rFonts w:ascii="TH SarabunPSK" w:hAnsi="TH SarabunPSK" w:cs="TH SarabunPSK" w:eastAsia="TH SarabunPSK"/>
+          <w:color w:val="000000"/>
+          <w:u w:val="none"/>
+          <w:sz w:val="32"/>
+          <w:szCs w:val="32"/>
+          <w:b w:val="0"/>
+          <w:bCs w:val="0"/>
+          <w:lang w:val="th-TH" w:eastAsia="th-TH" w:bidi="th-TH"/>
+          <w:noProof/>
+        </w:rPr>
+        <w:t xml:space="preserve">2)  </w:t>
+      </w:r>
+      <w:r>
+        <w:rPr>
+          <w:rFonts w:ascii="TH SarabunPSK" w:hAnsi="TH SarabunPSK" w:cs="TH SarabunPSK" w:eastAsia="TH SarabunPSK"/>
+          <w:color w:val="000000"/>
+          <w:u w:val="none"/>
+          <w:sz w:val="32"/>
+          <w:szCs w:val="32"/>
+          <w:b/>
+          <w:bCs/>
+          <w:lang w:val="th-TH" w:eastAsia="th-TH" w:bidi="th-TH"/>
+          <w:noProof/>
+        </w:rPr>
+        <w:t xml:space="preserve">การ​ปฏิบัติการ​หน้า​งาน: </w:t>
+      </w:r>
+      <w:r>
+        <w:rPr>
+          <w:rFonts w:ascii="TH SarabunPSK" w:hAnsi="TH SarabunPSK" w:cs="TH SarabunPSK" w:eastAsia="TH SarabunPSK"/>
+          <w:color w:val="000000"/>
+          <w:u w:val="none"/>
+          <w:sz w:val="32"/>
+          <w:szCs w:val="32"/>
+          <w:b w:val="0"/>
+          <w:bCs w:val="0"/>
+          <w:lang w:val="th-TH" w:eastAsia="th-TH" w:bidi="th-TH"/>
+          <w:noProof/>
+        </w:rPr>
+        <w:t>ประสาน​งาน​ร้าน​ค้า ติด​ตั้ง​แท็บเล็ต อบรม​การ​ใช้​งาน และ​ดูแล​ช่วง​เร่ง​ด่วน</w:t>
+      </w:r>
+    </w:p>
+    <w:p>
+      <w:pPr>
+        <w:widowControl/>
+        <w:spacing w:before="0" w:after="20" w:line="276" w:lineRule="auto"/>
+        <w:ind w:left="720" w:firstLine="0"/>
+        <w:jc w:val="left"/>
+        <w:sectPr>
+          <w:headerReference w:type="first" r:id="rId18"/>
+          <w:pgSz w:w="11909" w:h="16834"/>
+          <w:pgMar w:top="2160" w:right="1440" w:bottom="1440" w:left="2160" w:header="720" w:footer="720" w:gutter="0"/>
+          <w:cols w:space="720"/>
+          <w:titlePg/>
+          <w:docGrid w:linePitch="360"/>
+        </w:sectPr>
+      </w:pPr>
+      <w:r>
+        <w:rPr>
+          <w:rFonts w:ascii="TH SarabunPSK" w:hAnsi="TH SarabunPSK" w:cs="TH SarabunPSK" w:eastAsia="TH SarabunPSK"/>
+          <w:color w:val="000000"/>
+          <w:u w:val="none"/>
+          <w:sz w:val="32"/>
+          <w:szCs w:val="32"/>
+          <w:b w:val="0"/>
+          <w:bCs w:val="0"/>
+          <w:lang w:val="th-TH" w:eastAsia="th-TH" w:bidi="th-TH"/>
+          <w:noProof/>
+        </w:rPr>
+        <w:t xml:space="preserve">3)  </w:t>
+      </w:r>
+      <w:r>
+        <w:rPr>
+          <w:rFonts w:ascii="TH SarabunPSK" w:hAnsi="TH SarabunPSK" w:cs="TH SarabunPSK" w:eastAsia="TH SarabunPSK"/>
+          <w:color w:val="000000"/>
+          <w:u w:val="none"/>
+          <w:sz w:val="32"/>
+          <w:szCs w:val="32"/>
+          <w:b/>
+          <w:bCs/>
+          <w:lang w:val="th-TH" w:eastAsia="th-TH" w:bidi="th-TH"/>
+          <w:noProof/>
+        </w:rPr>
+        <w:t xml:space="preserve">การตลาด​และ​การสื่อสาร: </w:t>
+      </w:r>
+      <w:r>
+        <w:rPr>
+          <w:rFonts w:ascii="TH SarabunPSK" w:hAnsi="TH SarabunPSK" w:cs="TH SarabunPSK" w:eastAsia="TH SarabunPSK"/>
+          <w:color w:val="000000"/>
+          <w:u w:val="none"/>
+          <w:sz w:val="32"/>
+          <w:szCs w:val="32"/>
+          <w:b w:val="0"/>
+          <w:bCs w:val="0"/>
+          <w:lang w:val="th-TH" w:eastAsia="th-TH" w:bidi="th-TH"/>
+          <w:noProof/>
+        </w:rPr>
+        <w:t>จัด​กิจกรรม​การ​ตลาด​และ​สื่อสาร​ประชาสัมพันธ์​ใน​หมู่​นักศึกษา​และ​บุคลากร</w:t>
+      </w:r>
+    </w:p>
+    <w:p>
+      <w:pPr>
         <w:jc w:val="center"/>
+        <w:spacing w:before="0" w:after="72" w:line="240" w:lineRule="auto"/>
+        <w:ind w:firstLine="0" w:left="0"/>
+        <w:keepNext/>
       </w:pPr>
       <w:r>
         <w:drawing>
           <wp:inline xmlns:a="http://schemas.openxmlformats.org/drawingml/2006/main" xmlns:pic="http://schemas.openxmlformats.org/drawingml/2006/picture">
-            <wp:extent cx="2103120" cy="1270950"/>
+            <wp:extent cx="8412480" cy="5084064"/>
             <wp:docPr id="4" name="Picture 4"/>
             <wp:cNvGraphicFramePr>
               <a:graphicFrameLocks noChangeAspect="1"/>
@@ -10960,7 +10437,7 @@
                   <pic:spPr>
                     <a:xfrm>
                       <a:off x="0" y="0"/>
-                      <a:ext cx="2103120" cy="1270950"/>
+                      <a:ext cx="8412480" cy="5084064"/>
                     </a:xfrm>
                     <a:prstGeom prst="rect"/>
                   </pic:spPr>
@@ -10973,38 +10450,43 @@
     </w:p>
     <w:p>
       <w:pPr>
-        <w:widowControl/>
-        <w:spacing w:before="40" w:after="160" w:line="276" w:lineRule="auto"/>
-        <w:ind w:firstLine="0"/>
         <w:jc w:val="center"/>
-      </w:pPr>
-      <w:r>
-        <w:rPr>
-          <w:rFonts w:ascii="TH SarabunPSK" w:hAnsi="TH SarabunPSK" w:cs="TH SarabunPSK" w:eastAsia="TH SarabunPSK"/>
-          <w:color w:val="000000"/>
-          <w:u w:val="none"/>
-          <w:sz w:val="30"/>
-          <w:szCs w:val="30"/>
+        <w:spacing w:before="72" w:after="36" w:line="240" w:lineRule="auto"/>
+        <w:ind w:firstLine="0" w:left="0"/>
+        <w:keepNext/>
+      </w:pPr>
+      <w:r>
+        <w:rPr>
+          <w:rFonts w:ascii="TH Sarabun New" w:hAnsi="TH Sarabun New" w:cs="TH Sarabun New" w:eastAsia="TH Sarabun New"/>
           <w:b/>
           <w:bCs/>
-          <w:lang w:val="th-TH" w:eastAsia="th-TH" w:bidi="th-TH"/>
-          <w:noProof/>
-        </w:rPr>
-        <w:t xml:space="preserve">รูปที่ 6.1  </w:t>
-      </w:r>
-      <w:r>
-        <w:rPr>
-          <w:rFonts w:ascii="TH SarabunPSK" w:hAnsi="TH SarabunPSK" w:cs="TH SarabunPSK" w:eastAsia="TH SarabunPSK"/>
-          <w:color w:val="000000"/>
-          <w:u w:val="none"/>
-          <w:sz w:val="30"/>
-          <w:szCs w:val="30"/>
-          <w:b w:val="0"/>
-          <w:bCs w:val="0"/>
-          <w:lang w:val="th-TH" w:eastAsia="th-TH" w:bidi="th-TH"/>
-          <w:noProof/>
-        </w:rPr>
-        <w:t>แบบจำลอง​ผืน​ผ้าใบ​ธุรกิจ 9 ช่อง (Business Model Canvas)</w:t>
+          <w:sz w:val="28"/>
+          <w:szCs w:val="28"/>
+        </w:rPr>
+        <w:t>รูป​ที่ 6.1  แบบ​จำลอง​ผืน​ผ้าใบ​ธุรกิจ 9 ช่อง (Business Model Canvas)</w:t>
+      </w:r>
+    </w:p>
+    <w:p>
+      <w:pPr>
+        <w:jc w:val="center"/>
+        <w:spacing w:before="0" w:after="0" w:line="240" w:lineRule="auto"/>
+        <w:ind w:firstLine="0" w:left="0"/>
+        <w:sectPr>
+          <w:pgSz w:w="16834" w:h="11909" w:orient="landscape"/>
+          <w:pgMar w:top="1440" w:right="1440" w:bottom="1440" w:left="2160" w:header="720" w:footer="720" w:gutter="0"/>
+          <w:cols w:space="720"/>
+          <w:docGrid w:linePitch="360"/>
+        </w:sectPr>
+      </w:pPr>
+      <w:r>
+        <w:rPr>
+          <w:rFonts w:ascii="TH Sarabun New" w:hAnsi="TH Sarabun New" w:cs="TH Sarabun New" w:eastAsia="TH Sarabun New"/>
+          <w:i/>
+          <w:iCs/>
+          <w:sz w:val="24"/>
+          <w:szCs w:val="24"/>
+        </w:rPr>
+        <w:t>(ที่มา: คณะผู้จัดทำ, 2569)</w:t>
       </w:r>
     </w:p>
     <w:p>
@@ -11027,7 +10509,7 @@
           <w:lang w:val="th-TH" w:eastAsia="th-TH" w:bidi="th-TH"/>
           <w:noProof/>
         </w:rPr>
-        <w:t>6.1  พันธมิตร​หลัก (Key Partners)</w:t>
+        <w:t>6.3  ทรัพยากร​หลัก (Key Resources)</w:t>
       </w:r>
     </w:p>
     <w:p>
@@ -11063,7 +10545,7 @@
           <w:lang w:val="th-TH" w:eastAsia="th-TH" w:bidi="th-TH"/>
           <w:noProof/>
         </w:rPr>
-        <w:t xml:space="preserve">มหาวิทยาลัย: </w:t>
+        <w:t xml:space="preserve">เทคโนโลยี: </w:t>
       </w:r>
       <w:r>
         <w:rPr>
@@ -11077,7 +10559,7 @@
           <w:lang w:val="th-TH" w:eastAsia="th-TH" w:bidi="th-TH"/>
           <w:noProof/>
         </w:rPr>
-        <w:t>คณะ​เทคโนโลยี​และ​การ​จัดการ​อุตสาหกรรม กอง​บริหาร​วิทยาเขต​ปราจีนบุรี และ​สโมสร​นักศึกษา</w:t>
+        <w:t>ระบบ​คลา​วด์ อัล​กอ​ริ​ทึม​จัด​คิว และ​ฐาน​ข้อมูล​ความ​ปลอดภัย​สูง</w:t>
       </w:r>
     </w:p>
     <w:p>
@@ -11113,7 +10595,7 @@
           <w:lang w:val="th-TH" w:eastAsia="th-TH" w:bidi="th-TH"/>
           <w:noProof/>
         </w:rPr>
-        <w:t xml:space="preserve">ร้านค้า: </w:t>
+        <w:t xml:space="preserve">อุปกรณ์​กายภาพ: </w:t>
       </w:r>
       <w:r>
         <w:rPr>
@@ -11127,7 +10609,7 @@
           <w:lang w:val="th-TH" w:eastAsia="th-TH" w:bidi="th-TH"/>
           <w:noProof/>
         </w:rPr>
-        <w:t>ผู้ประกอบการ​ร้านอาหาร​ใน​โรงอาหาร​คณะ FITM (โรง​เล็ก) และ​โรงอาหาร​กลาง (โรง​ใหญ่)</w:t>
+        <w:t>แท็บเล็ต​ประจำ​ร้าน​ค้า และ​ป้าย QR Code บน​โต๊ะ​อาหาร​ใน​โรง​อาหาร​คณะ FITM และ​โรง​อาหาร​กลาง</w:t>
       </w:r>
     </w:p>
     <w:p>
@@ -11163,7 +10645,7 @@
           <w:lang w:val="th-TH" w:eastAsia="th-TH" w:bidi="th-TH"/>
           <w:noProof/>
         </w:rPr>
-        <w:t xml:space="preserve">พันธมิตร​เทคโนโลยี: </w:t>
+        <w:t xml:space="preserve">บุคลากร: </w:t>
       </w:r>
       <w:r>
         <w:rPr>
@@ -11177,7 +10659,7 @@
           <w:lang w:val="th-TH" w:eastAsia="th-TH" w:bidi="th-TH"/>
           <w:noProof/>
         </w:rPr>
-        <w:t>LINE Thailand (LINE API) และ​ธนาคารพาณิชย์ (PromptPay Payment Gateway)</w:t>
+        <w:t>ทีม​พัฒนา​ซอฟต์แวร์ และ​บุคลากร On​-​site Support ดูแล​ผู้​ใช้​งาน​ใน​วิทยาเขต</w:t>
       </w:r>
     </w:p>
     <w:p>
@@ -11200,15 +10682,15 @@
           <w:lang w:val="th-TH" w:eastAsia="th-TH" w:bidi="th-TH"/>
           <w:noProof/>
         </w:rPr>
-        <w:t>6.2  กิจกรรม​หลัก (Key Activities)</w:t>
+        <w:t>6.4  คุณค่า​ที่​ส่ง​มอบ (Value Propositions)</w:t>
       </w:r>
     </w:p>
     <w:p>
       <w:pPr>
         <w:widowControl/>
         <w:spacing w:before="0" w:after="20" w:line="276" w:lineRule="auto"/>
-        <w:ind w:left="720" w:firstLine="0"/>
-        <w:jc w:val="left"/>
+        <w:ind w:firstLine="720" w:left="0"/>
+        <w:jc w:val="thaiDistribute"/>
       </w:pPr>
       <w:r>
         <w:rPr>
@@ -11222,22 +10704,16 @@
           <w:lang w:val="th-TH" w:eastAsia="th-TH" w:bidi="th-TH"/>
           <w:noProof/>
         </w:rPr>
-        <w:t xml:space="preserve">1)  </w:t>
-      </w:r>
-      <w:r>
-        <w:rPr>
-          <w:rFonts w:ascii="TH SarabunPSK" w:hAnsi="TH SarabunPSK" w:cs="TH SarabunPSK" w:eastAsia="TH SarabunPSK"/>
-          <w:color w:val="000000"/>
-          <w:u w:val="none"/>
-          <w:sz w:val="32"/>
-          <w:szCs w:val="32"/>
-          <w:b/>
-          <w:bCs/>
-          <w:lang w:val="th-TH" w:eastAsia="th-TH" w:bidi="th-TH"/>
-          <w:noProof/>
-        </w:rPr>
-        <w:t xml:space="preserve">การพัฒนา​ระบบ: </w:t>
-      </w:r>
+        <w:t>สำหรับ​ผู้​บริโภค: ส่ง​มอบ​ความ​สะดวก สั่ง​อาหาร​ล่วง​หน้า จ่าย​ไร้​เงินสด รับ​อาหาร​พอดี​เวลา ลด​การ​ต่อ​คิว​หน้า​ร้าน 5​-​10 นาที มี​เวลา​พัก​ผ่อน​เพิ่ม​ขึ้น</w:t>
+      </w:r>
+    </w:p>
+    <w:p>
+      <w:pPr>
+        <w:widowControl/>
+        <w:spacing w:before="0" w:after="20" w:line="276" w:lineRule="auto"/>
+        <w:ind w:firstLine="720" w:left="0"/>
+        <w:jc w:val="thaiDistribute"/>
+      </w:pPr>
       <w:r>
         <w:rPr>
           <w:rFonts w:ascii="TH SarabunPSK" w:hAnsi="TH SarabunPSK" w:cs="TH SarabunPSK" w:eastAsia="TH SarabunPSK"/>
@@ -11250,107 +10726,7 @@
           <w:lang w:val="th-TH" w:eastAsia="th-TH" w:bidi="th-TH"/>
           <w:noProof/>
         </w:rPr>
-        <w:t>พัฒนา​ระบบ LINE LIFF ปรับปรุง​อัลกอริทึม​จัด​คิว และ​หน้าจอ​ร้านค้า (KDS)</w:t>
-      </w:r>
-    </w:p>
-    <w:p>
-      <w:pPr>
-        <w:widowControl/>
-        <w:spacing w:before="0" w:after="20" w:line="276" w:lineRule="auto"/>
-        <w:ind w:left="720" w:firstLine="0"/>
-        <w:jc w:val="left"/>
-      </w:pPr>
-      <w:r>
-        <w:rPr>
-          <w:rFonts w:ascii="TH SarabunPSK" w:hAnsi="TH SarabunPSK" w:cs="TH SarabunPSK" w:eastAsia="TH SarabunPSK"/>
-          <w:color w:val="000000"/>
-          <w:u w:val="none"/>
-          <w:sz w:val="32"/>
-          <w:szCs w:val="32"/>
-          <w:b w:val="0"/>
-          <w:bCs w:val="0"/>
-          <w:lang w:val="th-TH" w:eastAsia="th-TH" w:bidi="th-TH"/>
-          <w:noProof/>
-        </w:rPr>
-        <w:t xml:space="preserve">2)  </w:t>
-      </w:r>
-      <w:r>
-        <w:rPr>
-          <w:rFonts w:ascii="TH SarabunPSK" w:hAnsi="TH SarabunPSK" w:cs="TH SarabunPSK" w:eastAsia="TH SarabunPSK"/>
-          <w:color w:val="000000"/>
-          <w:u w:val="none"/>
-          <w:sz w:val="32"/>
-          <w:szCs w:val="32"/>
-          <w:b/>
-          <w:bCs/>
-          <w:lang w:val="th-TH" w:eastAsia="th-TH" w:bidi="th-TH"/>
-          <w:noProof/>
-        </w:rPr>
-        <w:t xml:space="preserve">การ​ปฏิบัติการ​หน้า​งาน: </w:t>
-      </w:r>
-      <w:r>
-        <w:rPr>
-          <w:rFonts w:ascii="TH SarabunPSK" w:hAnsi="TH SarabunPSK" w:cs="TH SarabunPSK" w:eastAsia="TH SarabunPSK"/>
-          <w:color w:val="000000"/>
-          <w:u w:val="none"/>
-          <w:sz w:val="32"/>
-          <w:szCs w:val="32"/>
-          <w:b w:val="0"/>
-          <w:bCs w:val="0"/>
-          <w:lang w:val="th-TH" w:eastAsia="th-TH" w:bidi="th-TH"/>
-          <w:noProof/>
-        </w:rPr>
-        <w:t>ประสานงาน​ร้านค้า ติดตั้ง​แท็บเล็ต อบรม​การใช้งาน และ​ดูแล​ช่วง​เร่งด่วน</w:t>
-      </w:r>
-    </w:p>
-    <w:p>
-      <w:pPr>
-        <w:widowControl/>
-        <w:spacing w:before="0" w:after="20" w:line="276" w:lineRule="auto"/>
-        <w:ind w:left="720" w:firstLine="0"/>
-        <w:jc w:val="left"/>
-      </w:pPr>
-      <w:r>
-        <w:rPr>
-          <w:rFonts w:ascii="TH SarabunPSK" w:hAnsi="TH SarabunPSK" w:cs="TH SarabunPSK" w:eastAsia="TH SarabunPSK"/>
-          <w:color w:val="000000"/>
-          <w:u w:val="none"/>
-          <w:sz w:val="32"/>
-          <w:szCs w:val="32"/>
-          <w:b w:val="0"/>
-          <w:bCs w:val="0"/>
-          <w:lang w:val="th-TH" w:eastAsia="th-TH" w:bidi="th-TH"/>
-          <w:noProof/>
-        </w:rPr>
-        <w:t xml:space="preserve">3)  </w:t>
-      </w:r>
-      <w:r>
-        <w:rPr>
-          <w:rFonts w:ascii="TH SarabunPSK" w:hAnsi="TH SarabunPSK" w:cs="TH SarabunPSK" w:eastAsia="TH SarabunPSK"/>
-          <w:color w:val="000000"/>
-          <w:u w:val="none"/>
-          <w:sz w:val="32"/>
-          <w:szCs w:val="32"/>
-          <w:b/>
-          <w:bCs/>
-          <w:lang w:val="th-TH" w:eastAsia="th-TH" w:bidi="th-TH"/>
-          <w:noProof/>
-        </w:rPr>
-        <w:t xml:space="preserve">การตลาด​และ​การสื่อสาร: </w:t>
-      </w:r>
-      <w:r>
-        <w:rPr>
-          <w:rFonts w:ascii="TH SarabunPSK" w:hAnsi="TH SarabunPSK" w:cs="TH SarabunPSK" w:eastAsia="TH SarabunPSK"/>
-          <w:color w:val="000000"/>
-          <w:u w:val="none"/>
-          <w:sz w:val="32"/>
-          <w:szCs w:val="32"/>
-          <w:b w:val="0"/>
-          <w:bCs w:val="0"/>
-          <w:lang w:val="th-TH" w:eastAsia="th-TH" w:bidi="th-TH"/>
-          <w:noProof/>
-        </w:rPr>
-        <w:t>จัดกิจกรรม​การตลาด​และ​สื่อสาร​ประชาสัมพันธ์​ใน​หมู่​นักศึกษา​และ​บุคลากร</w:t>
+        <w:t>สำหรับ​ร้าน​ค้า: เพิ่ม​ยอด​ขาย​ชั่วโมง​เร่ง​ด่วน ลด​ความ​ผิด​พลาด​ด้วย​จอ KDS สามารถ​ผัด​เป็น​ชุด​ได้ และ​คิด​ค่า​บริการ​ต่ำ​เป็น​ธรรม</w:t>
       </w:r>
     </w:p>
     <w:p>
@@ -11373,7 +10749,7 @@
           <w:lang w:val="th-TH" w:eastAsia="th-TH" w:bidi="th-TH"/>
           <w:noProof/>
         </w:rPr>
-        <w:t>6.3  ทรัพยากร​หลัก (Key Resources)</w:t>
+        <w:t>6.5  ความ​สัมพันธ์​กับ​ลูกค้า (Customer Relationships)</w:t>
       </w:r>
     </w:p>
     <w:p>
@@ -11409,7 +10785,7 @@
           <w:lang w:val="th-TH" w:eastAsia="th-TH" w:bidi="th-TH"/>
           <w:noProof/>
         </w:rPr>
-        <w:t xml:space="preserve">เทคโนโลยี: </w:t>
+        <w:t xml:space="preserve">บริการ​อัตโนมัติ: </w:t>
       </w:r>
       <w:r>
         <w:rPr>
@@ -11423,7 +10799,7 @@
           <w:lang w:val="th-TH" w:eastAsia="th-TH" w:bidi="th-TH"/>
           <w:noProof/>
         </w:rPr>
-        <w:t>ระบบ​คลาวด์ อัลกอริทึม​จัด​คิว และ​ฐานข้อมูล​ความปลอดภัย​สูง</w:t>
+        <w:t>สั่ง​อาหาร​และ​ชำระ​เงิน​อัตโนมัติ​ผ่าน LINE ตลอด​เวลา สะดวก​สบาย</w:t>
       </w:r>
     </w:p>
     <w:p>
@@ -11459,7 +10835,7 @@
           <w:lang w:val="th-TH" w:eastAsia="th-TH" w:bidi="th-TH"/>
           <w:noProof/>
         </w:rPr>
-        <w:t xml:space="preserve">อุปกรณ์​กายภาพ: </w:t>
+        <w:t xml:space="preserve">การ​แจ้ง​เตือน​ทันที: </w:t>
       </w:r>
       <w:r>
         <w:rPr>
@@ -11473,7 +10849,7 @@
           <w:lang w:val="th-TH" w:eastAsia="th-TH" w:bidi="th-TH"/>
           <w:noProof/>
         </w:rPr>
-        <w:t>แท็บเล็ต​ประจำ​ร้านค้า และ​ป้าย QR Code บน​โต๊ะอาหาร​ใน​โรงอาหาร​คณะ FITM และ​โรงอาหาร​กลาง</w:t>
+        <w:t>แจ้ง​เตือน​สถานะ​อาหาร 3 ขั้น​ตอน​ตรง​สู่​แชท LINE ให้​ผู้​ใช้​รับ​รู้​ความ​คืบ​หน้า</w:t>
       </w:r>
     </w:p>
     <w:p>
@@ -11509,7 +10885,7 @@
           <w:lang w:val="th-TH" w:eastAsia="th-TH" w:bidi="th-TH"/>
           <w:noProof/>
         </w:rPr>
-        <w:t xml:space="preserve">บุคลากร: </w:t>
+        <w:t xml:space="preserve">การ​ดูแล​ผู้ใช้งาน: </w:t>
       </w:r>
       <w:r>
         <w:rPr>
@@ -11523,7 +10899,7 @@
           <w:lang w:val="th-TH" w:eastAsia="th-TH" w:bidi="th-TH"/>
           <w:noProof/>
         </w:rPr>
-        <w:t>ทีม​พัฒนา​ซอฟต์แวร์ และ​บุคลากร On-site Support ดูแล​ผู้ใช้งาน​ใน​วิทยาเขต</w:t>
+        <w:t>ทีม​แอด​มิ​นพ​ร้​อม​ให้​ความ​ช่วย​เหลือ​และ​รับ​ฟัง​ข้อ​เสนอ​แนะ​เพื่อ​พัฒนา​ต่อ​เนื่อง</w:t>
       </w:r>
     </w:p>
     <w:p>
@@ -11546,15 +10922,15 @@
           <w:lang w:val="th-TH" w:eastAsia="th-TH" w:bidi="th-TH"/>
           <w:noProof/>
         </w:rPr>
-        <w:t>6.4  คุณ​ค่าที่​ส่งมอบ (Value Propositions)</w:t>
+        <w:t>6.6  ช่อง​ทางการ​เข้าถึง (Channels)</w:t>
       </w:r>
     </w:p>
     <w:p>
       <w:pPr>
         <w:widowControl/>
         <w:spacing w:before="0" w:after="20" w:line="276" w:lineRule="auto"/>
-        <w:ind w:firstLine="720" w:left="0"/>
-        <w:jc w:val="thaiDistribute"/>
+        <w:ind w:left="720" w:firstLine="0"/>
+        <w:jc w:val="left"/>
       </w:pPr>
       <w:r>
         <w:rPr>
@@ -11568,15 +10944,43 @@
           <w:lang w:val="th-TH" w:eastAsia="th-TH" w:bidi="th-TH"/>
           <w:noProof/>
         </w:rPr>
-        <w:t>สำหรับ​ผู้บริโภค: ส่งมอบ​ความสะดวก สั่งอาหาร​ล่วงหน้า จ่าย​ไร้​เงินสด รับ​อาหาร​พอดี​เวลา ลด​การ​ต่อ​คิว​หน้า​ร้าน 5​-​10 นาที มี​เวลาพักผ่อน​เพิ่มขึ้น</w:t>
+        <w:t xml:space="preserve">1)  </w:t>
+      </w:r>
+      <w:r>
+        <w:rPr>
+          <w:rFonts w:ascii="TH SarabunPSK" w:hAnsi="TH SarabunPSK" w:cs="TH SarabunPSK" w:eastAsia="TH SarabunPSK"/>
+          <w:color w:val="000000"/>
+          <w:u w:val="none"/>
+          <w:sz w:val="32"/>
+          <w:szCs w:val="32"/>
+          <w:b/>
+          <w:bCs/>
+          <w:lang w:val="th-TH" w:eastAsia="th-TH" w:bidi="th-TH"/>
+          <w:noProof/>
+        </w:rPr>
+        <w:t xml:space="preserve">ช่องทาง​ดิจิทัล: </w:t>
+      </w:r>
+      <w:r>
+        <w:rPr>
+          <w:rFonts w:ascii="TH SarabunPSK" w:hAnsi="TH SarabunPSK" w:cs="TH SarabunPSK" w:eastAsia="TH SarabunPSK"/>
+          <w:color w:val="000000"/>
+          <w:u w:val="none"/>
+          <w:sz w:val="32"/>
+          <w:szCs w:val="32"/>
+          <w:b w:val="0"/>
+          <w:bCs w:val="0"/>
+          <w:lang w:val="th-TH" w:eastAsia="th-TH" w:bidi="th-TH"/>
+          <w:noProof/>
+        </w:rPr>
+        <w:t>LINE Official Account (LIFF) ใช้​งาน​ได้​ทันที​ไม่​ต้อง​ลง​แอป​เพิ่ม​เติม</w:t>
       </w:r>
     </w:p>
     <w:p>
       <w:pPr>
         <w:widowControl/>
         <w:spacing w:before="0" w:after="20" w:line="276" w:lineRule="auto"/>
-        <w:ind w:firstLine="720" w:left="0"/>
-        <w:jc w:val="thaiDistribute"/>
+        <w:ind w:left="720" w:firstLine="0"/>
+        <w:jc w:val="left"/>
       </w:pPr>
       <w:r>
         <w:rPr>
@@ -11590,7 +10994,259 @@
           <w:lang w:val="th-TH" w:eastAsia="th-TH" w:bidi="th-TH"/>
           <w:noProof/>
         </w:rPr>
-        <w:t>สำหรับ​ร้านค้า: เพิ่ม​ยอดขาย​ชั่วโมงเร่งด่วน ลด​ความผิดพลาด​ด้วย​จอ KDS สามารถ​ผัด​เป็น​ชุด​ได้ และ​คิด​ค่าบริการ​ต่ำ​เป็นธรรม</w:t>
+        <w:t xml:space="preserve">2)  </w:t>
+      </w:r>
+      <w:r>
+        <w:rPr>
+          <w:rFonts w:ascii="TH SarabunPSK" w:hAnsi="TH SarabunPSK" w:cs="TH SarabunPSK" w:eastAsia="TH SarabunPSK"/>
+          <w:color w:val="000000"/>
+          <w:u w:val="none"/>
+          <w:sz w:val="32"/>
+          <w:szCs w:val="32"/>
+          <w:b/>
+          <w:bCs/>
+          <w:lang w:val="th-TH" w:eastAsia="th-TH" w:bidi="th-TH"/>
+          <w:noProof/>
+        </w:rPr>
+        <w:t xml:space="preserve">ช่อง​ทางกายภาพ: </w:t>
+      </w:r>
+      <w:r>
+        <w:rPr>
+          <w:rFonts w:ascii="TH SarabunPSK" w:hAnsi="TH SarabunPSK" w:cs="TH SarabunPSK" w:eastAsia="TH SarabunPSK"/>
+          <w:color w:val="000000"/>
+          <w:u w:val="none"/>
+          <w:sz w:val="32"/>
+          <w:szCs w:val="32"/>
+          <w:b w:val="0"/>
+          <w:bCs w:val="0"/>
+          <w:lang w:val="th-TH" w:eastAsia="th-TH" w:bidi="th-TH"/>
+          <w:noProof/>
+        </w:rPr>
+        <w:t>ป้าย Standee และ​สติ​ก​เกอร์ QR Code บน​โต๊ะ​อาหาร​ทุก​โต๊ะ​ใน​โรง​อาหาร มจพ. ปราจีนบุรี</w:t>
+      </w:r>
+    </w:p>
+    <w:p>
+      <w:pPr>
+        <w:widowControl/>
+        <w:spacing w:before="0" w:after="20" w:line="276" w:lineRule="auto"/>
+        <w:ind w:left="720" w:firstLine="0"/>
+        <w:jc w:val="left"/>
+      </w:pPr>
+      <w:r>
+        <w:rPr>
+          <w:rFonts w:ascii="TH SarabunPSK" w:hAnsi="TH SarabunPSK" w:cs="TH SarabunPSK" w:eastAsia="TH SarabunPSK"/>
+          <w:color w:val="000000"/>
+          <w:u w:val="none"/>
+          <w:sz w:val="32"/>
+          <w:szCs w:val="32"/>
+          <w:b w:val="0"/>
+          <w:bCs w:val="0"/>
+          <w:lang w:val="th-TH" w:eastAsia="th-TH" w:bidi="th-TH"/>
+          <w:noProof/>
+        </w:rPr>
+        <w:t xml:space="preserve">3)  </w:t>
+      </w:r>
+      <w:r>
+        <w:rPr>
+          <w:rFonts w:ascii="TH SarabunPSK" w:hAnsi="TH SarabunPSK" w:cs="TH SarabunPSK" w:eastAsia="TH SarabunPSK"/>
+          <w:color w:val="000000"/>
+          <w:u w:val="none"/>
+          <w:sz w:val="32"/>
+          <w:szCs w:val="32"/>
+          <w:b/>
+          <w:bCs/>
+          <w:lang w:val="th-TH" w:eastAsia="th-TH" w:bidi="th-TH"/>
+          <w:noProof/>
+        </w:rPr>
+        <w:t xml:space="preserve">สื่อ​ประชาสัมพันธ์: </w:t>
+      </w:r>
+      <w:r>
+        <w:rPr>
+          <w:rFonts w:ascii="TH SarabunPSK" w:hAnsi="TH SarabunPSK" w:cs="TH SarabunPSK" w:eastAsia="TH SarabunPSK"/>
+          <w:color w:val="000000"/>
+          <w:u w:val="none"/>
+          <w:sz w:val="32"/>
+          <w:szCs w:val="32"/>
+          <w:b w:val="0"/>
+          <w:bCs w:val="0"/>
+          <w:lang w:val="th-TH" w:eastAsia="th-TH" w:bidi="th-TH"/>
+          <w:noProof/>
+        </w:rPr>
+        <w:t>กลุ่ม​สังคม​ออนไลน์ เพจ​สโมสร​นักศึกษา​คณะ FITM และ​การ​บอก​ต่อ​แบบ​ปาก​ต่อ​ปาก</w:t>
+      </w:r>
+    </w:p>
+    <w:p>
+      <w:pPr>
+        <w:keepNext/>
+        <w:pageBreakBefore/>
+        <w:widowControl/>
+        <w:spacing w:before="240" w:after="60" w:line="276" w:lineRule="auto"/>
+        <w:ind w:firstLine="0" w:left="0"/>
+        <w:jc w:val="left"/>
+      </w:pPr>
+      <w:r>
+        <w:rPr>
+          <w:rFonts w:ascii="TH SarabunPSK" w:hAnsi="TH SarabunPSK" w:cs="TH SarabunPSK" w:eastAsia="TH SarabunPSK"/>
+          <w:color w:val="000000"/>
+          <w:u w:val="none"/>
+          <w:sz w:val="32"/>
+          <w:szCs w:val="32"/>
+          <w:b/>
+          <w:bCs/>
+          <w:lang w:val="th-TH" w:eastAsia="th-TH" w:bidi="th-TH"/>
+          <w:noProof/>
+        </w:rPr>
+        <w:t>6.7  กลุ่ม​ลูกค้า​เป้า​หมาย (Customer Segments)</w:t>
+      </w:r>
+    </w:p>
+    <w:p>
+      <w:pPr>
+        <w:widowControl/>
+        <w:spacing w:before="0" w:after="20" w:line="276" w:lineRule="auto"/>
+        <w:ind w:left="720" w:firstLine="0"/>
+        <w:jc w:val="left"/>
+      </w:pPr>
+      <w:r>
+        <w:rPr>
+          <w:rFonts w:ascii="TH SarabunPSK" w:hAnsi="TH SarabunPSK" w:cs="TH SarabunPSK" w:eastAsia="TH SarabunPSK"/>
+          <w:color w:val="000000"/>
+          <w:u w:val="none"/>
+          <w:sz w:val="32"/>
+          <w:szCs w:val="32"/>
+          <w:b w:val="0"/>
+          <w:bCs w:val="0"/>
+          <w:lang w:val="th-TH" w:eastAsia="th-TH" w:bidi="th-TH"/>
+          <w:noProof/>
+        </w:rPr>
+        <w:t xml:space="preserve">1)  </w:t>
+      </w:r>
+      <w:r>
+        <w:rPr>
+          <w:rFonts w:ascii="TH SarabunPSK" w:hAnsi="TH SarabunPSK" w:cs="TH SarabunPSK" w:eastAsia="TH SarabunPSK"/>
+          <w:color w:val="000000"/>
+          <w:u w:val="none"/>
+          <w:sz w:val="32"/>
+          <w:szCs w:val="32"/>
+          <w:b/>
+          <w:bCs/>
+          <w:lang w:val="th-TH" w:eastAsia="th-TH" w:bidi="th-TH"/>
+          <w:noProof/>
+        </w:rPr>
+        <w:t xml:space="preserve">กลุ่ม​นักศึกษา: </w:t>
+      </w:r>
+      <w:r>
+        <w:rPr>
+          <w:rFonts w:ascii="TH SarabunPSK" w:hAnsi="TH SarabunPSK" w:cs="TH SarabunPSK" w:eastAsia="TH SarabunPSK"/>
+          <w:color w:val="000000"/>
+          <w:u w:val="none"/>
+          <w:sz w:val="32"/>
+          <w:szCs w:val="32"/>
+          <w:b w:val="0"/>
+          <w:bCs w:val="0"/>
+          <w:lang w:val="th-TH" w:eastAsia="th-TH" w:bidi="th-TH"/>
+          <w:noProof/>
+        </w:rPr>
+        <w:t>นักศึกษา มจพ. วิทยาเขต​ปราจีนบุรี ทุก​ชั้น​ปี​ที่​มี​เวลา​พัก​จำกัด​และ​ต้องการ​ความ​รวดเร็ว</w:t>
+      </w:r>
+    </w:p>
+    <w:p>
+      <w:pPr>
+        <w:widowControl/>
+        <w:spacing w:before="0" w:after="20" w:line="276" w:lineRule="auto"/>
+        <w:ind w:left="720" w:firstLine="0"/>
+        <w:jc w:val="left"/>
+      </w:pPr>
+      <w:r>
+        <w:rPr>
+          <w:rFonts w:ascii="TH SarabunPSK" w:hAnsi="TH SarabunPSK" w:cs="TH SarabunPSK" w:eastAsia="TH SarabunPSK"/>
+          <w:color w:val="000000"/>
+          <w:u w:val="none"/>
+          <w:sz w:val="32"/>
+          <w:szCs w:val="32"/>
+          <w:b w:val="0"/>
+          <w:bCs w:val="0"/>
+          <w:lang w:val="th-TH" w:eastAsia="th-TH" w:bidi="th-TH"/>
+          <w:noProof/>
+        </w:rPr>
+        <w:t xml:space="preserve">2)  </w:t>
+      </w:r>
+      <w:r>
+        <w:rPr>
+          <w:rFonts w:ascii="TH SarabunPSK" w:hAnsi="TH SarabunPSK" w:cs="TH SarabunPSK" w:eastAsia="TH SarabunPSK"/>
+          <w:color w:val="000000"/>
+          <w:u w:val="none"/>
+          <w:sz w:val="32"/>
+          <w:szCs w:val="32"/>
+          <w:b/>
+          <w:bCs/>
+          <w:lang w:val="th-TH" w:eastAsia="th-TH" w:bidi="th-TH"/>
+          <w:noProof/>
+        </w:rPr>
+        <w:t xml:space="preserve">กลุ่ม​บุคลากร: </w:t>
+      </w:r>
+      <w:r>
+        <w:rPr>
+          <w:rFonts w:ascii="TH SarabunPSK" w:hAnsi="TH SarabunPSK" w:cs="TH SarabunPSK" w:eastAsia="TH SarabunPSK"/>
+          <w:color w:val="000000"/>
+          <w:u w:val="none"/>
+          <w:sz w:val="32"/>
+          <w:szCs w:val="32"/>
+          <w:b w:val="0"/>
+          <w:bCs w:val="0"/>
+          <w:lang w:val="th-TH" w:eastAsia="th-TH" w:bidi="th-TH"/>
+          <w:noProof/>
+        </w:rPr>
+        <w:t>อาจารย์​และ​บุคลากร​สาย​สนับสนุน​ประจำ​คณะ​และ​วิทยาเขต​ปราจีนบุรี</w:t>
+      </w:r>
+    </w:p>
+    <w:p>
+      <w:pPr>
+        <w:widowControl/>
+        <w:spacing w:before="0" w:after="20" w:line="276" w:lineRule="auto"/>
+        <w:ind w:left="720" w:firstLine="0"/>
+        <w:jc w:val="left"/>
+      </w:pPr>
+      <w:r>
+        <w:rPr>
+          <w:rFonts w:ascii="TH SarabunPSK" w:hAnsi="TH SarabunPSK" w:cs="TH SarabunPSK" w:eastAsia="TH SarabunPSK"/>
+          <w:color w:val="000000"/>
+          <w:u w:val="none"/>
+          <w:sz w:val="32"/>
+          <w:szCs w:val="32"/>
+          <w:b w:val="0"/>
+          <w:bCs w:val="0"/>
+          <w:lang w:val="th-TH" w:eastAsia="th-TH" w:bidi="th-TH"/>
+          <w:noProof/>
+        </w:rPr>
+        <w:t xml:space="preserve">3)  </w:t>
+      </w:r>
+      <w:r>
+        <w:rPr>
+          <w:rFonts w:ascii="TH SarabunPSK" w:hAnsi="TH SarabunPSK" w:cs="TH SarabunPSK" w:eastAsia="TH SarabunPSK"/>
+          <w:color w:val="000000"/>
+          <w:u w:val="none"/>
+          <w:sz w:val="32"/>
+          <w:szCs w:val="32"/>
+          <w:b/>
+          <w:bCs/>
+          <w:lang w:val="th-TH" w:eastAsia="th-TH" w:bidi="th-TH"/>
+          <w:noProof/>
+        </w:rPr>
+        <w:t xml:space="preserve">กลุ่ม​ร้านค้า: </w:t>
+      </w:r>
+      <w:r>
+        <w:rPr>
+          <w:rFonts w:ascii="TH SarabunPSK" w:hAnsi="TH SarabunPSK" w:cs="TH SarabunPSK" w:eastAsia="TH SarabunPSK"/>
+          <w:color w:val="000000"/>
+          <w:u w:val="none"/>
+          <w:sz w:val="32"/>
+          <w:szCs w:val="32"/>
+          <w:b w:val="0"/>
+          <w:bCs w:val="0"/>
+          <w:lang w:val="th-TH" w:eastAsia="th-TH" w:bidi="th-TH"/>
+          <w:noProof/>
+        </w:rPr>
+        <w:t>ร้าน​อาหาร​ปรุง​สด​ใน​โรง​อาหาร​คณะ FITM และ​โรง​อาหาร​กลาง​ที่​ต้องการ​เพิ่ม​รอบ​การ​ขาย</w:t>
       </w:r>
     </w:p>
     <w:p>
@@ -11613,7 +11269,7 @@
           <w:lang w:val="th-TH" w:eastAsia="th-TH" w:bidi="th-TH"/>
           <w:noProof/>
         </w:rPr>
-        <w:t>6.5  ความสัมพันธ์​กับ​ลูกค้า (Customer Relationships)</w:t>
+        <w:t>6.8  โครงสร้าง​ต้นทุน (Cost Structure)</w:t>
       </w:r>
     </w:p>
     <w:p>
@@ -11649,7 +11305,7 @@
           <w:lang w:val="th-TH" w:eastAsia="th-TH" w:bidi="th-TH"/>
           <w:noProof/>
         </w:rPr>
-        <w:t xml:space="preserve">บริการ​อัตโนมัติ: </w:t>
+        <w:t xml:space="preserve">ต้นทุน​ระบบ​คลาวด์: </w:t>
       </w:r>
       <w:r>
         <w:rPr>
@@ -11663,7 +11319,7 @@
           <w:lang w:val="th-TH" w:eastAsia="th-TH" w:bidi="th-TH"/>
           <w:noProof/>
         </w:rPr>
-        <w:t>สั่งอาหาร​และ​ชำระเงิน​อัตโนมัติ​ผ่าน LINE ตลอดเวลา สะดวกสบาย</w:t>
+        <w:t>ค่า​บริการ Cloud Server และ Managed PostgreSQL / Redis สำหรับ​ระบบ</w:t>
       </w:r>
     </w:p>
     <w:p>
@@ -11699,7 +11355,7 @@
           <w:lang w:val="th-TH" w:eastAsia="th-TH" w:bidi="th-TH"/>
           <w:noProof/>
         </w:rPr>
-        <w:t xml:space="preserve">การ​แจ้ง​เตือน​ทันที: </w:t>
+        <w:t xml:space="preserve">ต้นทุน API: </w:t>
       </w:r>
       <w:r>
         <w:rPr>
@@ -11713,7 +11369,7 @@
           <w:lang w:val="th-TH" w:eastAsia="th-TH" w:bidi="th-TH"/>
           <w:noProof/>
         </w:rPr>
-        <w:t>แจ้ง​เตือน​สถานะ​อาหาร 3 ขั้นตอน​ตรง​สู่​แชท LINE ให้​ผู้ใช้​รับรู้​ความคืบหน้า</w:t>
+        <w:t>ค่า​บริการ LINE Messaging API สำหรับ​ส่ง Push Notification แจ้ง​สถานะ</w:t>
       </w:r>
     </w:p>
     <w:p>
@@ -11749,7 +11405,7 @@
           <w:lang w:val="th-TH" w:eastAsia="th-TH" w:bidi="th-TH"/>
           <w:noProof/>
         </w:rPr>
-        <w:t xml:space="preserve">การ​ดูแล​ผู้ใช้งาน: </w:t>
+        <w:t xml:space="preserve">ต้นทุน​อุปกรณ์​และ​การตลาด: </w:t>
       </w:r>
       <w:r>
         <w:rPr>
@@ -11763,7 +11419,7 @@
           <w:lang w:val="th-TH" w:eastAsia="th-TH" w:bidi="th-TH"/>
           <w:noProof/>
         </w:rPr>
-        <w:t>ทีม​แอดมิน​พร้อม​ให้​ความช่วยเหลือ​และ​รับฟัง​ข้อเสนอแนะ​เพื่อ​พัฒนา​ต่อเนื่อง</w:t>
+        <w:t>ค่า​จัด​ซื้อ​แท็บเล็ต​ประจำ​ร้าน​ค้า และ​ค่า​จัด​ทำ​สื่อ​ประชาสัมพันธ์ ป้าย Standee</w:t>
       </w:r>
     </w:p>
     <w:p>
@@ -11786,7 +11442,7 @@
           <w:lang w:val="th-TH" w:eastAsia="th-TH" w:bidi="th-TH"/>
           <w:noProof/>
         </w:rPr>
-        <w:t>6.6  ช่อง​ทางการ​เข้าถึง (Channels)</w:t>
+        <w:t>6.9  แหล่งที่มา​รายได้ (Revenue Streams)</w:t>
       </w:r>
     </w:p>
     <w:p>
@@ -11822,7 +11478,7 @@
           <w:lang w:val="th-TH" w:eastAsia="th-TH" w:bidi="th-TH"/>
           <w:noProof/>
         </w:rPr>
-        <w:t xml:space="preserve">ช่องทาง​ดิจิทัล: </w:t>
+        <w:t xml:space="preserve">ค่าธรรมเนียม​ระบบ: </w:t>
       </w:r>
       <w:r>
         <w:rPr>
@@ -11836,7 +11492,7 @@
           <w:lang w:val="th-TH" w:eastAsia="th-TH" w:bidi="th-TH"/>
           <w:noProof/>
         </w:rPr>
-        <w:t>LINE Official Account (LIFF) ใช้งาน​ได้​ทันที​ไม่ต้อง​ลง​แอ​ป​เพิ่มเติม</w:t>
+        <w:t>ส่วน​แบ่ง​ค่า​ธรรมเนียม​ธุรกรรม​จาก​ร้าน​ค้า (Micro​-​transaction Fee 3 - 5%)</w:t>
       </w:r>
     </w:p>
     <w:p>
@@ -11872,7 +11528,7 @@
           <w:lang w:val="th-TH" w:eastAsia="th-TH" w:bidi="th-TH"/>
           <w:noProof/>
         </w:rPr>
-        <w:t xml:space="preserve">ช่อง​ทางกายภาพ: </w:t>
+        <w:t xml:space="preserve">Merchant Analytics: </w:t>
       </w:r>
       <w:r>
         <w:rPr>
@@ -11886,7 +11542,7 @@
           <w:lang w:val="th-TH" w:eastAsia="th-TH" w:bidi="th-TH"/>
           <w:noProof/>
         </w:rPr>
-        <w:t>ป้าย Standee และ​สติกเกอร์ QR Code บน​โต๊ะอาหาร​ทุก​โต๊ะ​ใน​โรงอาหาร มจพ. ปราจีนบุรี</w:t>
+        <w:t>ระบบ​สมาชิก​รายงาน​วิเคราะห์​ยอด​ขาย​และ​พฤติกรรม​ลูกค้า (199 บาท/เดือน)</w:t>
       </w:r>
     </w:p>
     <w:p>
@@ -11922,7 +11578,7 @@
           <w:lang w:val="th-TH" w:eastAsia="th-TH" w:bidi="th-TH"/>
           <w:noProof/>
         </w:rPr>
-        <w:t xml:space="preserve">สื่อ​ประชาสัมพันธ์: </w:t>
+        <w:t xml:space="preserve">ค่าโฆษณา​ประชาสัมพันธ์: </w:t>
       </w:r>
       <w:r>
         <w:rPr>
@@ -11936,7 +11592,88 @@
           <w:lang w:val="th-TH" w:eastAsia="th-TH" w:bidi="th-TH"/>
           <w:noProof/>
         </w:rPr>
-        <w:t>กลุ่ม​สังคม​ออนไลน์ เพจ​สโมสร​นักศึกษา​คณะ FITM และ​การ​บอกต่อ​แบบ​ปากต่อปาก</w:t>
+        <w:t>พื้นที่​แบนเนอร์​โฆษณา​และ​ร้าน​ค้า​แนะนำ​บน​หน้า​แรก​ของ​แอปพลิเคชัน</w:t>
+      </w:r>
+    </w:p>
+    <w:p>
+      <w:pPr>
+        <w:widowControl/>
+        <w:spacing w:before="0" w:after="40" w:line="276" w:lineRule="auto"/>
+        <w:ind w:firstLine="720" w:left="0"/>
+        <w:jc w:val="thaiDistribute"/>
+      </w:pPr>
+      <w:r>
+        <w:rPr>
+          <w:rFonts w:ascii="TH SarabunPSK" w:hAnsi="TH SarabunPSK" w:cs="TH SarabunPSK" w:eastAsia="TH SarabunPSK"/>
+          <w:color w:val="000000"/>
+          <w:u w:val="none"/>
+          <w:sz w:val="32"/>
+          <w:szCs w:val="32"/>
+          <w:b w:val="0"/>
+          <w:bCs w:val="0"/>
+          <w:lang w:val="th-TH" w:eastAsia="th-TH" w:bidi="th-TH"/>
+          <w:noProof/>
+        </w:rPr>
+        <w:t>ความ​สอด​ประสาน​ของ​ทั้ง 9 องค์​ประกอบ​ใน Business Model Canvas ส่ง​ผล​ให้​โครงการ​มี​รากฐาน​ธุรกิจ​ที่​มั่นคง​และ​พร้อม​ขยาย​ผล​เชิง​พาณิชย์​ได้​อย่าง​แท้จริง</w:t>
+      </w:r>
+    </w:p>
+    <w:p>
+      <w:pPr>
+        <w:sectPr>
+          <w:headerReference w:type="first" r:id="rId19"/>
+          <w:pgSz w:w="11909" w:h="16834"/>
+          <w:pgMar w:top="2160" w:right="1440" w:bottom="1440" w:left="2160" w:header="720" w:footer="720" w:gutter="0"/>
+          <w:cols w:space="720"/>
+          <w:docGrid w:linePitch="360"/>
+        </w:sectPr>
+      </w:pPr>
+    </w:p>
+    <w:p>
+      <w:pPr>
+        <w:keepNext/>
+        <w:widowControl/>
+        <w:spacing w:before="280" w:after="60" w:line="276" w:lineRule="auto"/>
+        <w:ind w:firstLine="0"/>
+        <w:jc w:val="center"/>
+      </w:pPr>
+      <w:r>
+        <w:rPr>
+          <w:rFonts w:ascii="TH SarabunPSK" w:hAnsi="TH SarabunPSK" w:cs="TH SarabunPSK" w:eastAsia="TH SarabunPSK"/>
+          <w:color w:val="000000"/>
+          <w:u w:val="none"/>
+          <w:sz w:val="40"/>
+          <w:szCs w:val="40"/>
+          <w:b/>
+          <w:bCs/>
+          <w:lang w:val="th-TH" w:eastAsia="th-TH" w:bidi="th-TH"/>
+          <w:noProof/>
+        </w:rPr>
+        <w:t>บทที่ 7</w:t>
+      </w:r>
+    </w:p>
+    <w:p>
+      <w:pPr>
+        <w:keepNext/>
+        <w:widowControl/>
+        <w:spacing w:before="0" w:after="280" w:line="276" w:lineRule="auto"/>
+        <w:ind w:firstLine="0"/>
+        <w:jc w:val="center"/>
+      </w:pPr>
+      <w:r>
+        <w:rPr>
+          <w:rFonts w:ascii="TH SarabunPSK" w:hAnsi="TH SarabunPSK" w:cs="TH SarabunPSK" w:eastAsia="TH SarabunPSK"/>
+          <w:color w:val="000000"/>
+          <w:u w:val="none"/>
+          <w:sz w:val="36"/>
+          <w:szCs w:val="36"/>
+          <w:b/>
+          <w:bCs/>
+          <w:lang w:val="th-TH" w:eastAsia="th-TH" w:bidi="th-TH"/>
+          <w:noProof/>
+        </w:rPr>
+        <w:t>กลยุทธ์​การ​ตลาด​และ​การ​ขาย</w:t>
+        <w:br/>
+        <w:t>(Marketing &amp; Sales Strategy)</w:t>
       </w:r>
     </w:p>
     <w:p>
@@ -11959,608 +11696,7 @@
           <w:lang w:val="th-TH" w:eastAsia="th-TH" w:bidi="th-TH"/>
           <w:noProof/>
         </w:rPr>
-        <w:t>6.7  กลุ่ม​ลูกค้า​เป้าหมาย (Customer Segments)</w:t>
-      </w:r>
-    </w:p>
-    <w:p>
-      <w:pPr>
-        <w:widowControl/>
-        <w:spacing w:before="0" w:after="20" w:line="276" w:lineRule="auto"/>
-        <w:ind w:left="720" w:firstLine="0"/>
-        <w:jc w:val="left"/>
-      </w:pPr>
-      <w:r>
-        <w:rPr>
-          <w:rFonts w:ascii="TH SarabunPSK" w:hAnsi="TH SarabunPSK" w:cs="TH SarabunPSK" w:eastAsia="TH SarabunPSK"/>
-          <w:color w:val="000000"/>
-          <w:u w:val="none"/>
-          <w:sz w:val="32"/>
-          <w:szCs w:val="32"/>
-          <w:b w:val="0"/>
-          <w:bCs w:val="0"/>
-          <w:lang w:val="th-TH" w:eastAsia="th-TH" w:bidi="th-TH"/>
-          <w:noProof/>
-        </w:rPr>
-        <w:t xml:space="preserve">1)  </w:t>
-      </w:r>
-      <w:r>
-        <w:rPr>
-          <w:rFonts w:ascii="TH SarabunPSK" w:hAnsi="TH SarabunPSK" w:cs="TH SarabunPSK" w:eastAsia="TH SarabunPSK"/>
-          <w:color w:val="000000"/>
-          <w:u w:val="none"/>
-          <w:sz w:val="32"/>
-          <w:szCs w:val="32"/>
-          <w:b/>
-          <w:bCs/>
-          <w:lang w:val="th-TH" w:eastAsia="th-TH" w:bidi="th-TH"/>
-          <w:noProof/>
-        </w:rPr>
-        <w:t xml:space="preserve">กลุ่ม​นักศึกษา: </w:t>
-      </w:r>
-      <w:r>
-        <w:rPr>
-          <w:rFonts w:ascii="TH SarabunPSK" w:hAnsi="TH SarabunPSK" w:cs="TH SarabunPSK" w:eastAsia="TH SarabunPSK"/>
-          <w:color w:val="000000"/>
-          <w:u w:val="none"/>
-          <w:sz w:val="32"/>
-          <w:szCs w:val="32"/>
-          <w:b w:val="0"/>
-          <w:bCs w:val="0"/>
-          <w:lang w:val="th-TH" w:eastAsia="th-TH" w:bidi="th-TH"/>
-          <w:noProof/>
-        </w:rPr>
-        <w:t>นักศึกษา มจพ. วิทยาเขต​ปราจีนบุรี ทุก​ชั้นปี​ที่​มี​เวลา​พัก​จำกัด​และ​ต้องการ​ความ​รวดเร็ว</w:t>
-      </w:r>
-    </w:p>
-    <w:p>
-      <w:pPr>
-        <w:widowControl/>
-        <w:spacing w:before="0" w:after="20" w:line="276" w:lineRule="auto"/>
-        <w:ind w:left="720" w:firstLine="0"/>
-        <w:jc w:val="left"/>
-      </w:pPr>
-      <w:r>
-        <w:rPr>
-          <w:rFonts w:ascii="TH SarabunPSK" w:hAnsi="TH SarabunPSK" w:cs="TH SarabunPSK" w:eastAsia="TH SarabunPSK"/>
-          <w:color w:val="000000"/>
-          <w:u w:val="none"/>
-          <w:sz w:val="32"/>
-          <w:szCs w:val="32"/>
-          <w:b w:val="0"/>
-          <w:bCs w:val="0"/>
-          <w:lang w:val="th-TH" w:eastAsia="th-TH" w:bidi="th-TH"/>
-          <w:noProof/>
-        </w:rPr>
-        <w:t xml:space="preserve">2)  </w:t>
-      </w:r>
-      <w:r>
-        <w:rPr>
-          <w:rFonts w:ascii="TH SarabunPSK" w:hAnsi="TH SarabunPSK" w:cs="TH SarabunPSK" w:eastAsia="TH SarabunPSK"/>
-          <w:color w:val="000000"/>
-          <w:u w:val="none"/>
-          <w:sz w:val="32"/>
-          <w:szCs w:val="32"/>
-          <w:b/>
-          <w:bCs/>
-          <w:lang w:val="th-TH" w:eastAsia="th-TH" w:bidi="th-TH"/>
-          <w:noProof/>
-        </w:rPr>
-        <w:t xml:space="preserve">กลุ่ม​บุคลากร: </w:t>
-      </w:r>
-      <w:r>
-        <w:rPr>
-          <w:rFonts w:ascii="TH SarabunPSK" w:hAnsi="TH SarabunPSK" w:cs="TH SarabunPSK" w:eastAsia="TH SarabunPSK"/>
-          <w:color w:val="000000"/>
-          <w:u w:val="none"/>
-          <w:sz w:val="32"/>
-          <w:szCs w:val="32"/>
-          <w:b w:val="0"/>
-          <w:bCs w:val="0"/>
-          <w:lang w:val="th-TH" w:eastAsia="th-TH" w:bidi="th-TH"/>
-          <w:noProof/>
-        </w:rPr>
-        <w:t>อาจารย์​และ​บุคลากร​สาย​สนับสนุน​ประจำ​คณะ​และ​วิทยาเขต​ปราจีนบุรี</w:t>
-      </w:r>
-    </w:p>
-    <w:p>
-      <w:pPr>
-        <w:widowControl/>
-        <w:spacing w:before="0" w:after="20" w:line="276" w:lineRule="auto"/>
-        <w:ind w:left="720" w:firstLine="0"/>
-        <w:jc w:val="left"/>
-      </w:pPr>
-      <w:r>
-        <w:rPr>
-          <w:rFonts w:ascii="TH SarabunPSK" w:hAnsi="TH SarabunPSK" w:cs="TH SarabunPSK" w:eastAsia="TH SarabunPSK"/>
-          <w:color w:val="000000"/>
-          <w:u w:val="none"/>
-          <w:sz w:val="32"/>
-          <w:szCs w:val="32"/>
-          <w:b w:val="0"/>
-          <w:bCs w:val="0"/>
-          <w:lang w:val="th-TH" w:eastAsia="th-TH" w:bidi="th-TH"/>
-          <w:noProof/>
-        </w:rPr>
-        <w:t xml:space="preserve">3)  </w:t>
-      </w:r>
-      <w:r>
-        <w:rPr>
-          <w:rFonts w:ascii="TH SarabunPSK" w:hAnsi="TH SarabunPSK" w:cs="TH SarabunPSK" w:eastAsia="TH SarabunPSK"/>
-          <w:color w:val="000000"/>
-          <w:u w:val="none"/>
-          <w:sz w:val="32"/>
-          <w:szCs w:val="32"/>
-          <w:b/>
-          <w:bCs/>
-          <w:lang w:val="th-TH" w:eastAsia="th-TH" w:bidi="th-TH"/>
-          <w:noProof/>
-        </w:rPr>
-        <w:t xml:space="preserve">กลุ่ม​ร้านค้า: </w:t>
-      </w:r>
-      <w:r>
-        <w:rPr>
-          <w:rFonts w:ascii="TH SarabunPSK" w:hAnsi="TH SarabunPSK" w:cs="TH SarabunPSK" w:eastAsia="TH SarabunPSK"/>
-          <w:color w:val="000000"/>
-          <w:u w:val="none"/>
-          <w:sz w:val="32"/>
-          <w:szCs w:val="32"/>
-          <w:b w:val="0"/>
-          <w:bCs w:val="0"/>
-          <w:lang w:val="th-TH" w:eastAsia="th-TH" w:bidi="th-TH"/>
-          <w:noProof/>
-        </w:rPr>
-        <w:t>ร้านอาหาร​ปรุง​สด​ใน​โรงอาหาร​คณะ FITM และ​โรงอาหาร​กลาง​ที่​ต้องการ​เพิ่ม​รอบ​การ​ขาย</w:t>
-      </w:r>
-    </w:p>
-    <w:p>
-      <w:pPr>
-        <w:keepNext/>
-        <w:widowControl/>
-        <w:spacing w:before="240" w:after="60" w:line="276" w:lineRule="auto"/>
-        <w:ind w:firstLine="0" w:left="0"/>
-        <w:jc w:val="left"/>
-      </w:pPr>
-      <w:r>
-        <w:rPr>
-          <w:rFonts w:ascii="TH SarabunPSK" w:hAnsi="TH SarabunPSK" w:cs="TH SarabunPSK" w:eastAsia="TH SarabunPSK"/>
-          <w:color w:val="000000"/>
-          <w:u w:val="none"/>
-          <w:sz w:val="32"/>
-          <w:szCs w:val="32"/>
-          <w:b/>
-          <w:bCs/>
-          <w:lang w:val="th-TH" w:eastAsia="th-TH" w:bidi="th-TH"/>
-          <w:noProof/>
-        </w:rPr>
-        <w:t>6.8  โครงสร้าง​ต้นทุน (Cost Structure)</w:t>
-      </w:r>
-    </w:p>
-    <w:p>
-      <w:pPr>
-        <w:widowControl/>
-        <w:spacing w:before="0" w:after="20" w:line="276" w:lineRule="auto"/>
-        <w:ind w:left="720" w:firstLine="0"/>
-        <w:jc w:val="left"/>
-      </w:pPr>
-      <w:r>
-        <w:rPr>
-          <w:rFonts w:ascii="TH SarabunPSK" w:hAnsi="TH SarabunPSK" w:cs="TH SarabunPSK" w:eastAsia="TH SarabunPSK"/>
-          <w:color w:val="000000"/>
-          <w:u w:val="none"/>
-          <w:sz w:val="32"/>
-          <w:szCs w:val="32"/>
-          <w:b w:val="0"/>
-          <w:bCs w:val="0"/>
-          <w:lang w:val="th-TH" w:eastAsia="th-TH" w:bidi="th-TH"/>
-          <w:noProof/>
-        </w:rPr>
-        <w:t xml:space="preserve">1)  </w:t>
-      </w:r>
-      <w:r>
-        <w:rPr>
-          <w:rFonts w:ascii="TH SarabunPSK" w:hAnsi="TH SarabunPSK" w:cs="TH SarabunPSK" w:eastAsia="TH SarabunPSK"/>
-          <w:color w:val="000000"/>
-          <w:u w:val="none"/>
-          <w:sz w:val="32"/>
-          <w:szCs w:val="32"/>
-          <w:b/>
-          <w:bCs/>
-          <w:lang w:val="th-TH" w:eastAsia="th-TH" w:bidi="th-TH"/>
-          <w:noProof/>
-        </w:rPr>
-        <w:t xml:space="preserve">ต้นทุน​ระบบ​คลาวด์: </w:t>
-      </w:r>
-      <w:r>
-        <w:rPr>
-          <w:rFonts w:ascii="TH SarabunPSK" w:hAnsi="TH SarabunPSK" w:cs="TH SarabunPSK" w:eastAsia="TH SarabunPSK"/>
-          <w:color w:val="000000"/>
-          <w:u w:val="none"/>
-          <w:sz w:val="32"/>
-          <w:szCs w:val="32"/>
-          <w:b w:val="0"/>
-          <w:bCs w:val="0"/>
-          <w:lang w:val="th-TH" w:eastAsia="th-TH" w:bidi="th-TH"/>
-          <w:noProof/>
-        </w:rPr>
-        <w:t>ค่าบริการ Cloud Server และ Managed PostgreSQL / Redis สำหรับ​ระบบ</w:t>
-      </w:r>
-    </w:p>
-    <w:p>
-      <w:pPr>
-        <w:widowControl/>
-        <w:spacing w:before="0" w:after="20" w:line="276" w:lineRule="auto"/>
-        <w:ind w:left="720" w:firstLine="0"/>
-        <w:jc w:val="left"/>
-      </w:pPr>
-      <w:r>
-        <w:rPr>
-          <w:rFonts w:ascii="TH SarabunPSK" w:hAnsi="TH SarabunPSK" w:cs="TH SarabunPSK" w:eastAsia="TH SarabunPSK"/>
-          <w:color w:val="000000"/>
-          <w:u w:val="none"/>
-          <w:sz w:val="32"/>
-          <w:szCs w:val="32"/>
-          <w:b w:val="0"/>
-          <w:bCs w:val="0"/>
-          <w:lang w:val="th-TH" w:eastAsia="th-TH" w:bidi="th-TH"/>
-          <w:noProof/>
-        </w:rPr>
-        <w:t xml:space="preserve">2)  </w:t>
-      </w:r>
-      <w:r>
-        <w:rPr>
-          <w:rFonts w:ascii="TH SarabunPSK" w:hAnsi="TH SarabunPSK" w:cs="TH SarabunPSK" w:eastAsia="TH SarabunPSK"/>
-          <w:color w:val="000000"/>
-          <w:u w:val="none"/>
-          <w:sz w:val="32"/>
-          <w:szCs w:val="32"/>
-          <w:b/>
-          <w:bCs/>
-          <w:lang w:val="th-TH" w:eastAsia="th-TH" w:bidi="th-TH"/>
-          <w:noProof/>
-        </w:rPr>
-        <w:t xml:space="preserve">ต้นทุน API: </w:t>
-      </w:r>
-      <w:r>
-        <w:rPr>
-          <w:rFonts w:ascii="TH SarabunPSK" w:hAnsi="TH SarabunPSK" w:cs="TH SarabunPSK" w:eastAsia="TH SarabunPSK"/>
-          <w:color w:val="000000"/>
-          <w:u w:val="none"/>
-          <w:sz w:val="32"/>
-          <w:szCs w:val="32"/>
-          <w:b w:val="0"/>
-          <w:bCs w:val="0"/>
-          <w:lang w:val="th-TH" w:eastAsia="th-TH" w:bidi="th-TH"/>
-          <w:noProof/>
-        </w:rPr>
-        <w:t>ค่าบริการ LINE Messaging API สำหรับ​ส่ง Push Notification แจ้ง​สถานะ</w:t>
-      </w:r>
-    </w:p>
-    <w:p>
-      <w:pPr>
-        <w:widowControl/>
-        <w:spacing w:before="0" w:after="20" w:line="276" w:lineRule="auto"/>
-        <w:ind w:left="720" w:firstLine="0"/>
-        <w:jc w:val="left"/>
-      </w:pPr>
-      <w:r>
-        <w:rPr>
-          <w:rFonts w:ascii="TH SarabunPSK" w:hAnsi="TH SarabunPSK" w:cs="TH SarabunPSK" w:eastAsia="TH SarabunPSK"/>
-          <w:color w:val="000000"/>
-          <w:u w:val="none"/>
-          <w:sz w:val="32"/>
-          <w:szCs w:val="32"/>
-          <w:b w:val="0"/>
-          <w:bCs w:val="0"/>
-          <w:lang w:val="th-TH" w:eastAsia="th-TH" w:bidi="th-TH"/>
-          <w:noProof/>
-        </w:rPr>
-        <w:t xml:space="preserve">3)  </w:t>
-      </w:r>
-      <w:r>
-        <w:rPr>
-          <w:rFonts w:ascii="TH SarabunPSK" w:hAnsi="TH SarabunPSK" w:cs="TH SarabunPSK" w:eastAsia="TH SarabunPSK"/>
-          <w:color w:val="000000"/>
-          <w:u w:val="none"/>
-          <w:sz w:val="32"/>
-          <w:szCs w:val="32"/>
-          <w:b/>
-          <w:bCs/>
-          <w:lang w:val="th-TH" w:eastAsia="th-TH" w:bidi="th-TH"/>
-          <w:noProof/>
-        </w:rPr>
-        <w:t xml:space="preserve">ต้นทุน​อุปกรณ์​และ​การตลาด: </w:t>
-      </w:r>
-      <w:r>
-        <w:rPr>
-          <w:rFonts w:ascii="TH SarabunPSK" w:hAnsi="TH SarabunPSK" w:cs="TH SarabunPSK" w:eastAsia="TH SarabunPSK"/>
-          <w:color w:val="000000"/>
-          <w:u w:val="none"/>
-          <w:sz w:val="32"/>
-          <w:szCs w:val="32"/>
-          <w:b w:val="0"/>
-          <w:bCs w:val="0"/>
-          <w:lang w:val="th-TH" w:eastAsia="th-TH" w:bidi="th-TH"/>
-          <w:noProof/>
-        </w:rPr>
-        <w:t>ค่า​จัดซื้อ​แท็บเล็ต​ประจำ​ร้านค้า และ​ค่า​จัดทำ​สื่อ​ประชาสัมพันธ์ ป้าย Standee</w:t>
-      </w:r>
-    </w:p>
-    <w:p>
-      <w:pPr>
-        <w:keepNext/>
-        <w:widowControl/>
-        <w:spacing w:before="240" w:after="60" w:line="276" w:lineRule="auto"/>
-        <w:ind w:firstLine="0" w:left="0"/>
-        <w:jc w:val="left"/>
-      </w:pPr>
-      <w:r>
-        <w:rPr>
-          <w:rFonts w:ascii="TH SarabunPSK" w:hAnsi="TH SarabunPSK" w:cs="TH SarabunPSK" w:eastAsia="TH SarabunPSK"/>
-          <w:color w:val="000000"/>
-          <w:u w:val="none"/>
-          <w:sz w:val="32"/>
-          <w:szCs w:val="32"/>
-          <w:b/>
-          <w:bCs/>
-          <w:lang w:val="th-TH" w:eastAsia="th-TH" w:bidi="th-TH"/>
-          <w:noProof/>
-        </w:rPr>
-        <w:t>6.9  แหล่งที่มา​รายได้ (Revenue Streams)</w:t>
-      </w:r>
-    </w:p>
-    <w:p>
-      <w:pPr>
-        <w:widowControl/>
-        <w:spacing w:before="0" w:after="20" w:line="276" w:lineRule="auto"/>
-        <w:ind w:left="720" w:firstLine="0"/>
-        <w:jc w:val="left"/>
-      </w:pPr>
-      <w:r>
-        <w:rPr>
-          <w:rFonts w:ascii="TH SarabunPSK" w:hAnsi="TH SarabunPSK" w:cs="TH SarabunPSK" w:eastAsia="TH SarabunPSK"/>
-          <w:color w:val="000000"/>
-          <w:u w:val="none"/>
-          <w:sz w:val="32"/>
-          <w:szCs w:val="32"/>
-          <w:b w:val="0"/>
-          <w:bCs w:val="0"/>
-          <w:lang w:val="th-TH" w:eastAsia="th-TH" w:bidi="th-TH"/>
-          <w:noProof/>
-        </w:rPr>
-        <w:t xml:space="preserve">1)  </w:t>
-      </w:r>
-      <w:r>
-        <w:rPr>
-          <w:rFonts w:ascii="TH SarabunPSK" w:hAnsi="TH SarabunPSK" w:cs="TH SarabunPSK" w:eastAsia="TH SarabunPSK"/>
-          <w:color w:val="000000"/>
-          <w:u w:val="none"/>
-          <w:sz w:val="32"/>
-          <w:szCs w:val="32"/>
-          <w:b/>
-          <w:bCs/>
-          <w:lang w:val="th-TH" w:eastAsia="th-TH" w:bidi="th-TH"/>
-          <w:noProof/>
-        </w:rPr>
-        <w:t xml:space="preserve">ค่าธรรมเนียม​ระบบ: </w:t>
-      </w:r>
-      <w:r>
-        <w:rPr>
-          <w:rFonts w:ascii="TH SarabunPSK" w:hAnsi="TH SarabunPSK" w:cs="TH SarabunPSK" w:eastAsia="TH SarabunPSK"/>
-          <w:color w:val="000000"/>
-          <w:u w:val="none"/>
-          <w:sz w:val="32"/>
-          <w:szCs w:val="32"/>
-          <w:b w:val="0"/>
-          <w:bCs w:val="0"/>
-          <w:lang w:val="th-TH" w:eastAsia="th-TH" w:bidi="th-TH"/>
-          <w:noProof/>
-        </w:rPr>
-        <w:t>ส่วนแบ่ง​ค่าธรรมเนียม​ธุรกรรม​จาก​ร้านค้า (Micro-transaction Fee 3 - 5%)</w:t>
-      </w:r>
-    </w:p>
-    <w:p>
-      <w:pPr>
-        <w:widowControl/>
-        <w:spacing w:before="0" w:after="20" w:line="276" w:lineRule="auto"/>
-        <w:ind w:left="720" w:firstLine="0"/>
-        <w:jc w:val="left"/>
-      </w:pPr>
-      <w:r>
-        <w:rPr>
-          <w:rFonts w:ascii="TH SarabunPSK" w:hAnsi="TH SarabunPSK" w:cs="TH SarabunPSK" w:eastAsia="TH SarabunPSK"/>
-          <w:color w:val="000000"/>
-          <w:u w:val="none"/>
-          <w:sz w:val="32"/>
-          <w:szCs w:val="32"/>
-          <w:b w:val="0"/>
-          <w:bCs w:val="0"/>
-          <w:lang w:val="th-TH" w:eastAsia="th-TH" w:bidi="th-TH"/>
-          <w:noProof/>
-        </w:rPr>
-        <w:t xml:space="preserve">2)  </w:t>
-      </w:r>
-      <w:r>
-        <w:rPr>
-          <w:rFonts w:ascii="TH SarabunPSK" w:hAnsi="TH SarabunPSK" w:cs="TH SarabunPSK" w:eastAsia="TH SarabunPSK"/>
-          <w:color w:val="000000"/>
-          <w:u w:val="none"/>
-          <w:sz w:val="32"/>
-          <w:szCs w:val="32"/>
-          <w:b/>
-          <w:bCs/>
-          <w:lang w:val="th-TH" w:eastAsia="th-TH" w:bidi="th-TH"/>
-          <w:noProof/>
-        </w:rPr>
-        <w:t xml:space="preserve">Merchant Analytics: </w:t>
-      </w:r>
-      <w:r>
-        <w:rPr>
-          <w:rFonts w:ascii="TH SarabunPSK" w:hAnsi="TH SarabunPSK" w:cs="TH SarabunPSK" w:eastAsia="TH SarabunPSK"/>
-          <w:color w:val="000000"/>
-          <w:u w:val="none"/>
-          <w:sz w:val="32"/>
-          <w:szCs w:val="32"/>
-          <w:b w:val="0"/>
-          <w:bCs w:val="0"/>
-          <w:lang w:val="th-TH" w:eastAsia="th-TH" w:bidi="th-TH"/>
-          <w:noProof/>
-        </w:rPr>
-        <w:t>ระบบ​สมาชิก​รายงาน​วิเคราะห์​ยอดขาย​และ​พฤติกรรม​ลูกค้า (199 บาท/เดือน)</w:t>
-      </w:r>
-    </w:p>
-    <w:p>
-      <w:pPr>
-        <w:widowControl/>
-        <w:spacing w:before="0" w:after="20" w:line="276" w:lineRule="auto"/>
-        <w:ind w:left="720" w:firstLine="0"/>
-        <w:jc w:val="left"/>
-      </w:pPr>
-      <w:r>
-        <w:rPr>
-          <w:rFonts w:ascii="TH SarabunPSK" w:hAnsi="TH SarabunPSK" w:cs="TH SarabunPSK" w:eastAsia="TH SarabunPSK"/>
-          <w:color w:val="000000"/>
-          <w:u w:val="none"/>
-          <w:sz w:val="32"/>
-          <w:szCs w:val="32"/>
-          <w:b w:val="0"/>
-          <w:bCs w:val="0"/>
-          <w:lang w:val="th-TH" w:eastAsia="th-TH" w:bidi="th-TH"/>
-          <w:noProof/>
-        </w:rPr>
-        <w:t xml:space="preserve">3)  </w:t>
-      </w:r>
-      <w:r>
-        <w:rPr>
-          <w:rFonts w:ascii="TH SarabunPSK" w:hAnsi="TH SarabunPSK" w:cs="TH SarabunPSK" w:eastAsia="TH SarabunPSK"/>
-          <w:color w:val="000000"/>
-          <w:u w:val="none"/>
-          <w:sz w:val="32"/>
-          <w:szCs w:val="32"/>
-          <w:b/>
-          <w:bCs/>
-          <w:lang w:val="th-TH" w:eastAsia="th-TH" w:bidi="th-TH"/>
-          <w:noProof/>
-        </w:rPr>
-        <w:t xml:space="preserve">ค่าโฆษณา​ประชาสัมพันธ์: </w:t>
-      </w:r>
-      <w:r>
-        <w:rPr>
-          <w:rFonts w:ascii="TH SarabunPSK" w:hAnsi="TH SarabunPSK" w:cs="TH SarabunPSK" w:eastAsia="TH SarabunPSK"/>
-          <w:color w:val="000000"/>
-          <w:u w:val="none"/>
-          <w:sz w:val="32"/>
-          <w:szCs w:val="32"/>
-          <w:b w:val="0"/>
-          <w:bCs w:val="0"/>
-          <w:lang w:val="th-TH" w:eastAsia="th-TH" w:bidi="th-TH"/>
-          <w:noProof/>
-        </w:rPr>
-        <w:t>พื้นที่​แบนเนอร์​โฆษณา​และ​ร้านค้า​แนะนำ​บน​หน้า​แรก​ของ​แอปพลิเคชัน</w:t>
-      </w:r>
-    </w:p>
-    <w:p>
-      <w:pPr>
-        <w:widowControl/>
-        <w:spacing w:before="0" w:after="40" w:line="276" w:lineRule="auto"/>
-        <w:ind w:firstLine="720" w:left="0"/>
-        <w:jc w:val="thaiDistribute"/>
-      </w:pPr>
-      <w:r>
-        <w:rPr>
-          <w:rFonts w:ascii="TH SarabunPSK" w:hAnsi="TH SarabunPSK" w:cs="TH SarabunPSK" w:eastAsia="TH SarabunPSK"/>
-          <w:color w:val="000000"/>
-          <w:u w:val="none"/>
-          <w:sz w:val="32"/>
-          <w:szCs w:val="32"/>
-          <w:b w:val="0"/>
-          <w:bCs w:val="0"/>
-          <w:lang w:val="th-TH" w:eastAsia="th-TH" w:bidi="th-TH"/>
-          <w:noProof/>
-        </w:rPr>
-        <w:t>ความ​สอด​ประสาน​ของ​ทั้ง 9 องค์ประกอบ​ใน Business Model Canvas ส่งผล​ให้​โครงการ​มีรากฐาน​ธุรกิจ​ที่​มั่นคง​และ​พร้อม​ขยายผล​เชิงพาณิชย์​ได้​อย่าง​แท้จริง</w:t>
-      </w:r>
-    </w:p>
-    <w:p>
-      <w:pPr>
-        <w:sectPr>
-          <w:headerReference w:type="first" r:id="rId19"/>
-          <w:pgSz w:w="11909" w:h="16834"/>
-          <w:pgMar w:top="2160" w:right="1440" w:bottom="1440" w:left="2160" w:header="720" w:footer="720" w:gutter="0"/>
-          <w:cols w:space="720"/>
-          <w:titlePg/>
-          <w:docGrid w:linePitch="360"/>
-        </w:sectPr>
-      </w:pPr>
-    </w:p>
-    <w:p>
-      <w:pPr>
-        <w:keepNext/>
-        <w:widowControl/>
-        <w:spacing w:before="280" w:after="60" w:line="276" w:lineRule="auto"/>
-        <w:ind w:firstLine="0"/>
-        <w:jc w:val="center"/>
-      </w:pPr>
-      <w:r>
-        <w:rPr>
-          <w:rFonts w:ascii="TH SarabunPSK" w:hAnsi="TH SarabunPSK" w:cs="TH SarabunPSK" w:eastAsia="TH SarabunPSK"/>
-          <w:color w:val="000000"/>
-          <w:u w:val="none"/>
-          <w:sz w:val="40"/>
-          <w:szCs w:val="40"/>
-          <w:b/>
-          <w:bCs/>
-          <w:lang w:val="th-TH" w:eastAsia="th-TH" w:bidi="th-TH"/>
-          <w:noProof/>
-        </w:rPr>
-        <w:t>บทที่ 7</w:t>
-      </w:r>
-    </w:p>
-    <w:p>
-      <w:pPr>
-        <w:keepNext/>
-        <w:widowControl/>
-        <w:spacing w:before="0" w:after="280" w:line="276" w:lineRule="auto"/>
-        <w:ind w:firstLine="0"/>
-        <w:jc w:val="center"/>
-      </w:pPr>
-      <w:r>
-        <w:rPr>
-          <w:rFonts w:ascii="TH SarabunPSK" w:hAnsi="TH SarabunPSK" w:cs="TH SarabunPSK" w:eastAsia="TH SarabunPSK"/>
-          <w:color w:val="000000"/>
-          <w:u w:val="none"/>
-          <w:sz w:val="36"/>
-          <w:szCs w:val="36"/>
-          <w:b/>
-          <w:bCs/>
-          <w:lang w:val="th-TH" w:eastAsia="th-TH" w:bidi="th-TH"/>
-          <w:noProof/>
-        </w:rPr>
-        <w:t>กลยุทธ์​การตลาด​และ​การ​ขาย</w:t>
-        <w:br/>
-        <w:t>(Marketing &amp; Sales Strategy)</w:t>
-      </w:r>
-    </w:p>
-    <w:p>
-      <w:pPr>
-        <w:keepNext/>
-        <w:widowControl/>
-        <w:spacing w:before="240" w:after="60" w:line="276" w:lineRule="auto"/>
-        <w:ind w:firstLine="0" w:left="0"/>
-        <w:jc w:val="left"/>
-      </w:pPr>
-      <w:r>
-        <w:rPr>
-          <w:rFonts w:ascii="TH SarabunPSK" w:hAnsi="TH SarabunPSK" w:cs="TH SarabunPSK" w:eastAsia="TH SarabunPSK"/>
-          <w:color w:val="000000"/>
-          <w:u w:val="none"/>
-          <w:sz w:val="32"/>
-          <w:szCs w:val="32"/>
-          <w:b/>
-          <w:bCs/>
-          <w:lang w:val="th-TH" w:eastAsia="th-TH" w:bidi="th-TH"/>
-          <w:noProof/>
-        </w:rPr>
-        <w:t>7.1  การวางตำแหน่ง​ทาง​การตลาด (Market Positioning Map)</w:t>
+        <w:t>7.1  การ​วาง​ตำแหน่ง​ทางการ​ตลาด (Market Positioning Map)</w:t>
       </w:r>
     </w:p>
     <w:p>
@@ -12582,7 +11718,7 @@
           <w:lang w:val="th-TH" w:eastAsia="th-TH" w:bidi="th-TH"/>
           <w:noProof/>
         </w:rPr>
-        <w:t>รูป​ที่ 7.1 แสดง​ตำแหน่ง​เชิง​กลยุทธ์​ของ Smart Queue Food บน​แกน​ความสะดวก​รวดเร็ว​และ​ต้นทุน​ค่าบริการ:</w:t>
+        <w:t>รูป​ที่ 7.1 แสดง​ตำแหน่ง​เชิงกล​ยุทธ์​ของ Smart Queue Food บน​แกน​ความ​สะดวก​รวดเร็ว​และ​ต้นทุน​ค่า​บริการ:</w:t>
       </w:r>
     </w:p>
     <w:p>
@@ -12661,7 +11797,7 @@
           <w:lang w:val="th-TH" w:eastAsia="th-TH" w:bidi="th-TH"/>
           <w:noProof/>
         </w:rPr>
-        <w:t>แผนภาพ​การวางตำแหน่ง​ผลิตภัณฑ์​ใน​ตลาด (Market Positioning Map)</w:t>
+        <w:t>แผนภาพ​การ​วาง​ตำแหน่ง​ผลิตภัณฑ์​ใน​ตลาด (Market Positioning Map)</w:t>
       </w:r>
     </w:p>
     <w:p>
@@ -12683,7 +11819,7 @@
           <w:lang w:val="th-TH" w:eastAsia="th-TH" w:bidi="th-TH"/>
           <w:noProof/>
         </w:rPr>
-        <w:t>การ​วิเคราะห์​ตำแหน่ง​เชิง​เปรียบเทียบ​ใน 4 มิติ​ทาง​ธุรกิจ:</w:t>
+        <w:t>การ​วิเคราะห์​ตำแหน่ง​เชิง​เปรียบ​เทียบ​ใน 4 มิติ​ทาง​ธุรกิจ:</w:t>
       </w:r>
     </w:p>
     <w:p>
@@ -12733,7 +11869,7 @@
           <w:lang w:val="th-TH" w:eastAsia="th-TH" w:bidi="th-TH"/>
           <w:noProof/>
         </w:rPr>
-        <w:t>ต้อง​ยืน​รอ​คิว​หน้า​ร้าน​ประมาณ 5​-​10 นาที​เมื่อ​มี​ผู้สั่ง​พร้อมกัน และ​อาจ​เกิด​ความผิดพลาด​ใน​การจด​ออเดอร์</w:t>
+        <w:t>ต้อง​ยืน​รอ​คิว​หน้า​ร้าน​ประมาณ 5​-​10 นาที​เมื่อ​มี​ผู้​สั่ง​พร้อม​กัน และ​อาจ​เกิด​ความ​ผิด​พลาด​ใน​การ​จด​ออ​เด​อร์</w:t>
       </w:r>
     </w:p>
     <w:p>
@@ -12783,7 +11919,7 @@
           <w:lang w:val="th-TH" w:eastAsia="th-TH" w:bidi="th-TH"/>
           <w:noProof/>
         </w:rPr>
-        <w:t>สะดวก​รวดเร็ว​แต่​คิด​ค่า GP สูง 30​-​35% มีค่า​ส่ง​แพง​และ​ไม่​เข้า​ส่ง​ใน​วิทยาเขต</w:t>
+        <w:t>สะดวก​รวดเร็ว​แต่​คิด​ค่า GP สูง 30​-​35% มี​ค่า​ส่ง​แพง​และ​ไม่​เข้า​ส่ง​ใน​วิทยาเขต</w:t>
       </w:r>
     </w:p>
     <w:p>
@@ -12833,7 +11969,7 @@
           <w:lang w:val="th-TH" w:eastAsia="th-TH" w:bidi="th-TH"/>
           <w:noProof/>
         </w:rPr>
-        <w:t>ลด​ความผิดพลาด​ได้​แต่​ยังมี​คิว​อุดตัน​หน้า​ตู้ และ​มี​ต้นทุน​ค่า​ฮาร์ดแวร์​สูง</w:t>
+        <w:t>ลด​ความ​ผิด​พลาด​ได้​แต่​ยัง​มี​คิว​อุด​ตัน​หน้า​ตู้ และ​มี​ต้นทุน​ค่า​ฮาร์ดแวร์​สูง</w:t>
       </w:r>
     </w:p>
     <w:p>
@@ -12883,7 +12019,7 @@
           <w:lang w:val="th-TH" w:eastAsia="th-TH" w:bidi="th-TH"/>
           <w:noProof/>
         </w:rPr>
-        <w:t>ครองตำแหน่ง High Convenience &amp; Low Cost สั่ง​ผ่าน LINE ได้​ทันที ไม่​มีค่า​ส่ง คิด​ค่าบริการ​ต่ำ​มาก</w:t>
+        <w:t>ครอง​ตำแหน่ง High Convenience &amp; Low Cost สั่ง​ผ่าน LINE ได้​ทันที ไม่มี​ค่า​ส่ง คิด​ค่า​บริการ​ต่ำ​มาก</w:t>
       </w:r>
     </w:p>
     <w:p>
@@ -12907,7 +12043,7 @@
           <w:lang w:val="th-TH" w:eastAsia="th-TH" w:bidi="th-TH"/>
           <w:noProof/>
         </w:rPr>
-        <w:t>7.2  กลยุทธ์​ส่วน​ประสม​ทาง​การตลาด 4​Ps สำหรับ​นวัตกรรม​บริการ</w:t>
+        <w:t>7.2  กลยุทธ์​ส่วน​ประสม​ทางการ​ตลาด 4Ps สำหรับ​นวัตกรรม​บริการ</w:t>
       </w:r>
     </w:p>
     <w:p>
@@ -12957,7 +12093,7 @@
           <w:lang w:val="th-TH" w:eastAsia="th-TH" w:bidi="th-TH"/>
           <w:noProof/>
         </w:rPr>
-        <w:t>ระบบ​สั่งอาหาร​ล่วงหน้า​ผ่าน LINE LIFF ที่​รวดเร็ว เสถียร ไม่​เปลือง​พื้นที่​ความจำ​เครื่อง ออกแบบ​เฉพาะ​สำหรับ​โรงอาหาร​มหาวิทยาลัย</w:t>
+        <w:t>ระบบ​สั่ง​อาหาร​ล่วง​หน้า​ผ่าน LINE LIFF ที่​รวดเร็ว เสถียร ไม่​เปลือง​พื้นที่​ความ​จำ​เครื่อง ออกแบบ​เฉพาะ​สำหรับ​โรง​อาหาร​มหาวิทยาลัย</w:t>
       </w:r>
     </w:p>
     <w:p>
@@ -13007,7 +12143,7 @@
           <w:lang w:val="th-TH" w:eastAsia="th-TH" w:bidi="th-TH"/>
           <w:noProof/>
         </w:rPr>
-        <w:t>ผู้บริโภค​จ่าย​ราคา​ปกติ​เท่า​หน้า​ร้าน ไม่​มี​ค่าธรรมเนียม​แอบแฝง ร้านอาหาร​คิด​ค่า GP เพียง 3​-​5% (ถูก​กว่า​เด​ลิ​เวอ​รี่​ทั่วไป 7​-​10 เท่า)</w:t>
+        <w:t>ผู้​บริโภค​จ่าย​ราคา​ปกติ​เท่า​หน้า​ร้าน ไม่มี​ค่า​ธรรมเนียม​แอบแฝง ร้าน​อาหาร​คิด​ค่า GP เพียง 3​-​5% (ถูก​กว่า​เดลิ​เว​อรี่​ทั่วไป 7​-​10 เท่า)</w:t>
       </w:r>
     </w:p>
     <w:p>
@@ -13057,7 +12193,7 @@
           <w:lang w:val="th-TH" w:eastAsia="th-TH" w:bidi="th-TH"/>
           <w:noProof/>
         </w:rPr>
-        <w:t>ให้บริการ ณ โรงอาหาร​คณะ FITM (โรง​เล็ก) และ​โรงอาหาร​กลาง (โรง​ใหญ่) มจพ. วิทยาเขต​ปราจีนบุรี และ​เข้าถึง​ผ่าน​สมาร์ต​โฟน​บน LINE OA</w:t>
+        <w:t>ให้​บริการ ณ โรง​อาหาร​คณะ FITM (โรง​เล็ก) และ​โรง​อาหาร​กลาง (โรง​ใหญ่) มจพ. วิทยาเขต​ปราจีนบุรี และ​เข้า​ถึง​ผ่าน​สมา​ร์ต​โฟน​บน LINE OA</w:t>
       </w:r>
     </w:p>
     <w:p>
@@ -13107,7 +12243,7 @@
           <w:lang w:val="th-TH" w:eastAsia="th-TH" w:bidi="th-TH"/>
           <w:noProof/>
         </w:rPr>
-        <w:t>แคมเปญ​เปิดตัว 'มื้อ​แรก ลด 10 บาท' สำหรับ​นักศึกษา​ใหม่ และ​ระบบ​สะสม​แต้ม 'สั่ง​ครบ 10 มื้อ ฟรี 1 เมนู' ร่วมกับ​ร้านค้า</w:t>
+        <w:t>แคมเปญ​เปิด​ตัว '​มื้อ​แรก ลด 10 บาท​' สำหรับ​นักศึกษา​ใหม่ และ​ระบบ​สะสม​แต้ม '​สั่ง​ครบ 10 มื้อ ฟรี 1 เมนู​' ร่วม​กับ​ร้าน​ค้า</w:t>
       </w:r>
     </w:p>
     <w:p>
@@ -13130,7 +12266,7 @@
           <w:lang w:val="th-TH" w:eastAsia="th-TH" w:bidi="th-TH"/>
           <w:noProof/>
         </w:rPr>
-        <w:t>7.3  กลยุทธ์​การเข้าสู่​ตลาด​และ​การ​ส่งเสริม​การ​ขาย (Go-to-Market Strategy)</w:t>
+        <w:t>7.3  กลยุทธ์​การ​เข้า​สู่​ตลาด​และ​การ​ส่ง​เสริม​การ​ขาย (Go​-​to​-​Market Strategy)</w:t>
       </w:r>
     </w:p>
     <w:p>
@@ -13152,7 +12288,7 @@
           <w:lang w:val="th-TH" w:eastAsia="th-TH" w:bidi="th-TH"/>
           <w:noProof/>
         </w:rPr>
-        <w:t>กลยุทธ์​การ​เจาะตลาด​ระยะ​เริ่มต้น​แบ่ง​ออก​เป็น 3 ขั้นตอน​หลัก:</w:t>
+        <w:t>กลยุทธ์​การ​เจาะ​ตลาด​ระยะ​เริ่ม​ต้น​แบ่ง​ออก​เป็น 3 ขั้น​ตอน​หลัก:</w:t>
       </w:r>
     </w:p>
     <w:p>
@@ -13202,7 +12338,7 @@
           <w:lang w:val="th-TH" w:eastAsia="th-TH" w:bidi="th-TH"/>
           <w:noProof/>
         </w:rPr>
-        <w:t>ร่วมมือ​กับ​สโมสร​นักศึกษา​คณะ FITM ติดตั้ง Standee และ​ป้าย QR Code บน​ทุก​โต๊ะ​ใน​โรงอาหาร​เพื่อ​สร้าง​การรับรู้​ใน​วงกว้าง</w:t>
+        <w:t>ร่วม​มือ​กับ​สโมสร​นักศึกษา​คณะ FITM ติด​ตั้ง Standee และ​ป้าย QR Code บน​ทุก​โต๊ะ​ใน​โรง​อาหาร​เพื่อ​สร้าง​การ​รับ​รู้​ใน​วง​กว้าง</w:t>
       </w:r>
     </w:p>
     <w:p>
@@ -13238,7 +12374,7 @@
           <w:lang w:val="th-TH" w:eastAsia="th-TH" w:bidi="th-TH"/>
           <w:noProof/>
         </w:rPr>
-        <w:t xml:space="preserve">ระยะ​ที่ 2 กระตุ้น​การ​ทดลองใช้ (Activation): </w:t>
+        <w:t xml:space="preserve">ระยะ​ที่ 2 กระตุ้น​การ​ทดลอง​ใช้ (Activation): </w:t>
       </w:r>
       <w:r>
         <w:rPr>
@@ -13252,7 +12388,7 @@
           <w:lang w:val="th-TH" w:eastAsia="th-TH" w:bidi="th-TH"/>
           <w:noProof/>
         </w:rPr>
-        <w:t>จัด​ทีม On-ground Ambassador ประจำ​โรงอาหาร​ให้​คำแนะนำ​การใช้งาน​และ​แจก​โค้ด​ส่วนลด​มื้อ​แรก​เพื่อ​กระตุ้น​การ​สั่ง​จริง</w:t>
+        <w:t>จัด​ทีม On​-​ground Ambassador ประจำ​โรง​อาหาร​ให้​คำ​แนะนำ​การ​ใช้​งาน​และ​แจก​โค้ด​ส่วนลด​มื้อ​แรก​เพื่อ​กระตุ้น​การ​สั่ง​จริง</w:t>
       </w:r>
     </w:p>
     <w:p>
@@ -13302,7 +12438,7 @@
           <w:lang w:val="th-TH" w:eastAsia="th-TH" w:bidi="th-TH"/>
           <w:noProof/>
         </w:rPr>
-        <w:t>ใช้​ระบบ​คูปอง​สะสม​แต้ม​ดิจิทัล​และ​กิจกรรม​โปรโมชัน​ช่วง​สอบ​เพื่อ​สร้าง​ความ​คุ้นชิน​และ​พฤติ​กรรมการ​สั่ง​ซ้ำ​เป็นประจำ</w:t>
+        <w:t>ใช้​ระบบ​คูปอง​สะสม​แต้ม​ดิจิทัล​และ​กิจกรรม​โปรโมชัน​ช่วง​สอบ​เพื่อ​สร้าง​ความ​คุ้น​ชิน​และ​พฤติกรรม​การ​สั่ง​ซ้ำ​เป็น​ประจำ</w:t>
       </w:r>
     </w:p>
     <w:p>
@@ -13407,7 +12543,7 @@
           <w:lang w:val="th-TH" w:eastAsia="th-TH" w:bidi="th-TH"/>
           <w:noProof/>
         </w:rPr>
-        <w:t>ตาม​กรอบ​ทฤษฎี Ten Types of Innovation ของ Larry Keeley ที่​ได้​ศึกษา​ใน​บทเรียน​ที่ 5 คณะ​ผู้จัดทำ​ได้​วิเคราะห์​กลยุทธ์​นวัตกรรม​ของ Smart Queue Food ครอบคลุม 3 หมวด​หลัก ดังนี้:</w:t>
+        <w:t>ตาม​กรอบ​ทฤษฎี Ten Types of Innovation ของ Larry Keeley ที่​ได้​ศึกษา​ใน​บท​เรียน​ที่ 5 คณะ​ผู้​จัด​ทำได้​วิเคราะห์​กลยุทธ์​นวัตกรรม​ของ Smart Queue Food ครอบคลุม 3 หมวด​หลัก ดังนี้:</w:t>
       </w:r>
     </w:p>
     <w:p>
@@ -13430,7 +12566,7 @@
           <w:lang w:val="th-TH" w:eastAsia="th-TH" w:bidi="th-TH"/>
           <w:noProof/>
         </w:rPr>
-        <w:t>หมวด​ที่ 1: Configuration (การ​จัด​โครงสร้าง​และ​เครือข่าย​ธุรกิจ)</w:t>
+        <w:t>หมวด​ที่ 1: Configuration (การ​จัด​โครงสร้าง​และ​เครือ​ข่าย​ธุรกิจ)</w:t>
       </w:r>
     </w:p>
     <w:p>
@@ -13480,7 +12616,7 @@
           <w:lang w:val="th-TH" w:eastAsia="th-TH" w:bidi="th-TH"/>
           <w:noProof/>
         </w:rPr>
-        <w:t>คิด​ค่าบริการ​แบบ Micro-transaction Fee 3​-​5% ต่ำกว่า​ตลาด​เด​ลิ​เวอ​รี่ และ​เปิด​โมเดล Subscription สำหรับ​รายงาน​วิเคราะห์​ข้อมูล​ร้านค้า</w:t>
+        <w:t>คิด​ค่า​บริการ​แบบ Micro​-​transaction Fee 3​-​5% ต่ำ​กว่า​ตลาด​เดลิ​เว​อรี่ และ​เปิด​โมเดล Subscription สำหรับ​รายงาน​วิเคราะห์​ข้อมูล​ร้าน​ค้า</w:t>
       </w:r>
     </w:p>
     <w:p>
@@ -13530,7 +12666,7 @@
           <w:lang w:val="th-TH" w:eastAsia="th-TH" w:bidi="th-TH"/>
           <w:noProof/>
         </w:rPr>
-        <w:t>ร่วมมือ​กับ​ร้านค้า​ใน​โรงอาหาร มหาวิทยาลัย และ​ธนาคาร เพื่อ​สร้าง​เครือข่าย​นิเวศ​แบบ​ไร้​รอยต่อ</w:t>
+        <w:t>ร่วม​มือ​กับ​ร้าน​ค้า​ใน​โรง​อาหาร มหาวิทยาลัย และ​ธนาคาร เพื่อ​สร้าง​เครือ​ข่าย​นิเวศ​แบบ​ไร้​รอย​ต่อ</w:t>
       </w:r>
     </w:p>
     <w:p>
@@ -13580,7 +12716,7 @@
           <w:lang w:val="th-TH" w:eastAsia="th-TH" w:bidi="th-TH"/>
           <w:noProof/>
         </w:rPr>
-        <w:t>บริหาร​จัดการ​ด้วย​ทีม​พัฒนา Agile DevSecOps ที่​คล่องตัว​สูง สามารถ​ตอบสนอง​ต่อ​ปัญหา​หน้า​งาน​ได้​ทันท่วงที</w:t>
+        <w:t>บริหาร​จัดการ​ด้วย​ทีม​พัฒนา Agile DevSecOps ที่​คล่อง​ตัว​สูง สามารถ​ตอบ​สนอง​ต่อ​ปัญหา​หน้า​งาน​ได้​ทัน​ท่วงที</w:t>
       </w:r>
     </w:p>
     <w:p>
@@ -13630,7 +12766,7 @@
           <w:lang w:val="th-TH" w:eastAsia="th-TH" w:bidi="th-TH"/>
           <w:noProof/>
         </w:rPr>
-        <w:t>พัฒนา​ขั้นตอน​การ​สั่งอาหาร​และ​การปรุงอาหาร​ให้​เป็นระบบ​คู่ขนาน (Parallel Processing) แทนที่​การ​ต่อ​แถว​แบบ​อนุกรม (Serial)</w:t>
+        <w:t>พัฒนา​ขั้น​ตอน​การ​สั่ง​อาหาร​และ​การ​ปรุง​อาหาร​ให้​เป็น​ระบบ​คู่​ขนาน (Parallel Processing) แทนที่​การ​ต่อ​แถว​แบบ​อนุกรม (Serial)</w:t>
       </w:r>
     </w:p>
     <w:p>
@@ -13703,7 +12839,7 @@
           <w:lang w:val="th-TH" w:eastAsia="th-TH" w:bidi="th-TH"/>
           <w:noProof/>
         </w:rPr>
-        <w:t>อัลกอริทึม​ประเมิน​เวลา​และ​จัด​คิว​ไดนามิก​ที่​มี​ความแม่นยำ​สูง คำนวณ​จาก​ความเร็ว​ใน​การปรุง​จริง​ของ​แต่ละ​เมนู</w:t>
+        <w:t>อัล​กอ​ริ​ทึม​ประเมิน​เวลา​และ​จัด​คิว​ไดนามิก​ที่​มี​ความ​แม่นยำ​สูง คำนวณ​จาก​ความเร็ว​ใน​การ​ปรุง​จริง​ของ​แต่ละ​เมนู</w:t>
       </w:r>
     </w:p>
     <w:p>
@@ -13753,7 +12889,7 @@
           <w:lang w:val="th-TH" w:eastAsia="th-TH" w:bidi="th-TH"/>
           <w:noProof/>
         </w:rPr>
-        <w:t>ผสาน​ระบบ​สั่งอาหาร คิว การ​จ่าย​เงิน PromptPay และ​การ​แจ้ง​เตือน​ไว้​ใน​จุด​เดียว​อย่าง​ไร้​รอยต่อ</w:t>
+        <w:t>ผสาน​ระบบ​สั่ง​อาหาร คิว การ​จ่าย​เงิน PromptPay และ​การ​แจ้ง​เตือน​ไว้​ใน​จุด​เดียว​อย่าง​ไร้​รอย​ต่อ</w:t>
       </w:r>
     </w:p>
     <w:p>
@@ -13777,7 +12913,7 @@
           <w:lang w:val="th-TH" w:eastAsia="th-TH" w:bidi="th-TH"/>
           <w:noProof/>
         </w:rPr>
-        <w:t>หมวด​ที่ 3: Experience (การ​ยกระดับ​ประสบการณ์​ลูกค้า)</w:t>
+        <w:t>หมวด​ที่ 3: Experience (การ​ยก​ระดับ​ประสบการณ์​ลูกค้า)</w:t>
       </w:r>
     </w:p>
     <w:p>
@@ -13827,7 +12963,7 @@
           <w:lang w:val="th-TH" w:eastAsia="th-TH" w:bidi="th-TH"/>
           <w:noProof/>
         </w:rPr>
-        <w:t>ระบบ​แจ้ง​เตือน​สถานะ​อาหาร​อัตโนมัติ 3 สเต็ป และ​การรับประกัน​ความถูกต้อง​ของ​คำ​สั่งซื้อ</w:t>
+        <w:t>ระบบ​แจ้ง​เตือน​สถานะ​อาหาร​อัตโนมัติ 3 ส​เต็ป และ​การ​รับ​ประกัน​ความ​ถูก​ต้อง​ของ​คำ​สั่ง​ซื้อ</w:t>
       </w:r>
     </w:p>
     <w:p>
@@ -13877,7 +13013,7 @@
           <w:lang w:val="th-TH" w:eastAsia="th-TH" w:bidi="th-TH"/>
           <w:noProof/>
         </w:rPr>
-        <w:t>ทำงาน​บน LINE Official Account ที่​ทุก​คนคุ้นเคย ไม่ต้อง​ดาวน์โหลด​แอ​ป​ใหม่</w:t>
+        <w:t>ทำงาน​บน LINE Official Account ที่​ทุก​คน​คุ้น​เคย ไม่​ต้อง​ดาวน์โหลด​แอป​ใหม่</w:t>
       </w:r>
     </w:p>
     <w:p>
@@ -13927,7 +13063,7 @@
           <w:lang w:val="th-TH" w:eastAsia="th-TH" w:bidi="th-TH"/>
           <w:noProof/>
         </w:rPr>
-        <w:t>สร้าง​แบรนด์​ที่​สะท้อน​ถึง​ความทันสมัย สะดวก รวดเร็ว และ​เป็นมิตร​ต่อ​ประชาคม​ชาว มจพ.</w:t>
+        <w:t>สร้าง​แบรนด์​ที่​สะท้อน​ถึง​ความ​ทัน​สมัย สะดวก รวดเร็ว และ​เป็น​มิตร​ต่อ​ประชาคม​ชาว มจพ.</w:t>
       </w:r>
     </w:p>
     <w:p>
@@ -13977,7 +13113,7 @@
           <w:lang w:val="th-TH" w:eastAsia="th-TH" w:bidi="th-TH"/>
           <w:noProof/>
         </w:rPr>
-        <w:t>สร้าง​ประสบการณ์​การ​รับประทาน​อาหารกลางวัน​ที่​ผ่อนคลาย​และ​ไร้​ความเครียด​จาก​การ​ยืน​รอ​คิว</w:t>
+        <w:t>สร้าง​ประสบการณ์​การ​รับ​ประทาน​อาหาร​กลาง​วัน​ที่​ผ่อน​คลาย​และ​ไร้​ความเครียด​จาก​การ​ยืน​รอ​คิว</w:t>
       </w:r>
     </w:p>
     <w:p>
@@ -14000,7 +13136,7 @@
           <w:lang w:val="th-TH" w:eastAsia="th-TH" w:bidi="th-TH"/>
           <w:noProof/>
         </w:rPr>
-        <w:t>8.2  การ​คุ้มครอง​ทรัพย์สินทางปัญญา​และ​ความได้เปรียบ​ทางเทคโนโลยี</w:t>
+        <w:t>8.2  การ​คุ้มครอง​ทรัพย์สิน​ทาง​ปัญญา​และ​ความ​ได้​เปรียบ​ทาง​เทคโนโลยี</w:t>
       </w:r>
     </w:p>
     <w:p>
@@ -14022,7 +13158,7 @@
           <w:lang w:val="th-TH" w:eastAsia="th-TH" w:bidi="th-TH"/>
           <w:noProof/>
         </w:rPr>
-        <w:t>ตาม​กรอบ​กฎหมาย​ทรัพย์สินทางปัญญา​ของ​ไทย 7 ฉบับ​ที่​ได้​ศึกษา​ใน​บทเรียน​ที่ 10 คณะ​ผู้จัดทำ​ได้​วาง​กลยุทธ์​การ​คุ้มครอง​ทรัพย์สินทางปัญญา​ของ Smart Queue Food ดังนี้:</w:t>
+        <w:t>ตาม​กรอบ​กฎหมาย​ทรัพย์สิน​ทาง​ปัญญา​ของ​ไทย 7 ฉบับ​ที่​ได้​ศึกษา​ใน​บท​เรียน​ที่ 10 คณะ​ผู้​จัด​ทำได้​วาง​กลยุทธ์​การ​คุ้มครอง​ทรัพย์สิน​ทาง​ปัญญา​ของ Smart Queue Food ดังนี้:</w:t>
       </w:r>
     </w:p>
     <w:p>
@@ -14072,7 +13208,7 @@
           <w:lang w:val="th-TH" w:eastAsia="th-TH" w:bidi="th-TH"/>
           <w:noProof/>
         </w:rPr>
-        <w:t>ซอร์ส​โค้ด​และ​ส่วนต่อ​ประสาน​ผู้ใช้ (UI/UX) ได้รับ​ความ​คุ้มครอง​ทันที​โดยอัตโนมัติ​ใน​ฐานะ​งาน​วรรณกรรม​ประเภท​โปรแกรมคอมพิวเตอร์​ตาม พ.ร.บ. ลิขสิทธิ์ พ.ศ. 2537 (และ​ฉบับ​แก้ไข​เพิ่มเติม ฉบับ​ที่ 5 พ.ศ. 2565) พร้อม​จัด​ทำสัญญา​อนุญาต​ให้​ใช้​สิทธิ​ซอฟต์แวร์ (SaaS License Agreement / EULA) แก่​ร้านค้า</w:t>
+        <w:t>ซอร์สโค้ด​และ​ส่วน​ต่อ​ประสาน​ผู้​ใช้ (UI/UX) ได้​รับ​ความ​คุ้มครอง​ทันที​โดย​อัตโนมัติ​ใน​ฐานะ​งาน​วรรณกรรม​ประเภท​โปรแกรม​คอมพิวเตอร์​ตาม พ.ร.บ. ลิขสิทธิ์ พ.ศ. 2537 (และ​ฉบับ​แก้ไข​เพิ่ม​เติม ฉบับ​ที่ 5 พ.ศ. 2565) พร้อม​จัด​ทำ​สัญญา​อนุญาต​ให้​ใช้​สิทธิ​ซอฟต์แวร์ (SaaS License Agreement / EULA) แก่​ร้าน​ค้า</w:t>
       </w:r>
     </w:p>
     <w:p>
@@ -14122,7 +13258,7 @@
           <w:lang w:val="th-TH" w:eastAsia="th-TH" w:bidi="th-TH"/>
           <w:noProof/>
         </w:rPr>
-        <w:t>สูตร​และ​อัลกอริทึม​การคำนวณ​เวลา​รอคอย​อัจฉริยะ (Dynamic EWT) ได้รับ​การ​คุ้มครอง​เป็นความลับ​ทางการค้า​ตาม พ.ร.บ. ความลับ​ทางการค้า พ.ศ. 2545 โดย​ควบคุม​การ​เข้าถึง​และ​ทำสัญญา​ไม่​เปิดเผย​ข้อมูล (NDA)</w:t>
+        <w:t>สูตร​และ​อัล​กอ​ริ​ทึม​การ​คำนวณ​เวลา​รอ​คอย​อัจฉริยะ (Dynamic EWT) ได้​รับ​การ​คุ้มครอง​เป็น​ความ​ลับ​ทางการ​ค้า​ตาม พ.ร.บ. ความ​ลับ​ทางการ​ค้า พ.ศ. 2545 โดย​ควบคุม​การ​เข้า​ถึง​และ​ทำ​สัญญา​ไม่​เปิด​เผย​ข้อมูล (NDA)</w:t>
       </w:r>
     </w:p>
     <w:p>
@@ -14172,7 +13308,7 @@
           <w:lang w:val="th-TH" w:eastAsia="th-TH" w:bidi="th-TH"/>
           <w:noProof/>
         </w:rPr>
-        <w:t>ยื่น​ขอ​จดทะเบียน​ชื่อ​และ​โลโก้ 'Smart Queue Food' ตาม พ.ร.บ. เครื่องหมายการค้า พ.ศ. 2534 (และ​ฉบับ​แก้ไข​เพิ่มเติม ฉบับ​ที่ 3 พ.ศ. 2559) ใน​จำพวก​ที่ 9 (ซอฟต์แวร์) และ​จำพวก​ที่ 42 (บริการ​แพลตฟอร์ม)</w:t>
+        <w:t>ยื่น​ขอ​จด​ทะเบียน​ชื่อ​และ​โลโก้ '​Smart Queue Food​' ตาม พ.ร.บ. เครื่องหมายการค้า พ.ศ. 2534 (และ​ฉบับ​แก้ไข​เพิ่ม​เติม ฉบับ​ที่ 3 พ.ศ. 2559) ใน​จำพวก​ที่ 9 (ซอฟต์แวร์) และ​จำพวก​ที่ 42 (บริการ​แพลตฟอร์ม)</w:t>
       </w:r>
     </w:p>
     <w:p>
@@ -14208,7 +13344,7 @@
           <w:lang w:val="th-TH" w:eastAsia="th-TH" w:bidi="th-TH"/>
           <w:noProof/>
         </w:rPr>
-        <w:t xml:space="preserve">ความได้เปรียบ​เชิง​โครงข่าย (Network Moat): </w:t>
+        <w:t xml:space="preserve">ความ​ได้​เปรียบ​เชิง​โครง​ข่าย (Network Moat): </w:t>
       </w:r>
       <w:r>
         <w:rPr>
@@ -14222,7 +13358,7 @@
           <w:lang w:val="th-TH" w:eastAsia="th-TH" w:bidi="th-TH"/>
           <w:noProof/>
         </w:rPr>
-        <w:t>สร้าง​ความได้เปรียบ​จาก Network Effects ระหว่าง​ผู้ใช้​และ​ร้านค้า​ใน มจพ. ซึ่ง​สร้าง​ปราการ​ป้องกัน​คู่แข่ง (Economic Moat) อย่าง​ยั่งยืน</w:t>
+        <w:t>สร้าง​ความ​ได้​เปรียบ​จาก Network Effects ระหว่าง​ผู้​ใช้​และ​ร้าน​ค้า​ใน มจพ. ซึ่ง​สร้าง​ปราการ​ป้องกัน​คู่​แข่ง (Economic Moat) อย่าง​ยั่งยืน</w:t>
       </w:r>
     </w:p>
     <w:p>
@@ -14280,7 +13416,7 @@
           <w:lang w:val="th-TH" w:eastAsia="th-TH" w:bidi="th-TH"/>
           <w:noProof/>
         </w:rPr>
-        <w:t>การประเมิน​และ​การบริหาร​จัดการ​ความเสี่ยง</w:t>
+        <w:t>การ​ประเมิน​และ​การ​บริหาร​จัดการ​ความ​เสี่ยง</w:t>
         <w:br/>
         <w:t>(Risk Management &amp; Mitigation)</w:t>
       </w:r>
@@ -14305,7 +13441,7 @@
           <w:lang w:val="th-TH" w:eastAsia="th-TH" w:bidi="th-TH"/>
           <w:noProof/>
         </w:rPr>
-        <w:t>9.1  การ​บ่งชี้​ความเสี่ยง 6 ด้าน​ตาม​บทเรียน​ที่ 11</w:t>
+        <w:t>9.1  การ​บ่ง​ชี้​ความ​เสี่ยง 6 ด้าน​ตาม​บท​เรียน​ที่ 11</w:t>
       </w:r>
     </w:p>
     <w:p>
@@ -14327,7 +13463,7 @@
           <w:lang w:val="th-TH" w:eastAsia="th-TH" w:bidi="th-TH"/>
           <w:noProof/>
         </w:rPr>
-        <w:t>ตามที่​อาจารย์ผู้สอน​ได้​บรรยาย​ใน​บทเรียน​ที่ 11 เรื่อง​การบริหาร​ความเสี่ยง คณะ​ผู้จัดทำ​ได้​ระบุ​ความเสี่ยง​ของ​โครงการ​ครอบคลุม 6 มิติ​หลัก ได้แก่:</w:t>
+        <w:t>ตาม​ที่​อาจารย์​ผู้​สอน​ได้​บรรยาย​ใน​บท​เรียน​ที่ 11 เรื่อง​การ​บริหาร​ความ​เสี่ยง คณะ​ผู้​จัด​ทำได้​ระบุ​ความ​เสี่ยง​ของ​โครงการ​ครอบคลุม 6 มิติ​หลัก ได้แก่:</w:t>
       </w:r>
     </w:p>
     <w:p>
@@ -14377,7 +13513,7 @@
           <w:lang w:val="th-TH" w:eastAsia="th-TH" w:bidi="th-TH"/>
           <w:noProof/>
         </w:rPr>
-        <w:t>ร้านค้า​ยัง​ไม่​คุ้นเคย​กับ​การใช้งาน​แท็บเล็ต​และ​ระบบ​ดิจิทัล</w:t>
+        <w:t>ร้าน​ค้า​ยัง​ไม่​คุ้น​เคย​กับ​การ​ใช้​งาน​แท็บเล็ต​และ​ระบบ​ดิจิทัล</w:t>
       </w:r>
     </w:p>
     <w:p>
@@ -14427,7 +13563,7 @@
           <w:lang w:val="th-TH" w:eastAsia="th-TH" w:bidi="th-TH"/>
           <w:noProof/>
         </w:rPr>
-        <w:t>สัญญาณ​อินเทอร์เน็ต​ใน​โรงอาหาร​ขัดข้อง​ช่วงเวลา​เร่งด่วน</w:t>
+        <w:t>สัญญาณ​อินเทอร์เน็ต​ใน​โรง​อาหาร​ขัดข้อง​ช่วง​เวลา​เร่ง​ด่วน</w:t>
       </w:r>
     </w:p>
     <w:p>
@@ -14477,7 +13613,7 @@
           <w:lang w:val="th-TH" w:eastAsia="th-TH" w:bidi="th-TH"/>
           <w:noProof/>
         </w:rPr>
-        <w:t>ปริมาณ​คำ​สั่งซื้อ​ลดลง​ใน​ช่วง​ปิด​ภาคการศึกษา​ของ​มหาวิทยาลัย</w:t>
+        <w:t>ปริมาณ​คำ​สั่ง​ซื้อ​ลด​ลง​ใน​ช่วง​ปิด​ภาค​การ​ศึกษา​ของ​มหาวิทยาลัย</w:t>
       </w:r>
     </w:p>
     <w:p>
@@ -14527,7 +13663,7 @@
           <w:lang w:val="th-TH" w:eastAsia="th-TH" w:bidi="th-TH"/>
           <w:noProof/>
         </w:rPr>
-        <w:t>การ​ทำ​โปรโมชัน​ส่งเสริม​การ​ขายของ​แพลตฟอร์ม​ภายนอก</w:t>
+        <w:t>การ​ทำ​โปรโมชัน​ส่ง​เสริม​การ​ขาย​ของ​แพลตฟอร์ม​ภายนอก</w:t>
       </w:r>
     </w:p>
     <w:p>
@@ -14577,7 +13713,7 @@
           <w:lang w:val="th-TH" w:eastAsia="th-TH" w:bidi="th-TH"/>
           <w:noProof/>
         </w:rPr>
-        <w:t>ข้อผิดพลาด​ของ​สลิป​โอน​เงิน​หรือ​ระบบ​ตัด​จ่าย​ธุรกรรม​ขัดข้อง</w:t>
+        <w:t>ข้อ​ผิด​พลาด​ของ​สลิป​โอน​เงิน​หรือ​ระบบ​ตัด​จ่าย​ธุรกรรม​ขัดข้อง</w:t>
       </w:r>
     </w:p>
     <w:p>
@@ -14627,7 +13763,7 @@
           <w:lang w:val="th-TH" w:eastAsia="th-TH" w:bidi="th-TH"/>
           <w:noProof/>
         </w:rPr>
-        <w:t>การเปลี่ยนแปลง​ระเบียบ​จัดระเบียบ​พื้นที่​โรงอาหาร มจพ.</w:t>
+        <w:t>การ​เปลี่ยนแปลง​ระเบียบ​จัด​ระเบียบ​พื้นที่​โรง​อาหาร มจพ.</w:t>
       </w:r>
     </w:p>
     <w:p>
@@ -14650,7 +13786,7 @@
           <w:lang w:val="th-TH" w:eastAsia="th-TH" w:bidi="th-TH"/>
           <w:noProof/>
         </w:rPr>
-        <w:t>9.2  เมทริกซ์​การประเมิน​ระดับ​ความเสี่ยง (Risk Assessment Matrix)</w:t>
+        <w:t>9.2  เม​ทริกซ์​การ​ประเมิน​ระดับ​ความ​เสี่ยง (Risk Assessment Matrix)</w:t>
       </w:r>
     </w:p>
     <w:p>
@@ -14672,7 +13808,7 @@
           <w:lang w:val="th-TH" w:eastAsia="th-TH" w:bidi="th-TH"/>
           <w:noProof/>
         </w:rPr>
-        <w:t>รูป​ที่ 9.1 แสดง​เมทริกซ์​ประเมิน​ระดับ​ความเสี่ยง (Likelihood x Impact) ของ​โครงงาน:</w:t>
+        <w:t>รูป​ที่ 9.1 แสดง​เม​ทริกซ์​ประเมิน​ระดับ​ความ​เสี่ยง (Likelihood x Impact) ของ​โครง​งาน:</w:t>
       </w:r>
     </w:p>
     <w:p>
@@ -14751,7 +13887,7 @@
           <w:lang w:val="th-TH" w:eastAsia="th-TH" w:bidi="th-TH"/>
           <w:noProof/>
         </w:rPr>
-        <w:t>เมทริกซ์​การประเมิน​ระดับ​ความเสี่ยง (Risk Assessment Matrix)</w:t>
+        <w:t>เม​ทริกซ์​การ​ประเมิน​ระดับ​ความ​เสี่ยง (Risk Assessment Matrix)</w:t>
       </w:r>
     </w:p>
     <w:p>
@@ -14774,7 +13910,7 @@
           <w:lang w:val="th-TH" w:eastAsia="th-TH" w:bidi="th-TH"/>
           <w:noProof/>
         </w:rPr>
-        <w:t>9.3  ตาราง​ประเมิน​ความเสี่ยง​และ​แผน​บริหาร​ความต่อเนื่อง​ทาง​ธุรกิจ</w:t>
+        <w:t>9.3  ตาราง​ประเมิน​ความ​เสี่ยง​และ​แผน​บริหาร​ความ​ต่อ​เนื่อง​ทาง​ธุรกิจ</w:t>
       </w:r>
     </w:p>
     <w:p>
@@ -14811,7 +13947,7 @@
           <w:lang w:val="th-TH" w:eastAsia="th-TH" w:bidi="th-TH"/>
           <w:noProof/>
         </w:rPr>
-        <w:t>ตาราง​การประเมิน​ความเสี่ยง​และ​มาตร​การบริหาร​จัดการ​ความเสี่ยง</w:t>
+        <w:t>ตาราง​การ​ประเมิน​ความ​เสี่ยง​และ​มาตรการ​บริหาร​จัดการ​ความ​เสี่ยง</w:t>
       </w:r>
     </w:p>
     <w:tbl>
@@ -15269,7 +14405,7 @@
                 <w:lang w:val="th-TH" w:eastAsia="th-TH" w:bidi="th-TH"/>
                 <w:noProof/>
               </w:rPr>
-              <w:t>จัด​ทีม On-site Support อบรม และ​ทำ​ปุ่มกด KDS ขนาดใหญ่</w:t>
+              <w:t>จัด​ทีม On​-​site Support อบรม และ​ทำ​ปุ่ม​กด KDS ขนาด​ใหญ่</w:t>
             </w:r>
           </w:p>
         </w:tc>
@@ -15478,7 +14614,7 @@
                 <w:lang w:val="th-TH" w:eastAsia="th-TH" w:bidi="th-TH"/>
                 <w:noProof/>
               </w:rPr>
-              <w:t>ติดตั้ง 4​G/5G Router สำรอง และ​ระบบ Offline Mode</w:t>
+              <w:t>ติด​ตั้ง 4G/5G Router สำรอง และ​ระบบ Offline Mode</w:t>
             </w:r>
           </w:p>
         </w:tc>
@@ -15687,7 +14823,7 @@
                 <w:lang w:val="th-TH" w:eastAsia="th-TH" w:bidi="th-TH"/>
                 <w:noProof/>
               </w:rPr>
-              <w:t>จัด​แคมเปญ​ช่วง Summer และ​ลดค่าใช้จ่าย​คลาวด์</w:t>
+              <w:t>จัด​แคมเปญ​ช่วง Summer และ​ลด​ค่า​ใช้​จ่าย​คลา​วด์</w:t>
             </w:r>
           </w:p>
         </w:tc>
@@ -15896,7 +15032,7 @@
                 <w:lang w:val="th-TH" w:eastAsia="th-TH" w:bidi="th-TH"/>
                 <w:noProof/>
               </w:rPr>
-              <w:t>เน้น​จุดแข็ง​ไม่​มีค่า GP 35% ค่า​อาหาร​ราคา​เท่า​หน้า​ร้าน</w:t>
+              <w:t>เน้น​จุด​แข็ง​ไม่มี​ค่า GP 35% ค่า​อาหาร​ราคา​เท่า​หน้า​ร้าน</w:t>
             </w:r>
           </w:p>
         </w:tc>
@@ -16105,7 +15241,7 @@
                 <w:lang w:val="th-TH" w:eastAsia="th-TH" w:bidi="th-TH"/>
                 <w:noProof/>
               </w:rPr>
-              <w:t>ใช้​ระบบ Slip Verification ตรวจสอบ​กับ​ธนาคาร​อัตโนมัติ</w:t>
+              <w:t>ใช้​ระบบ Slip Verification ตรวจ​สอบ​กับ​ธนาคาร​อัตโนมัติ</w:t>
             </w:r>
           </w:p>
         </w:tc>
@@ -16314,7 +15450,7 @@
                 <w:lang w:val="th-TH" w:eastAsia="th-TH" w:bidi="th-TH"/>
                 <w:noProof/>
               </w:rPr>
-              <w:t>ทำ​บันทึก​ข้อตกลง (MOU) ร่วมกับ​ฝ่ายบริหาร​อาคาร มจพ.</w:t>
+              <w:t>ทำ​บันทึก​ข้อ​ตกลง (MOU) ร่วม​กับ​ฝ่าย​บริหาร​อาคาร มจพ.</w:t>
             </w:r>
           </w:p>
         </w:tc>
@@ -16339,7 +15475,7 @@
           <w:lang w:val="th-TH" w:eastAsia="th-TH" w:bidi="th-TH"/>
           <w:noProof/>
         </w:rPr>
-        <w:t>แผน​บริหาร​ความต่อเนื่อง​ทาง​ธุรกิจ (Business Continuity Plan - BCP):</w:t>
+        <w:t>แผน​บริหาร​ความ​ต่อ​เนื่อง​ทาง​ธุรกิจ (Business Continuity Plan - BCP):</w:t>
       </w:r>
     </w:p>
     <w:p>
@@ -16389,7 +15525,7 @@
           <w:lang w:val="th-TH" w:eastAsia="th-TH" w:bidi="th-TH"/>
           <w:noProof/>
         </w:rPr>
-        <w:t>ติดตั้ง​ระบบ Multi-AZ Failover บน​คลาวด์ สลับ​เซิร์ฟเวอร์​สำรอง​อัตโนมัติ​ใน 30 วินาที</w:t>
+        <w:t>ติด​ตั้ง​ระบบ Multi​-​AZ Failover บน​คลา​วด์ สลับ​เซิร์ฟเวอร์​สำรอง​อัตโนมัติ​ใน 30 วินาที</w:t>
       </w:r>
     </w:p>
     <w:p>
@@ -16439,7 +15575,7 @@
           <w:lang w:val="th-TH" w:eastAsia="th-TH" w:bidi="th-TH"/>
           <w:noProof/>
         </w:rPr>
-        <w:t>แท็บเล็ต​ร้านค้า​รองรับ Dual-SIM 5​G และ​ทำงาน​ใน Local Offline Mode ได้​เมื่อ​เน็ต​หลุด</w:t>
+        <w:t>แท็บเล็ต​ร้าน​ค้า​รองรับ Dual​-​SIM 5G และ​ทำงาน​ใน Local Offline Mode ได้​เมื่อ​เน็ต​หลุด</w:t>
       </w:r>
     </w:p>
     <w:p>
@@ -16489,7 +15625,7 @@
           <w:lang w:val="th-TH" w:eastAsia="th-TH" w:bidi="th-TH"/>
           <w:noProof/>
         </w:rPr>
-        <w:t>ตรวจสอบ​ยอดเงิน​ผ่าน Mobile Banking ร้านค้า​ได้​ทันที​หาก​ระบบ Slip API ล่าช้า</w:t>
+        <w:t>ตรวจ​สอบ​ยอด​เงิน​ผ่าน Mobile Banking ร้าน​ค้า​ได้​ทันที​หาก​ระบบ Slip API ล่าช้า</w:t>
       </w:r>
     </w:p>
     <w:p>
@@ -16539,7 +15675,7 @@
           <w:lang w:val="th-TH" w:eastAsia="th-TH" w:bidi="th-TH"/>
           <w:noProof/>
         </w:rPr>
-        <w:t>สำรอง​ฐานข้อมูล​อัตโนมัติ​ทุกวัน (Daily Automated Snapshot) ป้องกัน​ข้อมูล​สูญหาย</w:t>
+        <w:t>สำรอง​ฐาน​ข้อมูล​อัตโนมัติ​ทุก​วัน (Daily Automated Snapshot) ป้องกัน​ข้อมูล​สูญหาย</w:t>
       </w:r>
     </w:p>
     <w:p>
@@ -16597,7 +15733,7 @@
           <w:lang w:val="th-TH" w:eastAsia="th-TH" w:bidi="th-TH"/>
           <w:noProof/>
         </w:rPr>
-        <w:t>บทสรุป แผนการ​ดำเนินงาน และ​ความเป็นไปได้​ทางการเงิน</w:t>
+        <w:t>บท​สรุป แผนการ​ดำเนิน​งาน และ​ความ​เป็น​ไป​ได้​ทางการ​เงิน</w:t>
         <w:br/>
         <w:t>(Summary, Roadmap &amp; Financial Feasibility)</w:t>
       </w:r>
@@ -16644,7 +15780,7 @@
           <w:lang w:val="th-TH" w:eastAsia="th-TH" w:bidi="th-TH"/>
           <w:noProof/>
         </w:rPr>
-        <w:t>โครงงาน 'Smart Queue Food' ได้​นำเสนอ​แนวคิด​ธุรกิจ​นวัตกรรม​บริการ​และ​การศึกษา​ความเป็นไปได้​ใน​การ​ช่วย​ลด​การ​ต่อ​คิว​รอ​อาหาร​หน้า​ร้าน​ใน​โรงอาหาร มจพ. วิทยาเขต​ปราจีนบุรี (ทั้ง​โรงอาหาร​คณะ FITM และ​โรงอาหาร​กลาง) ที่​มี​ร้านค้า​น้อย โดย​ประยุกต์ใช้​องค์ความรู้​ด้าน​ผู้ประกอบการ​นวัตกรรม บูรณาการ​เครื่องมือ Business Model Canvas, กลยุทธ์​การตลาด 4​Ps, และ​กลยุทธ์​นวัตกรรม 3 หมวด 10 ยุทธวิธี สู่​การ​ออกแบบ​ระบบ​สั่งอาหาร​ล่วงหน้า​ผ่าน LINE LIFF ร่วมกับ Kitchen Display System เพื่อ​สร้าง​คุณ​ค่าที่​ยั่งยืน​ให้​แก่​นักศึกษา​และ​ผู้ประกอบการ​ร้านอาหาร</w:t>
+        <w:t>โครง​งาน '​Smart Queue Food​' ได้​นำ​เสนอ​แนวคิด​ธุรกิจ​นวัตกรรม​บริการ​และ​การ​ศึกษา​ความ​เป็น​ไป​ได้​ใน​การ​ช่วย​ลด​การ​ต่อ​คิว​รอ​อาหาร​หน้า​ร้าน​ใน​โรง​อาหาร มจพ. วิทยาเขต​ปราจีนบุรี (ทั้ง​โรง​อาหาร​คณะ FITM และ​โรง​อาหาร​กลาง) ที่​มี​ร้าน​ค้า​น้อย โดย​ประยุกต์​ใช้​องค์​ความ​รู้​ด้าน​ผู้​ประกอบ​การ​นวัตกรรม บูรณ​า​การ​เครื่อง​มือ Business Model Canvas, กลยุทธ์​การ​ตลาด 4Ps, และ​กลยุทธ์​นวัตกรรม 3 หมวด 10 ยุทธวิธี สู่​การ​ออกแบบ​ระบบ​สั่ง​อาหาร​ล่วง​หน้า​ผ่าน LINE LIFF ร่วม​กับ Kitchen Display System เพื่อ​สร้าง​คุณค่า​ที่​ยั่งยืน​ให้​แก่​นักศึกษา​และ​ผู้​ประกอบ​การ​ร้าน​อาหาร</w:t>
       </w:r>
     </w:p>
     <w:p>
@@ -16667,7 +15803,7 @@
           <w:lang w:val="th-TH" w:eastAsia="th-TH" w:bidi="th-TH"/>
           <w:noProof/>
         </w:rPr>
-        <w:t>10.2  แผนงาน​และ​เส้น​ทางการ​ดำเนิน​โครงการ (Project Roadmap)</w:t>
+        <w:t>10.2  แผน​งาน​และ​เส้น​ทางการ​ดำเนิน​โครงการ (Project Roadmap)</w:t>
       </w:r>
     </w:p>
     <w:p>
@@ -16689,7 +15825,7 @@
           <w:lang w:val="th-TH" w:eastAsia="th-TH" w:bidi="th-TH"/>
           <w:noProof/>
         </w:rPr>
-        <w:t>ตาราง​ที่ 10.1 แสดง​แผนงาน​และ​เป้าหมาย​การ​ดำเนิน​โครงการ​ตลอด​ระยะเวลา 12 เดือน​ในอนาคต:</w:t>
+        <w:t>ตาราง​ที่ 10.1 แสดง​แผน​งาน​และ​เป้า​หมาย​การ​ดำเนิน​โครงการ​ตลอด​ระยะ​เวลา 12 เดือน​ใน​อนาคต:</w:t>
       </w:r>
     </w:p>
     <w:p>
@@ -16726,7 +15862,7 @@
           <w:lang w:val="th-TH" w:eastAsia="th-TH" w:bidi="th-TH"/>
           <w:noProof/>
         </w:rPr>
-        <w:t>แผนงาน​และ​เส้น​ทางการ​ดำเนิน​โครงการ Smart Queue Food</w:t>
+        <w:t>แผน​งาน​และ​เส้น​ทางการ​ดำเนิน​โครงการ Smart Queue Food</w:t>
       </w:r>
     </w:p>
     <w:tbl>
@@ -16936,9 +16072,9 @@
                 <w:lang w:val="th-TH" w:eastAsia="th-TH" w:bidi="th-TH"/>
                 <w:noProof/>
               </w:rPr>
-              <w:t>• พัฒนา​ระบบ LINE LIFF และ​หน้าจอ KDS</w:t>
+              <w:t>• พัฒนา​ระบบ LINE LIFF และ​หน้า​จอ KDS</w:t>
               <w:br/>
-              <w:t>• ทดสอบ​ระบบ​นำร่อง​ร่วมกับ​ร้านค้า​ใน​คณะ FITM และ​ทำ​ป้าย QR</w:t>
+              <w:t>• ทดสอบ​ระบบ​นำร่อง​ร่วม​กับ​ร้าน​ค้า​ใน​คณะ FITM และ​ทำ​ป้าย QR</w:t>
             </w:r>
           </w:p>
         </w:tc>
@@ -16972,7 +16108,7 @@
                 <w:lang w:val="th-TH" w:eastAsia="th-TH" w:bidi="th-TH"/>
                 <w:noProof/>
               </w:rPr>
-              <w:t>ระบบ​ต้นแบบ​พร้อม​ใช้งาน (MVP Ready) และ​พร้อม​เปิด​ทดลอง​ให้บริการ</w:t>
+              <w:t>ระบบ​ต้นแบบ​พร้อม​ใช้​งาน (MVP Ready) และ​พร้อม​เปิด​ทดลอง​ให้​บริการ</w:t>
             </w:r>
           </w:p>
         </w:tc>
@@ -17047,9 +16183,9 @@
                 <w:lang w:val="th-TH" w:eastAsia="th-TH" w:bidi="th-TH"/>
                 <w:noProof/>
               </w:rPr>
-              <w:t>• เปิด​ทด​ลองใน​โรงอาหาร​คณะ FITM และ​โรงอาหาร​กลาง (5 - 8 ร้านค้า)</w:t>
+              <w:t>• เปิด​ทดลอง​ใน​โรง​อาหาร​คณะ FITM และ​โรง​อาหาร​กลาง (5 - 8 ร้าน​ค้า)</w:t>
               <w:br/>
-              <w:t>• จัด​แคมเปญ​กระตุ้น​ยอด​สั่งซื้อ​และ​ปรับ​จูน​ระบบ​คิว</w:t>
+              <w:t>• จัด​แคมเปญ​กระตุ้น​ยอด​สั่ง​ซื้อ​และ​ปรับ​จู​นระบบ​คิว</w:t>
             </w:r>
           </w:p>
         </w:tc>
@@ -17083,7 +16219,7 @@
                 <w:lang w:val="th-TH" w:eastAsia="th-TH" w:bidi="th-TH"/>
                 <w:noProof/>
               </w:rPr>
-              <w:t>ผู้ใช้​สะสม 1,200 คน ยอด 400 ออเดอร์/วัน ลด​การ​ยืน​รอ​คิว​หน้า​ร้าน​และ​ร้านค้า​ใช้งาน​คล่องตัว</w:t>
+              <w:t>ผู้​ใช้​สะสม 1,200 คน ยอด 400 ออ​เด​อร์/วัน ลด​การ​ยืน​รอ​คิว​หน้า​ร้าน​และ​ร้าน​ค้า​ใช้​งาน​คล่อง​ตัว</w:t>
             </w:r>
           </w:p>
         </w:tc>
@@ -17158,9 +16294,9 @@
                 <w:lang w:val="th-TH" w:eastAsia="th-TH" w:bidi="th-TH"/>
                 <w:noProof/>
               </w:rPr>
-              <w:t>• ขยาย​บริการ​ครบ​ทุ​กร้าน​ใน มจพ. ปราจีนบุรี (15 ร้านค้า)</w:t>
+              <w:t>• ขยาย​บริการ​ครบ​ทุก​ร้าน​ใน มจพ. ปราจีนบุรี (15 ร้าน​ค้า)</w:t>
               <w:br/>
-              <w:t>• เปิดตัว​ระบบ​สมาชิก Merchant Analytics Subscription</w:t>
+              <w:t>• เปิด​ตัว​ระบบ​สมาชิก Merchant Analytics Subscription</w:t>
             </w:r>
           </w:p>
         </w:tc>
@@ -17194,7 +16330,7 @@
                 <w:lang w:val="th-TH" w:eastAsia="th-TH" w:bidi="th-TH"/>
                 <w:noProof/>
               </w:rPr>
-              <w:t>ผู้ใช้​สะสม 2,500 คน โครงการ​ก้าว​สู่​จุดคุ้มทุน (Break-Even)</w:t>
+              <w:t>ผู้​ใช้​สะสม 2,500 คน โครงการ​ก้าว​สู่​จุด​คุ้ม​ทุน (Break​-​Even)</w:t>
             </w:r>
           </w:p>
         </w:tc>
@@ -17269,9 +16405,9 @@
                 <w:lang w:val="th-TH" w:eastAsia="th-TH" w:bidi="th-TH"/>
                 <w:noProof/>
               </w:rPr>
-              <w:t>• เชื่อมต่อ​ทุก​โรงอาหาร​ใน​วิทยาเขต​ปราจีนบุรี​สมบูรณ์แบบ</w:t>
+              <w:t>• เชื่อม​ต่อ​ทุก​โรง​อาหาร​ใน​วิทยาเขต​ปราจีนบุรี​สมบูรณ์​แบบ</w:t>
               <w:br/>
-              <w:t>• เตรียม​แผน​ขยายผล​สู่ มจพ. กรุงเทพฯ และ​ระยอง</w:t>
+              <w:t>• เตรียม​แผน​ขยาย​ผล​สู่ มจพ. กรุงเทพฯ และ​ระยอง</w:t>
             </w:r>
           </w:p>
         </w:tc>
@@ -17305,7 +16441,7 @@
                 <w:lang w:val="th-TH" w:eastAsia="th-TH" w:bidi="th-TH"/>
                 <w:noProof/>
               </w:rPr>
-              <w:t>คำ​สั่งซื้อ​เฉลี่ย 1,000 ออเดอร์/วัน สร้าง​รายได้​หมุนเวียน​ยั่งยืน</w:t>
+              <w:t>คำ​สั่ง​ซื้อ​เฉลี่ย 1,000 ออ​เด​อร์/วัน สร้าง​ราย​ได้​หมุนเวียน​ยั่งยืน</w:t>
             </w:r>
           </w:p>
         </w:tc>
@@ -17332,7 +16468,7 @@
           <w:lang w:val="th-TH" w:eastAsia="th-TH" w:bidi="th-TH"/>
           <w:noProof/>
         </w:rPr>
-        <w:t>10.3  การ​วิเคราะห์​จุดคุ้มทุน​และ​ความเป็นไปได้​ทางการเงิน</w:t>
+        <w:t>10.3  การ​วิเคราะห์​จุด​คุ้ม​ทุน​และ​ความ​เป็น​ไป​ได้​ทางการ​เงิน</w:t>
       </w:r>
     </w:p>
     <w:p>
@@ -17382,7 +16518,7 @@
           <w:lang w:val="th-TH" w:eastAsia="th-TH" w:bidi="th-TH"/>
           <w:noProof/>
         </w:rPr>
-        <w:t>ค่า​อาหาร​เฉลี่ย 50 บาท คิด​ค่าธรรมเนียม 4% (2 บาท/ออเดอร์) ระยะ​นำร่อง 8 ร้าน ยอด​สั่ง 500 ออเดอร์/วัน รายได้​ค่าธรรมเนียม 26,000 บาท/เดือน รวม​ค่า​สมาชิก Analytics (8 ร้าน x 199 บาท = 1,592 บาท) และ​ค่าโฆษณา รวม​รายได้​เฉลี่ย​เดือน​ละ 32,000 บาท</w:t>
+        <w:t>ค่า​อาหาร​เฉลี่ย 50 บาท คิด​ค่า​ธรรมเนียม 4% (2 บาท/ออ​เด​อร์) ระยะ​นำร่อง 8 ร้าน ยอด​สั่ง 500 ออ​เด​อร์/วัน ราย​ได้​ค่า​ธรรมเนียม 26,000 บาท/เดือน รวม​ค่า​สมาชิก Analytics (8 ร้าน x 199 บาท = 1,592 บาท) และ​ค่า​โฆษณา รวม​ราย​ได้​เฉลี่ย​เดือน​ละ 32,000 บาท</w:t>
       </w:r>
     </w:p>
     <w:p>
@@ -17432,7 +16568,7 @@
           <w:lang w:val="th-TH" w:eastAsia="th-TH" w:bidi="th-TH"/>
           <w:noProof/>
         </w:rPr>
-        <w:t>ค่าบริการ​คลาวด์ 2,000 บาท/เดือน, ค่า LINE API 1,500 บาท/เดือน, ค่าบำรุงรักษา​และ​การตลาด 6,500 บาท/เดือน รวม​ต้นทุน​คงที่​เดือน​ละ 10,000 บาท กำไรสุทธิ​จาก​การ​ดำเนินงาน​ประมาณ 22,000 บาท​ต่อ​เดือน</w:t>
+        <w:t>ค่า​บริการ​คลา​วด์ 2,000 บาท/เดือน, ค่า LINE API 1,500 บาท/เดือน, ค่า​บำรุง​รักษา​และ​การ​ตลาด 6,500 บาท/เดือน รวม​ต้นทุน​คงที่​เดือน​ละ 10,000 บาท กำไร​สุทธิ​จาก​การ​ดำเนิน​งาน​ประมาณ 22,000 บาท​ต่อ​เดือน</w:t>
       </w:r>
     </w:p>
     <w:p>
@@ -17482,7 +16618,7 @@
           <w:lang w:val="th-TH" w:eastAsia="th-TH" w:bidi="th-TH"/>
           <w:noProof/>
         </w:rPr>
-        <w:t>เงินลงทุน​เริ่มต้น​พัฒนา​ระบบ จัดหา​แท็บเล็ต​นำร่อง 8 เครื่อง และ​สื่อ​การตลาด รวม 80,000 บาท ด้วย​กำไร​ดำเนินงาน​เดือน​ละ 22,000 บาท โครงการ​คืนทุน (Payback Period) ได้​ภายใน​ระยะเวลา​ประมาณ 4 - 5 เดือน</w:t>
+        <w:t>เงิน​ลงทุน​เริ่ม​ต้น​พัฒนา​ระบบ จัด​หา​แท็บเล็​ตนำ​ร่อง 8 เครื่อง และ​สื่อ​การ​ตลาด รวม 80,000 บาท ด้วย​กำไร​ดำเนิน​งาน​เดือน​ละ 22,000 บาท โครงการ​คืน​ทุน (Payback Period) ได้​ภายใน​ระยะ​เวลา​ประมาณ 4 - 5 เดือน</w:t>
       </w:r>
     </w:p>
     <w:p>
@@ -17505,7 +16641,7 @@
           <w:lang w:val="th-TH" w:eastAsia="th-TH" w:bidi="th-TH"/>
           <w:noProof/>
         </w:rPr>
-        <w:t>10.4  โครงสร้าง​องค์กร​และ​ปัจจัย​แห่ง​ความสำเร็จ (Venture Entity &amp; Critical Success Factors)</w:t>
+        <w:t>10.4  โครงสร้าง​องค์กร​และ​ปัจจัย​แห่ง​ความ​สำเร็จ (Venture Entity &amp; Critical Success Factors)</w:t>
       </w:r>
     </w:p>
     <w:p>
@@ -17527,7 +16663,7 @@
           <w:lang w:val="th-TH" w:eastAsia="th-TH" w:bidi="th-TH"/>
           <w:noProof/>
         </w:rPr>
-        <w:t>ตามหลักการ​บทเรียน​ที่ 10 องค์กร​จัดตั้ง​ใน​รูปแบบ 'บริษัทจำกัด' (LLC) โดย​มี​ทีม​ผู้ก่อตั้ง 7 คน​ร่วม​ขับเคลื่อน (CEO: นาย​ปรัชญา, CTO: นาย​กล​วัชร, UX: นาย​ดนุ​สรณ์, Backend: นาย​สร​ภัทร, Frontend: นาย​ธวัช​ชัย, BD: นาย​ทัพหน้า, QA: นาย​ป​ภา​วิน) และ​กำหนด​ปัจจัย​แห่ง​ความสำเร็จ 4 ประการ:</w:t>
+        <w:t>ตาม​หลัก​การ​บท​เรียน​ที่ 10 องค์กร​จัด​ตั้ง​ใน​รูป​แบบ '​บริษัท​จำกัด​' (LLC) โดย​มี​ทีม​ผู้​ก่อ​ตั้ง 7 คน​ร่วม​ขับ​เคลื่อน (CEO: นาย​ปรัชญา, CTO: นาย​กล​วัชร, UX: นาย​ดนุ​สรณ์, Backend: นาย​สร​ภัทร, Frontend: นาย​ธวัช​ชัย, BD: นาย​ทัพ​หน้า, QA: นาย​ป​ภา​วิน) และ​กำหนด​ปัจจัย​แห่ง​ความ​สำเร็จ 4 ประการ:</w:t>
       </w:r>
     </w:p>
     <w:p>
@@ -17563,7 +16699,7 @@
           <w:lang w:val="th-TH" w:eastAsia="th-TH" w:bidi="th-TH"/>
           <w:noProof/>
         </w:rPr>
-        <w:t>ความร่วมมือ​และ​ความไว้วางใจ​ของ​ผู้ประกอบการ​ร้านอาหาร​ใน​การ​ปรับเปลี่ยน​มา​ใช้​ระบบ​ดิจิทัล</w:t>
+        <w:t>ความ​ร่วม​มือ​และ​ความ​ไว้​วางใจ​ของ​ผู้​ประกอบ​การ​ร้าน​อาหาร​ใน​การ​ปรับ​เปลี่ยน​มา​ใช้​ระบบ​ดิจิทัล</w:t>
       </w:r>
     </w:p>
     <w:p>
@@ -17599,7 +16735,7 @@
           <w:lang w:val="th-TH" w:eastAsia="th-TH" w:bidi="th-TH"/>
           <w:noProof/>
         </w:rPr>
-        <w:t>ความเสถียร​และ​ความแม่นยำ​ของ​ระบบ​คิว​ใน​ชั่วโมงเร่งด่วน</w:t>
+        <w:t>ความ​เสถียร​และ​ความ​แม่นยำ​ของ​ระบบ​คิว​ใน​ชั่วโมง​เร่ง​ด่วน</w:t>
       </w:r>
     </w:p>
     <w:p>
@@ -17671,7 +16807,7 @@
           <w:lang w:val="th-TH" w:eastAsia="th-TH" w:bidi="th-TH"/>
           <w:noProof/>
         </w:rPr>
-        <w:t>การรักษา​มาตรฐาน​การ​บริการ​ที่​สะดวก​รวดเร็ว​จน​ผู้ใช้งาน​เกิด​ความพึงพอใจ​และ​ใช้งาน​ต่อเนื่อง</w:t>
+        <w:t>การ​รักษา​มาตรฐาน​การ​บริการ​ที่​สะดวก​รวดเร็ว​จน​ผู้​ใช้​งาน​เกิด​ความ​พึง​พอใจ​และ​ใช้​งาน​ต่อ​เนื่อง</w:t>
       </w:r>
     </w:p>
     <w:p>
@@ -17694,7 +16830,7 @@
           <w:lang w:val="th-TH" w:eastAsia="th-TH" w:bidi="th-TH"/>
           <w:noProof/>
         </w:rPr>
-        <w:t>10.5  ข้อเสนอแนะ​และ​ทิศทาง​การพัฒนา​ในอนาคต (Future Outlook)</w:t>
+        <w:t>10.5  ข้อ​เสนอ​แนะ​และ​ทิศทาง​การ​พัฒนา​ใน​อนาคต (Future Outlook)</w:t>
       </w:r>
     </w:p>
     <w:p>
@@ -17744,7 +16880,7 @@
           <w:lang w:val="th-TH" w:eastAsia="th-TH" w:bidi="th-TH"/>
           <w:noProof/>
         </w:rPr>
-        <w:t>การพัฒนา​ระบบ AI แนะนำ​เมนู​อาหาร​เพื่อ​สุขภาพ​ตาม​หลัก​โภชนาการ​และ​ข้อมูล​ประวัติการ​บริโภค​ของ​ผู้ใช้</w:t>
+        <w:t>การ​พัฒนา​ระบบ AI แนะนำ​เมนู​อาหาร​เพื่อ​สุขภาพ​ตาม​หลัก​โภชนาการ​และ​ข้อมูล​ประวัติการ​บริโภค​ของ​ผู้​ใช้</w:t>
       </w:r>
     </w:p>
     <w:p>
@@ -17780,7 +16916,7 @@
           <w:lang w:val="th-TH" w:eastAsia="th-TH" w:bidi="th-TH"/>
           <w:noProof/>
         </w:rPr>
-        <w:t xml:space="preserve">การ​ขยายผล​สู่​ทุก​วิทยาเขต (Multi-Campus Expansion): </w:t>
+        <w:t xml:space="preserve">การ​ขยาย​ผล​สู่​ทุก​วิทยาเขต (Multi​-​Campus Expansion): </w:t>
       </w:r>
       <w:r>
         <w:rPr>
@@ -17794,7 +16930,7 @@
           <w:lang w:val="th-TH" w:eastAsia="th-TH" w:bidi="th-TH"/>
           <w:noProof/>
         </w:rPr>
-        <w:t>การ​ขยายผล​สู่​ทุก​วิทยาเขต​ของ​มหาวิทยาลัย​เทคโนโลยี​พระ​จอมเกล้า​พระนครเหนือ (วิทยาเขต​กรุงเทพฯ และ​ระยอง)</w:t>
+        <w:t>การ​ขยาย​ผล​สู่​ทุก​วิทยาเขต​ของ​มหาวิทยาลัย​เทคโนโลยี​พระจอมเกล้า​พระนครเหนือ (วิทยาเขต​กรุงเทพฯ และ​ระยอง)</w:t>
       </w:r>
     </w:p>
     <w:p>
@@ -17816,7 +16952,7 @@
           <w:lang w:val="th-TH" w:eastAsia="th-TH" w:bidi="th-TH"/>
           <w:noProof/>
         </w:rPr>
-        <w:t>การ​ดำเนินงาน​ตาม​แผน​ยุทธศาสตร์​นี้​จะ​ยกระดับ​ให้ Smart Queue Food ก้าว​สู่​การ​เป็น​ระบบนิเวศ​ศูนย์​อาหาร​อัจฉริยะ​ต้นแบบ​ของ​สถาบัน​อุดมศึกษา​ไทย​อย่าง​ยั่งยืน</w:t>
+        <w:t>การ​ดำเนิน​งาน​ตาม​แผน​ยุทธศาสตร์​นี้​จะ​ยก​ระดับ​ให้ Smart Queue Food ก้าว​สู่​การ​เป็น​ระบบ​นิเวศ​ศูนย์​อาหาร​อัจฉริยะ​ต้นแบบ​ของ​สถาบัน​อุดมศึกษา​ไทย​อย่าง​ยั่งยืน</w:t>
       </w:r>
     </w:p>
     <w:p>
@@ -17873,7 +17009,7 @@
           <w:lang w:val="th-TH" w:eastAsia="th-TH" w:bidi="th-TH"/>
           <w:noProof/>
         </w:rPr>
-        <w:t>สุว​รร​ธนา เทพ​จิต, วิ​ศลย์ธี​รา เมตตา​นนท์, ธิดา​วัลย์ อ่ำ​แจ้ง, สิริ​พงศ์ จึง​ถา​วรรณ, และ กิจ​ติ​มา ลุ​ม​ภักดี. (2567). เอก​สารประกอบ​การสอน​วิชา 080203914 ผู้ประกอบการ​นวัตกรรม (Innovative Technopreneurs). กรุงเทพมหานคร: มหาวิทยาลัย​เทคโนโลยี​พระ​จอมเกล้า​พระนครเหนือ.</w:t>
+        <w:t>สุ​วรรธ​นา เทพ​จิต, วิ​ศลย์​ธีร​า เมตตา​นนท์, ธิดา​วัลย์ อ่ำ​แจ้ง, สิริ​พงศ์ จึง​ถาวร​รณ, และ กิจ​ติ​มา ลุม​ภักดี. (2567). เอกสาร​ประกอบ​การ​สอน​วิชา 080203914 ผู้​ประกอบ​การ​นวัตกรรม (Innovative Technopreneurs). กรุงเทพมหานคร: มหาวิทยาลัย​เทคโนโลยี​พระจอมเกล้า​พระนครเหนือ.</w:t>
       </w:r>
     </w:p>
     <w:p>
@@ -18063,7 +17199,7 @@
           <w:lang w:val="th-TH" w:eastAsia="th-TH" w:bidi="th-TH"/>
           <w:noProof/>
         </w:rPr>
-        <w:t>ภาพถ่ายโปสเตอร์ Business Model Canvas ต้นฉบับ</w:t>
+        <w:t>ภาพถ่าย​โปสเตอร์ Business Model Canvas ต้นฉบับ</w:t>
       </w:r>
     </w:p>
     <w:p>
@@ -18085,7 +17221,7 @@
           <w:lang w:val="th-TH" w:eastAsia="th-TH" w:bidi="th-TH"/>
           <w:noProof/>
         </w:rPr>
-        <w:t>ภาพถ่าย​ชิ้นงาน​โปสเตอร์ Business Model Canvas ต้นฉบับ​ที่​คณะ​ผู้จัดทำ​กลุ่ม : Smart Queue Food ได้​วิเคราะห์​และ​นำเสนอ​ใน​ชั้นเรียน​วิชา​ผู้ประกอบการ​นวัตกรรม (Innovative Technopreneurs) มหาวิทยาลัย​เทคโนโลยี​พระ​จอมเกล้า​พระนครเหนือ:</w:t>
+        <w:t>ภาพถ่าย​ชิ้น​งาน​โปสเตอร์ Business Model Canvas ต้นฉบับ​ที่​คณะ​ผู้​จัด​ทำ​กลุ่ม : Smart Queue Food ได้​วิเคราะห์​และ​นำ​เสนอ​ใน​ชั้น​เรียน​วิชา​ผู้​ประกอบ​การ​นวัตกรรม (Innovative Technopreneurs) มหาวิทยาลัย​เทคโนโลยี​พระจอมเกล้า​พระนครเหนือ:</w:t>
       </w:r>
     </w:p>
     <w:p>
@@ -18164,7 +17300,7 @@
           <w:lang w:val="th-TH" w:eastAsia="th-TH" w:bidi="th-TH"/>
           <w:noProof/>
         </w:rPr>
-        <w:t>ภาพถ่าย​โปสเตอร์ Business Model Canvas ต้นฉบับ​โครงงาน Smart Queue Food</w:t>
+        <w:t>ภาพถ่าย​โปสเตอร์ Business Model Canvas ต้นฉบับ​โครง​งาน Smart Queue Food</w:t>
       </w:r>
     </w:p>
     <w:p>
@@ -18186,7 +17322,7 @@
           <w:lang w:val="th-TH" w:eastAsia="th-TH" w:bidi="th-TH"/>
           <w:noProof/>
         </w:rPr>
-        <w:t>โปสเตอร์​ต้นฉบับ​นี้​แสดง​กระบวน​การระดมสมอง การ​วิเคราะห์​ปัญหา และ​การ​จัดวาง​โครงสร้าง​โมเดล​ธุรกิจ​ของ​กลุ่ม ซึ่ง​นำ​มาสู่​การพัฒนา​ระบบ​ซอฟต์แวร์​และ​รูป​เล่ม​รายงาน​ฉบับ​สมบูรณ์</w:t>
+        <w:t>โปสเตอร์​ต้นฉบับ​นี้​แสดง​กระบวนการ​ระดม​สมอง การ​วิเคราะห์​ปัญหา และ​การ​จัด​วาง​โครงสร้าง​โมเดล​ธุรกิจ​ของ​กลุ่ม ซึ่ง​นำ​มา​สู่​การ​พัฒนา​ระบบ​ซอฟต์แวร์​และ​รูป​เล่ม​รายงาน​ฉบับ​สมบูรณ์</w:t>
       </w:r>
     </w:p>
     <w:p>
@@ -18244,7 +17380,7 @@
           <w:lang w:val="th-TH" w:eastAsia="th-TH" w:bidi="th-TH"/>
           <w:noProof/>
         </w:rPr>
-        <w:t>แบบร่างแนวคำถามสำหรับการสัมภาษณ์ค้นพบลูกค้าในโรงอาหาร มจพ. ปราจีนบุรี</w:t>
+        <w:t>แบบ​ร่าง​แนว​คำถาม​สำหรับ​การ​สัมภาษณ์​ค้น​พบ​ลูกค้า​ใน​โรง​อาหาร มจพ. ปราจีนบุรี</w:t>
         <w:br/>
         <w:t>(Proposed Customer Discovery Interview Guide)</w:t>
       </w:r>
@@ -18268,7 +17404,7 @@
           <w:lang w:val="th-TH" w:eastAsia="th-TH" w:bidi="th-TH"/>
           <w:noProof/>
         </w:rPr>
-        <w:t>ตาราง​ที่ ข.1 แสดง​แบบ​ร่าง​แนว​ทางการ​ตั้งคำถาม​สัมภาษณ์​เพื่อ​ค้นพบ​ปัญหา​และ​ความต้องการ​เชิง​ลึก (Customer Discovery Interview Guide) ตาม​แนวคิด Lean Startup สำหรับ​ใช้​เป็น​กรอบ​ใน​การ​ลง​พื้นที่​พูดคุย​กับ​นักศึกษา บุคลากร และ​ผู้ประกอบการ​ร้านอาหาร​ใน​โรงอาหาร​คณะ FITM และ​โรงอาหาร​กลาง มจพ. วิทยาเขต​ปราจีนบุรี ใน​ขั้นตอน​การพัฒนา​ระยะ​ต่อไป:</w:t>
+        <w:t>ตาราง​ที่ ข.​1 แสดง​แบบ​ร่าง​แนวทาง​การ​ตั้ง​คำถาม​สัมภาษณ์​เพื่อ​ค้น​พบ​ปัญหา​และ​ความ​ต้องการ​เชิง​ลึก (Customer Discovery Interview Guide) ตาม​แนวคิด Lean Startup สำหรับ​ใช้​เป็นก​รอบ​ใน​การ​ลงพื้น​ที่​พูด​คุย​กับ​นักศึกษา บุคลากร และ​ผู้​ประกอบ​การ​ร้าน​อาหาร​ใน​โรง​อาหาร​คณะ FITM และ​โรง​อาหาร​กลาง มจพ. วิทยาเขต​ปราจีนบุรี ใน​ขั้น​ตอน​การ​พัฒนา​ระยะ​ต่อ​ไป:</w:t>
       </w:r>
     </w:p>
     <w:p>
@@ -18305,7 +17441,7 @@
           <w:lang w:val="th-TH" w:eastAsia="th-TH" w:bidi="th-TH"/>
           <w:noProof/>
         </w:rPr>
-        <w:t>แบบ​ร่าง​แนว​ทางการ​ตั้งคำถาม​สัมภาษณ์​เพื่อ​ค้นพบ​ลูกค้า</w:t>
+        <w:t>แบบ​ร่าง​แนวทาง​การ​ตั้ง​คำถาม​สัมภาษณ์​เพื่อ​ค้น​พบ​ลูกค้า</w:t>
       </w:r>
     </w:p>
     <w:tbl>
@@ -18515,11 +17651,11 @@
                 <w:lang w:val="th-TH" w:eastAsia="th-TH" w:bidi="th-TH"/>
                 <w:noProof/>
               </w:rPr>
-              <w:t>• ปกติ​รับประทาน​อาหารกลางวัน​ที่​โรงอาหาร​คณะ FITM หรือ​โรงอาหาร​กลาง​บ่อย​เพียงใด</w:t>
+              <w:t>• ปกติ​รับ​ประทาน​อาหาร​กลาง​วัน​ที่​โรง​อาหาร​คณะ FITM หรือ​โรง​อาหาร​กลาง​บ่อย​เพียง​ใด</w:t>
               <w:br/>
-              <w:t>• ช่วงเวลา​ที่​เดินทาง​มาถึง​โรงอาหาร​คือ​ช่วงเวลา​ใด</w:t>
+              <w:t>• ช่วง​เวลา​ที่​เดิน​ทาง​มา​ถึง​โรง​อาหาร​คือ​ช่วง​เวลา​ใด</w:t>
               <w:br/>
-              <w:t>• เมนู​อาหาร​ที่​นิยม​สั่ง​เป็นประจำ​คือ​ประเภท​ใด</w:t>
+              <w:t>• เมนู​อาหาร​ที่​นิยม​สั่ง​เป็น​ประจำ​คือ​ประเภท​ใด</w:t>
             </w:r>
           </w:p>
         </w:tc>
@@ -18553,11 +17689,11 @@
                 <w:lang w:val="th-TH" w:eastAsia="th-TH" w:bidi="th-TH"/>
                 <w:noProof/>
               </w:rPr>
-              <w:t>• ใน​ช่วง​เร่งด่วน 11:30 - 13:00 น. มี​ลูกค้า​เข้ามา​สั่งอาหาร​พร้อมกัน​ประมาณ​กี่​ราย</w:t>
+              <w:t>• ใน​ช่วง​เร่ง​ด่วน 11:​30 - 13:​00 น. มี​ลูกค้า​เข้า​มา​สั่ง​อาหาร​พร้อม​กัน​ประมาณ​กี่​ราย</w:t>
               <w:br/>
-              <w:t>• มี​กระบวนการ​รับ​ออเดอร์​และ​บันทึก​คิว​อย่างไร</w:t>
+              <w:t>• มี​กระบวนการ​รับ​ออ​เด​อร์​และ​บันทึก​คิว​อย่างไร</w:t>
               <w:br/>
-              <w:t>• มี​ผู้ช่วย​ปรุงอาหาร​และ​รับเงิน​จำนวน​กี่​คน</w:t>
+              <w:t>• มี​ผู้​ช่วย​ปรุง​อาหาร​และ​รับ​เงิน​จำนวน​กี่​คน</w:t>
             </w:r>
           </w:p>
         </w:tc>
@@ -18632,11 +17768,11 @@
                 <w:lang w:val="th-TH" w:eastAsia="th-TH" w:bidi="th-TH"/>
                 <w:noProof/>
               </w:rPr>
-              <w:t>• การ​ที่​ร้านอาหาร​มี​จำนวน​น้อย เคย​พบ​ปัญหา​ต้อง​ยืน​รอ​คิว​ปรุงอาหาร​ประมาณ 5​-​10 นาที​หรือไม่</w:t>
+              <w:t>• การ​ที่​ร้าน​อาหาร​มี​จำนวน​น้อย เคย​พบ​ปัญหา​ต้อง​ยืน​รอ​คิว​ปรุง​อาหาร​ประมาณ 5​-​10 นาที​หรือ​ไม่</w:t>
               <w:br/>
-              <w:t>• ความล่าช้า​ใน​การ​รอ​คิว​ส่ง​ผลกระทบ​ต่อ​เวลาพักผ่อน​หรือไม่</w:t>
+              <w:t>• ความ​ล่าช้า​ใน​การ​รอ​คิว​ส่ง​ผลก​ระ​ทบ​ต่อ​เวลา​พัก​ผ่อน​หรือ​ไม่</w:t>
               <w:br/>
-              <w:t>• เคย​พบ​ปัญหา​การจด​ออเดอร์​ผิด​หรือ​ตกหล่น​หรือไม่</w:t>
+              <w:t>• เคย​พบ​ปัญหา​การ​จด​ออ​เด​อร์​ผิด​หรือ​ตกหล่น​หรือ​ไม่</w:t>
             </w:r>
           </w:p>
         </w:tc>
@@ -18670,11 +17806,11 @@
                 <w:lang w:val="th-TH" w:eastAsia="th-TH" w:bidi="th-TH"/>
                 <w:noProof/>
               </w:rPr>
-              <w:t>• ช่วง​ที่​มี​ลูกค้า​สั่ง​พร้อมกัน เคย​พบ​ปัญหา​จด​ออเดอร์​ไม่​ทัน​หรือ​สลับ​คิว​หรือไม่</w:t>
+              <w:t>• ช่วง​ที่​มี​ลูกค้า​สั่ง​พร้อม​กัน เคย​พบ​ปัญหา​จด​ออ​เด​อร์​ไม่ทัน​หรือ​สลับ​คิว​หรือ​ไม่</w:t>
               <w:br/>
-              <w:t>• การสลับ​มือ​มา​รับ​เงินสด​และ​ทอนเงิน​ทำให้​ปรุงอาหาร​ช้า​ลง​หรือไม่</w:t>
+              <w:t>• การ​สลับ​มือ​มา​รับ​เงินสด​และ​ทอน​เงิน​ทำให้​ปรุง​อาหาร​ช้า​ลง​หรือ​ไม่</w:t>
               <w:br/>
-              <w:t>• มี​ข้อจำกัด​ด้าน​พื้นที่​หน้า​ร้าน​เมื่อ​มี​คน​ยืน​รอ​หรือไม่</w:t>
+              <w:t>• มี​ข้อ​จำกัด​ด้าน​พื้นที่​หน้า​ร้าน​เมื่อ​มี​คน​ยืน​รอ​หรือ​ไม่</w:t>
             </w:r>
           </w:p>
         </w:tc>
@@ -18713,7 +17849,7 @@
                 <w:lang w:val="th-TH" w:eastAsia="th-TH" w:bidi="th-TH"/>
                 <w:noProof/>
               </w:rPr>
-              <w:t>3. แนว​ทางแก้ไข​และ​ความคาดหวัง</w:t>
+              <w:t>3. แนวทาง​แก้ไข​และ​ความ​คาด​หวัง</w:t>
               <w:br/>
               <w:t>(Proposed Solution &amp; Value)</w:t>
             </w:r>
@@ -18749,11 +17885,11 @@
                 <w:lang w:val="th-TH" w:eastAsia="th-TH" w:bidi="th-TH"/>
                 <w:noProof/>
               </w:rPr>
-              <w:t>• หาก​สามารถ​สั่งอาหาร​ล่วงหน้า​ผ่าน LINE OA และ​เดิน​มา​รับได้​เมื่อ​ถึง​คิว จะ​ช่วย​ประหยัดเวลา​ได้​หรือไม่</w:t>
+              <w:t>• หาก​สามารถ​สั่ง​อาหาร​ล่วง​หน้า​ผ่าน LINE OA และ​เดิน​มา​รับ​ได้​เมื่อ​ถึง​คิว จะ​ช่วย​ประหยัด​เวลา​ได้​หรือ​ไม่</w:t>
               <w:br/>
               <w:t>• ต้องการ​ให้​ระบบ​แจ้ง​เตือน​สถานะ​คิว​แบบ​ใด</w:t>
               <w:br/>
-              <w:t>• ความสะดวก​ใน​การ​ชำระเงิน​ผ่าน PromptPay ตอบ​โจทย์​การใช้งาน​หรือไม่</w:t>
+              <w:t>• ความ​สะดวก​ใน​การ​ชำระ​เงิน​ผ่าน PromptPay ตอบ​โจทย์​การ​ใช้​งาน​หรือ​ไม่</w:t>
             </w:r>
           </w:p>
         </w:tc>
@@ -18787,11 +17923,11 @@
                 <w:lang w:val="th-TH" w:eastAsia="th-TH" w:bidi="th-TH"/>
                 <w:noProof/>
               </w:rPr>
-              <w:t>• หาก​มี​หน้าจอ​แท็บเล็ต​ช่วย​จัด​คิว​และ​รวม​เมนู​ที่​เหมือนกัน จะ​ช่วย​ให้​ปรุงอาหาร​ได้​คล่องตัว​ขึ้น​หรือไม่</w:t>
+              <w:t>• หาก​มี​หน้า​จอ​แท็บเล็ต​ช่วย​จัด​คิว​และ​รวม​เมนู​ที่​เหมือน​กัน จะ​ช่วย​ให้​ปรุง​อาหาร​ได้​คล่อง​ตัว​ขึ้น​หรือ​ไม่</w:t>
               <w:br/>
-              <w:t>• หาก​ระบบ​คิด​ค่าธรรมเนียม​ธุรกรรม​เล็กน้อย (3-5%) เพื่อ​แลก​กับ​ความสะดวก มี​ความคิดเห็น​อย่างไร</w:t>
+              <w:t>• หาก​ระบบ​คิด​ค่า​ธรรมเนียม​ธุรกรรม​เล็ก​น้อย (3​-​5%) เพื่อ​แลก​กับ​ความ​สะดวก มี​ความ​คิด​เห็น​อย่างไร</w:t>
               <w:br/>
-              <w:t>• ความต้องการ​การ​ฝึกอบรม​ใช้งาน​ระบบ​เบื้องต้น</w:t>
+              <w:t>• ความ​ต้องการ​การ​ฝึก​อบรม​ใช้​งาน​ระบบ​เบื้อง​ต้น</w:t>
             </w:r>
           </w:p>
         </w:tc>
@@ -18816,7 +17952,7 @@
           <w:lang w:val="th-TH" w:eastAsia="th-TH" w:bidi="th-TH"/>
           <w:noProof/>
         </w:rPr>
-        <w:t>แบบ​ร่าง​แนว​คำถาม​ข้างต้น​ได้รับ​การ​ออกแบบ​ขึ้น​เพื่อ​เป็น​เครื่องมือ​ใน​การ​เก็บ​ข้อมูล​เชิง​คุณภาพ​ในอนาคต โดย​ยึด​หลักการ​ค้นพบ​ปัญหา​ที่​แท้จริง​จาก​ผู้ใช้งาน​จริง​ใน​พื้นที่ ทั้งนี้​ใน​รายงาน​ฉบับ​นี้​เป็นการ​นำเสนอ​แนวคิด​ทาง​ธุรกิจ​และ​การศึกษา​ความเป็นไปได้​เบื้องต้น ยัง​มิได้​มี​การ​จัดเก็บ​ข้อมูล​สถิติ​ตัวเลข​หรือ​การ​ทดสอบ​การใช้งาน​ระบบ​จริง</w:t>
+        <w:t>แบบ​ร่าง​แนว​คำถาม​ข้าง​ต้น​ได้​รับ​การ​ออกแบบ​ขึ้น​เพื่อ​เป็น​เครื่อง​มือ​ใน​การ​เก็บ​ข้อมูล​เชิง​คุณภาพ​ใน​อนาคต โดย​ยึด​หลัก​การ​ค้น​พบ​ปัญหา​ที่แท้​จริง​จาก​ผู้​ใช้​งาน​จริง​ใน​พื้นที่ ทั้งนี้​ใน​รายงาน​ฉบับ​นี้​เป็นการ​นำ​เสนอ​แนวคิด​ทาง​ธุรกิจ​และ​การ​ศึกษา​ความ​เป็น​ไป​ได้​เบื้อง​ต้น ยัง​มิได้​มี​การ​จัด​เก็บ​ข้อมูล​สถิติ​ตัวเลข​หรือ​การ​ทดสอบ​การ​ใช้​งาน​ระบบ​จริง</w:t>
       </w:r>
     </w:p>
     <w:sectPr>
@@ -18999,6 +18135,7 @@
     <w:pPr>
       <w:pStyle w:val="Header"/>
     </w:pPr>
+    <w:r/>
   </w:p>
 </w:hdr>
 </file>
